--- a/entregables/material_suplementario_es.docx
+++ b/entregables/material_suplementario_es.docx
@@ -135,7 +135,7 @@
         <w:t xml:space="preserve"> </w:t>
       </w:r>
       <w:r>
-        <w:t xml:space="preserve">— Notas S1–S3, Tablas S1–S17 y Figuras S1–S3.</w:t>
+        <w:t xml:space="preserve">— Notas S1–S3, Tablas S1–S19 y Figuras S1–S3.</w:t>
       </w:r>
       <w:r>
         <w:br/>
@@ -305,13 +305,13 @@
           <w:b/>
           <w:bCs/>
         </w:rPr>
-        <w:t xml:space="preserve">Tablas S1–S17:</w:t>
+        <w:t xml:space="preserve">Tablas S1–S19:</w:t>
       </w:r>
       <w:r>
         <w:t xml:space="preserve"> </w:t>
       </w:r>
       <w:r>
-        <w:t xml:space="preserve">diccionario de variables, hiperparámetros, resultados departamentales, perfil computacional, cobertura conformal, evaluación poblacional, significancia pareada, bloques espaciales, lead time, muestreo, benchmark completo, ablación, baseline M1, política gated, SHAP, cost-loss y auditoría de datos.</w:t>
+        <w:t xml:space="preserve">diccionario de variables, hiperparámetros, resultados departamentales, perfil computacional, cobertura conformal, evaluación poblacional, significancia pareada, bloques espaciales, lead time, muestreo, benchmark completo, ablación, baseline M1, política gated, holdout de confirmación, baseline acoplado, SHAP, cost-loss y auditoría de datos.</w:t>
       </w:r>
     </w:p>
     <w:p>
@@ -12606,7 +12606,7 @@
         <w:pStyle w:val="BodyText"/>
       </w:pPr>
       <w:r>
-        <w:t xml:space="preserve">M1 = biophysical only; M2 = macro-anchor baseline; M3 = multiscale socio-ecological hybrid. Holdout = 50-km spatial block; Held-in = reference cells not excluded from training. The confirmation holdout is not used here.</w:t>
+        <w:t xml:space="preserve">M1 = biophysical only; M2 = macro-anchor baseline; M3 = multiscale socio-ecological hybrid. Holdout = 50-km spatial block; Held-in = reference cells not excluded from training. The confirmation holdout is evaluated separately in Table S18.</w:t>
       </w:r>
     </w:p>
     <w:p>
@@ -32963,6 +32963,1778 @@
       </w:pPr>
       <w:r>
         <w:t xml:space="preserve">Métricas poblacionales tras corrección de prior: Chaco ROC-AUC 0.8081, PR-AUC 0.0009, precisión 0.077 %, recall 30.873 %, F0.5 0.0010; Oriental ROC-AUC 0.7598, PR-AUC 0.0019, precisión 0.210 %, recall 18.546 %, F0.5 0.0026. Cutoffs: Chaco 0.2218 muestra / 0.000436 población; Oriental 0.2186 muestra / 0.001158 población.</w:t>
+      </w:r>
+    </w:p>
+    <w:p>
+      <w:pPr>
+        <w:pStyle w:val="BodyText"/>
+      </w:pPr>
+      <w:r>
+        <w:rPr>
+          <w:b/>
+          <w:bCs/>
+        </w:rPr>
+        <w:t xml:space="preserve">Tabla S18.</w:t>
+      </w:r>
+      <w:r>
+        <w:t xml:space="preserve"> </w:t>
+      </w:r>
+      <w:r>
+        <w:t xml:space="preserve">Holdout espacial independiente de confirmación en 2023. Los modelos se reentrenaron excluyendo los 31 bloques de confirmación y su buffer de 20 km; el cutoff se seleccionó en celdas held-in de 2023 y se aplicó una vez a las celdas de confirmación.</w:t>
+      </w:r>
+    </w:p>
+    <w:tbl>
+      <w:tblPr>
+        <w:tblStyle w:val="Table"/>
+        <w:tblW w:type="pct" w:w="5000"/>
+        <w:tblLayout w:type="fixed"/>
+        <w:tblLook w:firstRow="1" w:lastRow="0" w:firstColumn="0" w:lastColumn="0" w:noHBand="0" w:noVBand="0" w:val="0020"/>
+      </w:tblPr>
+      <w:tblGrid>
+        <w:gridCol w:w="792"/>
+        <w:gridCol w:w="792"/>
+        <w:gridCol w:w="792"/>
+        <w:gridCol w:w="792"/>
+        <w:gridCol w:w="792"/>
+        <w:gridCol w:w="792"/>
+        <w:gridCol w:w="792"/>
+        <w:gridCol w:w="792"/>
+        <w:gridCol w:w="792"/>
+        <w:gridCol w:w="792"/>
+      </w:tblGrid>
+      <w:tr>
+        <w:trPr>
+          <w:tblHeader w:val="on"/>
+        </w:trPr>
+        <w:tc>
+          <w:tcPr/>
+          <w:p>
+            <w:pPr>
+              <w:pStyle w:val="Compact"/>
+              <w:jc w:val="left"/>
+            </w:pPr>
+            <w:r>
+              <w:t xml:space="preserve">Región</w:t>
+            </w:r>
+          </w:p>
+        </w:tc>
+        <w:tc>
+          <w:tcPr/>
+          <w:p>
+            <w:pPr>
+              <w:pStyle w:val="Compact"/>
+              <w:jc w:val="left"/>
+            </w:pPr>
+            <w:r>
+              <w:t xml:space="preserve">Modelo</w:t>
+            </w:r>
+          </w:p>
+        </w:tc>
+        <w:tc>
+          <w:tcPr/>
+          <w:p>
+            <w:pPr>
+              <w:pStyle w:val="Compact"/>
+              <w:jc w:val="left"/>
+            </w:pPr>
+            <w:r>
+              <w:t xml:space="preserve">Evaluación</w:t>
+            </w:r>
+          </w:p>
+        </w:tc>
+        <w:tc>
+          <w:tcPr/>
+          <w:p>
+            <w:pPr>
+              <w:pStyle w:val="Compact"/>
+              <w:jc w:val="right"/>
+            </w:pPr>
+            <w:r>
+              <w:t xml:space="preserve">n</w:t>
+            </w:r>
+          </w:p>
+        </w:tc>
+        <w:tc>
+          <w:tcPr/>
+          <w:p>
+            <w:pPr>
+              <w:pStyle w:val="Compact"/>
+              <w:jc w:val="right"/>
+            </w:pPr>
+            <w:r>
+              <w:t xml:space="preserve">Positivos</w:t>
+            </w:r>
+          </w:p>
+        </w:tc>
+        <w:tc>
+          <w:tcPr/>
+          <w:p>
+            <w:pPr>
+              <w:pStyle w:val="Compact"/>
+              <w:jc w:val="right"/>
+            </w:pPr>
+            <w:r>
+              <w:t xml:space="preserve">ROC-AUC</w:t>
+            </w:r>
+          </w:p>
+        </w:tc>
+        <w:tc>
+          <w:tcPr/>
+          <w:p>
+            <w:pPr>
+              <w:pStyle w:val="Compact"/>
+              <w:jc w:val="right"/>
+            </w:pPr>
+            <w:r>
+              <w:t xml:space="preserve">PR-AUC</w:t>
+            </w:r>
+          </w:p>
+        </w:tc>
+        <w:tc>
+          <w:tcPr/>
+          <w:p>
+            <w:pPr>
+              <w:pStyle w:val="Compact"/>
+              <w:jc w:val="right"/>
+            </w:pPr>
+            <w:r>
+              <w:t xml:space="preserve">Precisión</w:t>
+            </w:r>
+          </w:p>
+        </w:tc>
+        <w:tc>
+          <w:tcPr/>
+          <w:p>
+            <w:pPr>
+              <w:pStyle w:val="Compact"/>
+              <w:jc w:val="right"/>
+            </w:pPr>
+            <w:r>
+              <w:t xml:space="preserve">Recall</w:t>
+            </w:r>
+          </w:p>
+        </w:tc>
+        <w:tc>
+          <w:tcPr/>
+          <w:p>
+            <w:pPr>
+              <w:pStyle w:val="Compact"/>
+              <w:jc w:val="right"/>
+            </w:pPr>
+            <w:r>
+              <w:t xml:space="preserve">F0.5</w:t>
+            </w:r>
+          </w:p>
+        </w:tc>
+      </w:tr>
+      <w:tr>
+        <w:tc>
+          <w:tcPr/>
+          <w:p>
+            <w:pPr>
+              <w:pStyle w:val="Compact"/>
+              <w:jc w:val="left"/>
+            </w:pPr>
+            <w:r>
+              <w:t xml:space="preserve">Chaco</w:t>
+            </w:r>
+          </w:p>
+        </w:tc>
+        <w:tc>
+          <w:tcPr/>
+          <w:p>
+            <w:pPr>
+              <w:pStyle w:val="Compact"/>
+              <w:jc w:val="left"/>
+            </w:pPr>
+            <w:r>
+              <w:t xml:space="preserve">M1</w:t>
+            </w:r>
+          </w:p>
+        </w:tc>
+        <w:tc>
+          <w:tcPr/>
+          <w:p>
+            <w:pPr>
+              <w:pStyle w:val="Compact"/>
+              <w:jc w:val="left"/>
+            </w:pPr>
+            <w:r>
+              <w:t xml:space="preserve">Confirmación</w:t>
+            </w:r>
+          </w:p>
+        </w:tc>
+        <w:tc>
+          <w:tcPr/>
+          <w:p>
+            <w:pPr>
+              <w:pStyle w:val="Compact"/>
+              <w:jc w:val="right"/>
+            </w:pPr>
+            <w:r>
+              <w:t xml:space="preserve">16 579</w:t>
+            </w:r>
+          </w:p>
+        </w:tc>
+        <w:tc>
+          <w:tcPr/>
+          <w:p>
+            <w:pPr>
+              <w:pStyle w:val="Compact"/>
+              <w:jc w:val="right"/>
+            </w:pPr>
+            <w:r>
+              <w:t xml:space="preserve">1 404</w:t>
+            </w:r>
+          </w:p>
+        </w:tc>
+        <w:tc>
+          <w:tcPr/>
+          <w:p>
+            <w:pPr>
+              <w:pStyle w:val="Compact"/>
+              <w:jc w:val="right"/>
+            </w:pPr>
+            <w:r>
+              <w:t xml:space="preserve">0.6435</w:t>
+            </w:r>
+          </w:p>
+        </w:tc>
+        <w:tc>
+          <w:tcPr/>
+          <w:p>
+            <w:pPr>
+              <w:pStyle w:val="Compact"/>
+              <w:jc w:val="right"/>
+            </w:pPr>
+            <w:r>
+              <w:t xml:space="preserve">0.1263</w:t>
+            </w:r>
+          </w:p>
+        </w:tc>
+        <w:tc>
+          <w:tcPr/>
+          <w:p>
+            <w:pPr>
+              <w:pStyle w:val="Compact"/>
+              <w:jc w:val="right"/>
+            </w:pPr>
+            <w:r>
+              <w:t xml:space="preserve">14.57 %</w:t>
+            </w:r>
+          </w:p>
+        </w:tc>
+        <w:tc>
+          <w:tcPr/>
+          <w:p>
+            <w:pPr>
+              <w:pStyle w:val="Compact"/>
+              <w:jc w:val="right"/>
+            </w:pPr>
+            <w:r>
+              <w:t xml:space="preserve">9.26 %</w:t>
+            </w:r>
+          </w:p>
+        </w:tc>
+        <w:tc>
+          <w:tcPr/>
+          <w:p>
+            <w:pPr>
+              <w:pStyle w:val="Compact"/>
+              <w:jc w:val="right"/>
+            </w:pPr>
+            <w:r>
+              <w:t xml:space="preserve">0.1307</w:t>
+            </w:r>
+          </w:p>
+        </w:tc>
+      </w:tr>
+      <w:tr>
+        <w:tc>
+          <w:tcPr/>
+          <w:p>
+            <w:pPr>
+              <w:pStyle w:val="Compact"/>
+              <w:jc w:val="left"/>
+            </w:pPr>
+            <w:r>
+              <w:t xml:space="preserve">Chaco</w:t>
+            </w:r>
+          </w:p>
+        </w:tc>
+        <w:tc>
+          <w:tcPr/>
+          <w:p>
+            <w:pPr>
+              <w:pStyle w:val="Compact"/>
+              <w:jc w:val="left"/>
+            </w:pPr>
+            <w:r>
+              <w:t xml:space="preserve">M2</w:t>
+            </w:r>
+          </w:p>
+        </w:tc>
+        <w:tc>
+          <w:tcPr/>
+          <w:p>
+            <w:pPr>
+              <w:pStyle w:val="Compact"/>
+              <w:jc w:val="left"/>
+            </w:pPr>
+            <w:r>
+              <w:t xml:space="preserve">Confirmación</w:t>
+            </w:r>
+          </w:p>
+        </w:tc>
+        <w:tc>
+          <w:tcPr/>
+          <w:p>
+            <w:pPr>
+              <w:pStyle w:val="Compact"/>
+              <w:jc w:val="right"/>
+            </w:pPr>
+            <w:r>
+              <w:t xml:space="preserve">16 579</w:t>
+            </w:r>
+          </w:p>
+        </w:tc>
+        <w:tc>
+          <w:tcPr/>
+          <w:p>
+            <w:pPr>
+              <w:pStyle w:val="Compact"/>
+              <w:jc w:val="right"/>
+            </w:pPr>
+            <w:r>
+              <w:t xml:space="preserve">1 404</w:t>
+            </w:r>
+          </w:p>
+        </w:tc>
+        <w:tc>
+          <w:tcPr/>
+          <w:p>
+            <w:pPr>
+              <w:pStyle w:val="Compact"/>
+              <w:jc w:val="right"/>
+            </w:pPr>
+            <w:r>
+              <w:t xml:space="preserve">0.6871</w:t>
+            </w:r>
+          </w:p>
+        </w:tc>
+        <w:tc>
+          <w:tcPr/>
+          <w:p>
+            <w:pPr>
+              <w:pStyle w:val="Compact"/>
+              <w:jc w:val="right"/>
+            </w:pPr>
+            <w:r>
+              <w:t xml:space="preserve">0.1759</w:t>
+            </w:r>
+          </w:p>
+        </w:tc>
+        <w:tc>
+          <w:tcPr/>
+          <w:p>
+            <w:pPr>
+              <w:pStyle w:val="Compact"/>
+              <w:jc w:val="right"/>
+            </w:pPr>
+            <w:r>
+              <w:t xml:space="preserve">44.44 %</w:t>
+            </w:r>
+          </w:p>
+        </w:tc>
+        <w:tc>
+          <w:tcPr/>
+          <w:p>
+            <w:pPr>
+              <w:pStyle w:val="Compact"/>
+              <w:jc w:val="right"/>
+            </w:pPr>
+            <w:r>
+              <w:t xml:space="preserve">0.57 %</w:t>
+            </w:r>
+          </w:p>
+        </w:tc>
+        <w:tc>
+          <w:tcPr/>
+          <w:p>
+            <w:pPr>
+              <w:pStyle w:val="Compact"/>
+              <w:jc w:val="right"/>
+            </w:pPr>
+            <w:r>
+              <w:t xml:space="preserve">0.0271</w:t>
+            </w:r>
+          </w:p>
+        </w:tc>
+      </w:tr>
+      <w:tr>
+        <w:tc>
+          <w:tcPr/>
+          <w:p>
+            <w:pPr>
+              <w:pStyle w:val="Compact"/>
+              <w:jc w:val="left"/>
+            </w:pPr>
+            <w:r>
+              <w:t xml:space="preserve">Chaco</w:t>
+            </w:r>
+          </w:p>
+        </w:tc>
+        <w:tc>
+          <w:tcPr/>
+          <w:p>
+            <w:pPr>
+              <w:pStyle w:val="Compact"/>
+              <w:jc w:val="left"/>
+            </w:pPr>
+            <w:r>
+              <w:t xml:space="preserve">M3</w:t>
+            </w:r>
+          </w:p>
+        </w:tc>
+        <w:tc>
+          <w:tcPr/>
+          <w:p>
+            <w:pPr>
+              <w:pStyle w:val="Compact"/>
+              <w:jc w:val="left"/>
+            </w:pPr>
+            <w:r>
+              <w:t xml:space="preserve">Confirmación</w:t>
+            </w:r>
+          </w:p>
+        </w:tc>
+        <w:tc>
+          <w:tcPr/>
+          <w:p>
+            <w:pPr>
+              <w:pStyle w:val="Compact"/>
+              <w:jc w:val="right"/>
+            </w:pPr>
+            <w:r>
+              <w:t xml:space="preserve">16 579</w:t>
+            </w:r>
+          </w:p>
+        </w:tc>
+        <w:tc>
+          <w:tcPr/>
+          <w:p>
+            <w:pPr>
+              <w:pStyle w:val="Compact"/>
+              <w:jc w:val="right"/>
+            </w:pPr>
+            <w:r>
+              <w:t xml:space="preserve">1 404</w:t>
+            </w:r>
+          </w:p>
+        </w:tc>
+        <w:tc>
+          <w:tcPr/>
+          <w:p>
+            <w:pPr>
+              <w:pStyle w:val="Compact"/>
+              <w:jc w:val="right"/>
+            </w:pPr>
+            <w:r>
+              <w:t xml:space="preserve">0.6757</w:t>
+            </w:r>
+          </w:p>
+        </w:tc>
+        <w:tc>
+          <w:tcPr/>
+          <w:p>
+            <w:pPr>
+              <w:pStyle w:val="Compact"/>
+              <w:jc w:val="right"/>
+            </w:pPr>
+            <w:r>
+              <w:t xml:space="preserve">0.1663</w:t>
+            </w:r>
+          </w:p>
+        </w:tc>
+        <w:tc>
+          <w:tcPr/>
+          <w:p>
+            <w:pPr>
+              <w:pStyle w:val="Compact"/>
+              <w:jc w:val="right"/>
+            </w:pPr>
+            <w:r>
+              <w:t xml:space="preserve">60.00 %</w:t>
+            </w:r>
+          </w:p>
+        </w:tc>
+        <w:tc>
+          <w:tcPr/>
+          <w:p>
+            <w:pPr>
+              <w:pStyle w:val="Compact"/>
+              <w:jc w:val="right"/>
+            </w:pPr>
+            <w:r>
+              <w:t xml:space="preserve">0.43 %</w:t>
+            </w:r>
+          </w:p>
+        </w:tc>
+        <w:tc>
+          <w:tcPr/>
+          <w:p>
+            <w:pPr>
+              <w:pStyle w:val="Compact"/>
+              <w:jc w:val="right"/>
+            </w:pPr>
+            <w:r>
+              <w:t xml:space="preserve">0.0208</w:t>
+            </w:r>
+          </w:p>
+        </w:tc>
+      </w:tr>
+      <w:tr>
+        <w:tc>
+          <w:tcPr/>
+          <w:p>
+            <w:pPr>
+              <w:pStyle w:val="Compact"/>
+              <w:jc w:val="left"/>
+            </w:pPr>
+            <w:r>
+              <w:t xml:space="preserve">Chaco</w:t>
+            </w:r>
+          </w:p>
+        </w:tc>
+        <w:tc>
+          <w:tcPr/>
+          <w:p>
+            <w:pPr>
+              <w:pStyle w:val="Compact"/>
+              <w:jc w:val="left"/>
+            </w:pPr>
+            <w:r>
+              <w:t xml:space="preserve">M3/M2 gated</w:t>
+            </w:r>
+          </w:p>
+        </w:tc>
+        <w:tc>
+          <w:tcPr/>
+          <w:p>
+            <w:pPr>
+              <w:pStyle w:val="Compact"/>
+              <w:jc w:val="left"/>
+            </w:pPr>
+            <w:r>
+              <w:t xml:space="preserve">Confirmación</w:t>
+            </w:r>
+          </w:p>
+        </w:tc>
+        <w:tc>
+          <w:tcPr/>
+          <w:p>
+            <w:pPr>
+              <w:pStyle w:val="Compact"/>
+              <w:jc w:val="right"/>
+            </w:pPr>
+            <w:r>
+              <w:t xml:space="preserve">16 579</w:t>
+            </w:r>
+          </w:p>
+        </w:tc>
+        <w:tc>
+          <w:tcPr/>
+          <w:p>
+            <w:pPr>
+              <w:pStyle w:val="Compact"/>
+              <w:jc w:val="right"/>
+            </w:pPr>
+            <w:r>
+              <w:t xml:space="preserve">1 404</w:t>
+            </w:r>
+          </w:p>
+        </w:tc>
+        <w:tc>
+          <w:tcPr/>
+          <w:p>
+            <w:pPr>
+              <w:pStyle w:val="Compact"/>
+              <w:jc w:val="right"/>
+            </w:pPr>
+            <w:r>
+              <w:t xml:space="preserve">0.6871</w:t>
+            </w:r>
+          </w:p>
+        </w:tc>
+        <w:tc>
+          <w:tcPr/>
+          <w:p>
+            <w:pPr>
+              <w:pStyle w:val="Compact"/>
+              <w:jc w:val="right"/>
+            </w:pPr>
+            <w:r>
+              <w:t xml:space="preserve">0.1759</w:t>
+            </w:r>
+          </w:p>
+        </w:tc>
+        <w:tc>
+          <w:tcPr/>
+          <w:p>
+            <w:pPr>
+              <w:pStyle w:val="Compact"/>
+              <w:jc w:val="right"/>
+            </w:pPr>
+            <w:r>
+              <w:t xml:space="preserve">54.55 %</w:t>
+            </w:r>
+          </w:p>
+        </w:tc>
+        <w:tc>
+          <w:tcPr/>
+          <w:p>
+            <w:pPr>
+              <w:pStyle w:val="Compact"/>
+              <w:jc w:val="right"/>
+            </w:pPr>
+            <w:r>
+              <w:t xml:space="preserve">0.43 %</w:t>
+            </w:r>
+          </w:p>
+        </w:tc>
+        <w:tc>
+          <w:tcPr/>
+          <w:p>
+            <w:pPr>
+              <w:pStyle w:val="Compact"/>
+              <w:jc w:val="right"/>
+            </w:pPr>
+            <w:r>
+              <w:t xml:space="preserve">0.0207</w:t>
+            </w:r>
+          </w:p>
+        </w:tc>
+      </w:tr>
+      <w:tr>
+        <w:tc>
+          <w:tcPr/>
+          <w:p>
+            <w:pPr>
+              <w:pStyle w:val="Compact"/>
+              <w:jc w:val="left"/>
+            </w:pPr>
+            <w:r>
+              <w:t xml:space="preserve">Oriental</w:t>
+            </w:r>
+          </w:p>
+        </w:tc>
+        <w:tc>
+          <w:tcPr/>
+          <w:p>
+            <w:pPr>
+              <w:pStyle w:val="Compact"/>
+              <w:jc w:val="left"/>
+            </w:pPr>
+            <w:r>
+              <w:t xml:space="preserve">M1</w:t>
+            </w:r>
+          </w:p>
+        </w:tc>
+        <w:tc>
+          <w:tcPr/>
+          <w:p>
+            <w:pPr>
+              <w:pStyle w:val="Compact"/>
+              <w:jc w:val="left"/>
+            </w:pPr>
+            <w:r>
+              <w:t xml:space="preserve">Confirmación</w:t>
+            </w:r>
+          </w:p>
+        </w:tc>
+        <w:tc>
+          <w:tcPr/>
+          <w:p>
+            <w:pPr>
+              <w:pStyle w:val="Compact"/>
+              <w:jc w:val="right"/>
+            </w:pPr>
+            <w:r>
+              <w:t xml:space="preserve">14 551</w:t>
+            </w:r>
+          </w:p>
+        </w:tc>
+        <w:tc>
+          <w:tcPr/>
+          <w:p>
+            <w:pPr>
+              <w:pStyle w:val="Compact"/>
+              <w:jc w:val="right"/>
+            </w:pPr>
+            <w:r>
+              <w:t xml:space="preserve">1 615</w:t>
+            </w:r>
+          </w:p>
+        </w:tc>
+        <w:tc>
+          <w:tcPr/>
+          <w:p>
+            <w:pPr>
+              <w:pStyle w:val="Compact"/>
+              <w:jc w:val="right"/>
+            </w:pPr>
+            <w:r>
+              <w:t xml:space="preserve">0.6388</w:t>
+            </w:r>
+          </w:p>
+        </w:tc>
+        <w:tc>
+          <w:tcPr/>
+          <w:p>
+            <w:pPr>
+              <w:pStyle w:val="Compact"/>
+              <w:jc w:val="right"/>
+            </w:pPr>
+            <w:r>
+              <w:t xml:space="preserve">0.1735</w:t>
+            </w:r>
+          </w:p>
+        </w:tc>
+        <w:tc>
+          <w:tcPr/>
+          <w:p>
+            <w:pPr>
+              <w:pStyle w:val="Compact"/>
+              <w:jc w:val="right"/>
+            </w:pPr>
+            <w:r>
+              <w:t xml:space="preserve">20.48 %</w:t>
+            </w:r>
+          </w:p>
+        </w:tc>
+        <w:tc>
+          <w:tcPr/>
+          <w:p>
+            <w:pPr>
+              <w:pStyle w:val="Compact"/>
+              <w:jc w:val="right"/>
+            </w:pPr>
+            <w:r>
+              <w:t xml:space="preserve">25.57 %</w:t>
+            </w:r>
+          </w:p>
+        </w:tc>
+        <w:tc>
+          <w:tcPr/>
+          <w:p>
+            <w:pPr>
+              <w:pStyle w:val="Compact"/>
+              <w:jc w:val="right"/>
+            </w:pPr>
+            <w:r>
+              <w:t xml:space="preserve">0.2133</w:t>
+            </w:r>
+          </w:p>
+        </w:tc>
+      </w:tr>
+      <w:tr>
+        <w:tc>
+          <w:tcPr/>
+          <w:p>
+            <w:pPr>
+              <w:pStyle w:val="Compact"/>
+              <w:jc w:val="left"/>
+            </w:pPr>
+            <w:r>
+              <w:t xml:space="preserve">Oriental</w:t>
+            </w:r>
+          </w:p>
+        </w:tc>
+        <w:tc>
+          <w:tcPr/>
+          <w:p>
+            <w:pPr>
+              <w:pStyle w:val="Compact"/>
+              <w:jc w:val="left"/>
+            </w:pPr>
+            <w:r>
+              <w:t xml:space="preserve">M2</w:t>
+            </w:r>
+          </w:p>
+        </w:tc>
+        <w:tc>
+          <w:tcPr/>
+          <w:p>
+            <w:pPr>
+              <w:pStyle w:val="Compact"/>
+              <w:jc w:val="left"/>
+            </w:pPr>
+            <w:r>
+              <w:t xml:space="preserve">Confirmación</w:t>
+            </w:r>
+          </w:p>
+        </w:tc>
+        <w:tc>
+          <w:tcPr/>
+          <w:p>
+            <w:pPr>
+              <w:pStyle w:val="Compact"/>
+              <w:jc w:val="right"/>
+            </w:pPr>
+            <w:r>
+              <w:t xml:space="preserve">14 551</w:t>
+            </w:r>
+          </w:p>
+        </w:tc>
+        <w:tc>
+          <w:tcPr/>
+          <w:p>
+            <w:pPr>
+              <w:pStyle w:val="Compact"/>
+              <w:jc w:val="right"/>
+            </w:pPr>
+            <w:r>
+              <w:t xml:space="preserve">1 615</w:t>
+            </w:r>
+          </w:p>
+        </w:tc>
+        <w:tc>
+          <w:tcPr/>
+          <w:p>
+            <w:pPr>
+              <w:pStyle w:val="Compact"/>
+              <w:jc w:val="right"/>
+            </w:pPr>
+            <w:r>
+              <w:t xml:space="preserve">0.6621</w:t>
+            </w:r>
+          </w:p>
+        </w:tc>
+        <w:tc>
+          <w:tcPr/>
+          <w:p>
+            <w:pPr>
+              <w:pStyle w:val="Compact"/>
+              <w:jc w:val="right"/>
+            </w:pPr>
+            <w:r>
+              <w:t xml:space="preserve">0.1842</w:t>
+            </w:r>
+          </w:p>
+        </w:tc>
+        <w:tc>
+          <w:tcPr/>
+          <w:p>
+            <w:pPr>
+              <w:pStyle w:val="Compact"/>
+              <w:jc w:val="right"/>
+            </w:pPr>
+            <w:r>
+              <w:t xml:space="preserve">25.00 %</w:t>
+            </w:r>
+          </w:p>
+        </w:tc>
+        <w:tc>
+          <w:tcPr/>
+          <w:p>
+            <w:pPr>
+              <w:pStyle w:val="Compact"/>
+              <w:jc w:val="right"/>
+            </w:pPr>
+            <w:r>
+              <w:t xml:space="preserve">0.12 %</w:t>
+            </w:r>
+          </w:p>
+        </w:tc>
+        <w:tc>
+          <w:tcPr/>
+          <w:p>
+            <w:pPr>
+              <w:pStyle w:val="Compact"/>
+              <w:jc w:val="right"/>
+            </w:pPr>
+            <w:r>
+              <w:t xml:space="preserve">0.0061</w:t>
+            </w:r>
+          </w:p>
+        </w:tc>
+      </w:tr>
+      <w:tr>
+        <w:tc>
+          <w:tcPr/>
+          <w:p>
+            <w:pPr>
+              <w:pStyle w:val="Compact"/>
+              <w:jc w:val="left"/>
+            </w:pPr>
+            <w:r>
+              <w:t xml:space="preserve">Oriental</w:t>
+            </w:r>
+          </w:p>
+        </w:tc>
+        <w:tc>
+          <w:tcPr/>
+          <w:p>
+            <w:pPr>
+              <w:pStyle w:val="Compact"/>
+              <w:jc w:val="left"/>
+            </w:pPr>
+            <w:r>
+              <w:t xml:space="preserve">M3</w:t>
+            </w:r>
+          </w:p>
+        </w:tc>
+        <w:tc>
+          <w:tcPr/>
+          <w:p>
+            <w:pPr>
+              <w:pStyle w:val="Compact"/>
+              <w:jc w:val="left"/>
+            </w:pPr>
+            <w:r>
+              <w:t xml:space="preserve">Confirmación</w:t>
+            </w:r>
+          </w:p>
+        </w:tc>
+        <w:tc>
+          <w:tcPr/>
+          <w:p>
+            <w:pPr>
+              <w:pStyle w:val="Compact"/>
+              <w:jc w:val="right"/>
+            </w:pPr>
+            <w:r>
+              <w:t xml:space="preserve">14 551</w:t>
+            </w:r>
+          </w:p>
+        </w:tc>
+        <w:tc>
+          <w:tcPr/>
+          <w:p>
+            <w:pPr>
+              <w:pStyle w:val="Compact"/>
+              <w:jc w:val="right"/>
+            </w:pPr>
+            <w:r>
+              <w:t xml:space="preserve">1 615</w:t>
+            </w:r>
+          </w:p>
+        </w:tc>
+        <w:tc>
+          <w:tcPr/>
+          <w:p>
+            <w:pPr>
+              <w:pStyle w:val="Compact"/>
+              <w:jc w:val="right"/>
+            </w:pPr>
+            <w:r>
+              <w:t xml:space="preserve">0.6344</w:t>
+            </w:r>
+          </w:p>
+        </w:tc>
+        <w:tc>
+          <w:tcPr/>
+          <w:p>
+            <w:pPr>
+              <w:pStyle w:val="Compact"/>
+              <w:jc w:val="right"/>
+            </w:pPr>
+            <w:r>
+              <w:t xml:space="preserve">0.1700</w:t>
+            </w:r>
+          </w:p>
+        </w:tc>
+        <w:tc>
+          <w:tcPr/>
+          <w:p>
+            <w:pPr>
+              <w:pStyle w:val="Compact"/>
+              <w:jc w:val="right"/>
+            </w:pPr>
+            <w:r>
+              <w:t xml:space="preserve">50.00 %</w:t>
+            </w:r>
+          </w:p>
+        </w:tc>
+        <w:tc>
+          <w:tcPr/>
+          <w:p>
+            <w:pPr>
+              <w:pStyle w:val="Compact"/>
+              <w:jc w:val="right"/>
+            </w:pPr>
+            <w:r>
+              <w:t xml:space="preserve">0.06 %</w:t>
+            </w:r>
+          </w:p>
+        </w:tc>
+        <w:tc>
+          <w:tcPr/>
+          <w:p>
+            <w:pPr>
+              <w:pStyle w:val="Compact"/>
+              <w:jc w:val="right"/>
+            </w:pPr>
+            <w:r>
+              <w:t xml:space="preserve">0.0031</w:t>
+            </w:r>
+          </w:p>
+        </w:tc>
+      </w:tr>
+      <w:tr>
+        <w:tc>
+          <w:tcPr/>
+          <w:p>
+            <w:pPr>
+              <w:pStyle w:val="Compact"/>
+              <w:jc w:val="left"/>
+            </w:pPr>
+            <w:r>
+              <w:t xml:space="preserve">Oriental</w:t>
+            </w:r>
+          </w:p>
+        </w:tc>
+        <w:tc>
+          <w:tcPr/>
+          <w:p>
+            <w:pPr>
+              <w:pStyle w:val="Compact"/>
+              <w:jc w:val="left"/>
+            </w:pPr>
+            <w:r>
+              <w:t xml:space="preserve">M3/M2 gated</w:t>
+            </w:r>
+          </w:p>
+        </w:tc>
+        <w:tc>
+          <w:tcPr/>
+          <w:p>
+            <w:pPr>
+              <w:pStyle w:val="Compact"/>
+              <w:jc w:val="left"/>
+            </w:pPr>
+            <w:r>
+              <w:t xml:space="preserve">Confirmación</w:t>
+            </w:r>
+          </w:p>
+        </w:tc>
+        <w:tc>
+          <w:tcPr/>
+          <w:p>
+            <w:pPr>
+              <w:pStyle w:val="Compact"/>
+              <w:jc w:val="right"/>
+            </w:pPr>
+            <w:r>
+              <w:t xml:space="preserve">14 551</w:t>
+            </w:r>
+          </w:p>
+        </w:tc>
+        <w:tc>
+          <w:tcPr/>
+          <w:p>
+            <w:pPr>
+              <w:pStyle w:val="Compact"/>
+              <w:jc w:val="right"/>
+            </w:pPr>
+            <w:r>
+              <w:t xml:space="preserve">1 615</w:t>
+            </w:r>
+          </w:p>
+        </w:tc>
+        <w:tc>
+          <w:tcPr/>
+          <w:p>
+            <w:pPr>
+              <w:pStyle w:val="Compact"/>
+              <w:jc w:val="right"/>
+            </w:pPr>
+            <w:r>
+              <w:t xml:space="preserve">0.6621</w:t>
+            </w:r>
+          </w:p>
+        </w:tc>
+        <w:tc>
+          <w:tcPr/>
+          <w:p>
+            <w:pPr>
+              <w:pStyle w:val="Compact"/>
+              <w:jc w:val="right"/>
+            </w:pPr>
+            <w:r>
+              <w:t xml:space="preserve">0.1842</w:t>
+            </w:r>
+          </w:p>
+        </w:tc>
+        <w:tc>
+          <w:tcPr/>
+          <w:p>
+            <w:pPr>
+              <w:pStyle w:val="Compact"/>
+              <w:jc w:val="right"/>
+            </w:pPr>
+            <w:r>
+              <w:t xml:space="preserve">14.29 %</w:t>
+            </w:r>
+          </w:p>
+        </w:tc>
+        <w:tc>
+          <w:tcPr/>
+          <w:p>
+            <w:pPr>
+              <w:pStyle w:val="Compact"/>
+              <w:jc w:val="right"/>
+            </w:pPr>
+            <w:r>
+              <w:t xml:space="preserve">0.06 %</w:t>
+            </w:r>
+          </w:p>
+        </w:tc>
+        <w:tc>
+          <w:tcPr/>
+          <w:p>
+            <w:pPr>
+              <w:pStyle w:val="Compact"/>
+              <w:jc w:val="right"/>
+            </w:pPr>
+            <w:r>
+              <w:t xml:space="preserve">0.0030</w:t>
+            </w:r>
+          </w:p>
+        </w:tc>
+      </w:tr>
+    </w:tbl>
+    <w:p>
+      <w:pPr>
+        <w:pStyle w:val="BodyText"/>
+      </w:pPr>
+      <w:r>
+        <w:t xml:space="preserve">Las filas held-in de referencia 2023 y los conteos completos de precisión/recall/FP/FN están en</w:t>
+      </w:r>
+      <w:r>
+        <w:t xml:space="preserve"> </w:t>
+      </w:r>
+      <w:r>
+        <w:rPr>
+          <w:rStyle w:val="VerbatimChar"/>
+        </w:rPr>
+        <w:t xml:space="preserve">tablas/tablaS18_confirmacion_espacial_2023.csv</w:t>
+      </w:r>
+      <w:r>
+        <w:t xml:space="preserve">. El recall bajo con el cutoff congelado refleja el cambio de calibración entre held-in y confirmación; la comparación principal es la discriminación (ROC-AUC/PR-AUC).</w:t>
+      </w:r>
+    </w:p>
+    <w:p>
+      <w:pPr>
+        <w:pStyle w:val="BodyText"/>
+      </w:pPr>
+      <w:r>
+        <w:rPr>
+          <w:b/>
+          <w:bCs/>
+        </w:rPr>
+        <w:t xml:space="preserve">Tabla S19.</w:t>
+      </w:r>
+      <w:r>
+        <w:t xml:space="preserve"> </w:t>
+      </w:r>
+      <w:r>
+        <w:t xml:space="preserve">Baseline acoplado t-1 frente a la arquitectura desacoplada en la muestra combinada de fuego. El baseline acoplado es un único modelo binario de fuego en</w:t>
+      </w:r>
+      <w:r>
+        <w:t xml:space="preserve"> </w:t>
+      </w:r>
+      <w:r>
+        <w:rPr>
+          <w:rStyle w:val="VerbatimChar"/>
+        </w:rPr>
+        <w:t xml:space="preserve">t</w:t>
+      </w:r>
+      <w:r>
+        <w:t xml:space="preserve"> </w:t>
+      </w:r>
+      <w:r>
+        <w:t xml:space="preserve">con las tres variables causales de fuego t-1; el comparador desacoplado usa M3 en filas de ignición y el modelo de propagación en filas de propagación. Ambos usan las mismas filas de test caso-control combinadas.</w:t>
+      </w:r>
+    </w:p>
+    <w:tbl>
+      <w:tblPr>
+        <w:tblStyle w:val="Table"/>
+        <w:tblW w:type="pct" w:w="5000"/>
+        <w:tblLayout w:type="fixed"/>
+        <w:tblLook w:firstRow="1" w:lastRow="0" w:firstColumn="0" w:lastColumn="0" w:noHBand="0" w:noVBand="0" w:val="0020"/>
+      </w:tblPr>
+      <w:tblGrid>
+        <w:gridCol w:w="879"/>
+        <w:gridCol w:w="879"/>
+        <w:gridCol w:w="879"/>
+        <w:gridCol w:w="879"/>
+        <w:gridCol w:w="879"/>
+        <w:gridCol w:w="879"/>
+        <w:gridCol w:w="879"/>
+        <w:gridCol w:w="879"/>
+        <w:gridCol w:w="879"/>
+      </w:tblGrid>
+      <w:tr>
+        <w:trPr>
+          <w:tblHeader w:val="on"/>
+        </w:trPr>
+        <w:tc>
+          <w:tcPr/>
+          <w:p>
+            <w:pPr>
+              <w:pStyle w:val="Compact"/>
+              <w:jc w:val="left"/>
+            </w:pPr>
+            <w:r>
+              <w:t xml:space="preserve">Región</w:t>
+            </w:r>
+          </w:p>
+        </w:tc>
+        <w:tc>
+          <w:tcPr/>
+          <w:p>
+            <w:pPr>
+              <w:pStyle w:val="Compact"/>
+              <w:jc w:val="left"/>
+            </w:pPr>
+            <w:r>
+              <w:t xml:space="preserve">Comparador</w:t>
+            </w:r>
+          </w:p>
+        </w:tc>
+        <w:tc>
+          <w:tcPr/>
+          <w:p>
+            <w:pPr>
+              <w:pStyle w:val="Compact"/>
+              <w:jc w:val="right"/>
+            </w:pPr>
+            <w:r>
+              <w:t xml:space="preserve">ROC-AUC</w:t>
+            </w:r>
+          </w:p>
+        </w:tc>
+        <w:tc>
+          <w:tcPr/>
+          <w:p>
+            <w:pPr>
+              <w:pStyle w:val="Compact"/>
+              <w:jc w:val="right"/>
+            </w:pPr>
+            <w:r>
+              <w:t xml:space="preserve">PR-AUC</w:t>
+            </w:r>
+          </w:p>
+        </w:tc>
+        <w:tc>
+          <w:tcPr/>
+          <w:p>
+            <w:pPr>
+              <w:pStyle w:val="Compact"/>
+              <w:jc w:val="right"/>
+            </w:pPr>
+            <w:r>
+              <w:t xml:space="preserve">Brier</w:t>
+            </w:r>
+          </w:p>
+        </w:tc>
+        <w:tc>
+          <w:tcPr/>
+          <w:p>
+            <w:pPr>
+              <w:pStyle w:val="Compact"/>
+              <w:jc w:val="right"/>
+            </w:pPr>
+            <w:r>
+              <w:t xml:space="preserve">BSS</w:t>
+            </w:r>
+          </w:p>
+        </w:tc>
+        <w:tc>
+          <w:tcPr/>
+          <w:p>
+            <w:pPr>
+              <w:pStyle w:val="Compact"/>
+              <w:jc w:val="right"/>
+            </w:pPr>
+            <w:r>
+              <w:t xml:space="preserve">ECE</w:t>
+            </w:r>
+          </w:p>
+        </w:tc>
+        <w:tc>
+          <w:tcPr/>
+          <w:p>
+            <w:pPr>
+              <w:pStyle w:val="Compact"/>
+              <w:jc w:val="right"/>
+            </w:pPr>
+            <w:r>
+              <w:t xml:space="preserve">n</w:t>
+            </w:r>
+          </w:p>
+        </w:tc>
+        <w:tc>
+          <w:tcPr/>
+          <w:p>
+            <w:pPr>
+              <w:pStyle w:val="Compact"/>
+              <w:jc w:val="right"/>
+            </w:pPr>
+            <w:r>
+              <w:t xml:space="preserve">Positivos</w:t>
+            </w:r>
+          </w:p>
+        </w:tc>
+      </w:tr>
+      <w:tr>
+        <w:tc>
+          <w:tcPr/>
+          <w:p>
+            <w:pPr>
+              <w:pStyle w:val="Compact"/>
+              <w:jc w:val="left"/>
+            </w:pPr>
+            <w:r>
+              <w:t xml:space="preserve">Chaco</w:t>
+            </w:r>
+          </w:p>
+        </w:tc>
+        <w:tc>
+          <w:tcPr/>
+          <w:p>
+            <w:pPr>
+              <w:pStyle w:val="Compact"/>
+              <w:jc w:val="left"/>
+            </w:pPr>
+            <w:r>
+              <w:t xml:space="preserve">Acoplado t-1</w:t>
+            </w:r>
+          </w:p>
+        </w:tc>
+        <w:tc>
+          <w:tcPr/>
+          <w:p>
+            <w:pPr>
+              <w:pStyle w:val="Compact"/>
+              <w:jc w:val="right"/>
+            </w:pPr>
+            <w:r>
+              <w:t xml:space="preserve">0.8862</w:t>
+            </w:r>
+          </w:p>
+        </w:tc>
+        <w:tc>
+          <w:tcPr/>
+          <w:p>
+            <w:pPr>
+              <w:pStyle w:val="Compact"/>
+              <w:jc w:val="right"/>
+            </w:pPr>
+            <w:r>
+              <w:t xml:space="preserve">0.6223</w:t>
+            </w:r>
+          </w:p>
+        </w:tc>
+        <w:tc>
+          <w:tcPr/>
+          <w:p>
+            <w:pPr>
+              <w:pStyle w:val="Compact"/>
+              <w:jc w:val="right"/>
+            </w:pPr>
+            <w:r>
+              <w:t xml:space="preserve">0.0513</w:t>
+            </w:r>
+          </w:p>
+        </w:tc>
+        <w:tc>
+          <w:tcPr/>
+          <w:p>
+            <w:pPr>
+              <w:pStyle w:val="Compact"/>
+              <w:jc w:val="right"/>
+            </w:pPr>
+            <w:r>
+              <w:t xml:space="preserve">0.3788</w:t>
+            </w:r>
+          </w:p>
+        </w:tc>
+        <w:tc>
+          <w:tcPr/>
+          <w:p>
+            <w:pPr>
+              <w:pStyle w:val="Compact"/>
+              <w:jc w:val="right"/>
+            </w:pPr>
+            <w:r>
+              <w:t xml:space="preserve">0.0091</w:t>
+            </w:r>
+          </w:p>
+        </w:tc>
+        <w:tc>
+          <w:tcPr/>
+          <w:p>
+            <w:pPr>
+              <w:pStyle w:val="Compact"/>
+              <w:jc w:val="right"/>
+            </w:pPr>
+            <w:r>
+              <w:t xml:space="preserve">753 071</w:t>
+            </w:r>
+          </w:p>
+        </w:tc>
+        <w:tc>
+          <w:tcPr/>
+          <w:p>
+            <w:pPr>
+              <w:pStyle w:val="Compact"/>
+              <w:jc w:val="right"/>
+            </w:pPr>
+            <w:r>
+              <w:t xml:space="preserve">68 461</w:t>
+            </w:r>
+          </w:p>
+        </w:tc>
+      </w:tr>
+      <w:tr>
+        <w:tc>
+          <w:tcPr/>
+          <w:p>
+            <w:pPr>
+              <w:pStyle w:val="Compact"/>
+              <w:jc w:val="left"/>
+            </w:pPr>
+            <w:r>
+              <w:t xml:space="preserve">Chaco</w:t>
+            </w:r>
+          </w:p>
+        </w:tc>
+        <w:tc>
+          <w:tcPr/>
+          <w:p>
+            <w:pPr>
+              <w:pStyle w:val="Compact"/>
+              <w:jc w:val="left"/>
+            </w:pPr>
+            <w:r>
+              <w:t xml:space="preserve">Modelos desacoplados</w:t>
+            </w:r>
+          </w:p>
+        </w:tc>
+        <w:tc>
+          <w:tcPr/>
+          <w:p>
+            <w:pPr>
+              <w:pStyle w:val="Compact"/>
+              <w:jc w:val="right"/>
+            </w:pPr>
+            <w:r>
+              <w:t xml:space="preserve">0.8868</w:t>
+            </w:r>
+          </w:p>
+        </w:tc>
+        <w:tc>
+          <w:tcPr/>
+          <w:p>
+            <w:pPr>
+              <w:pStyle w:val="Compact"/>
+              <w:jc w:val="right"/>
+            </w:pPr>
+            <w:r>
+              <w:t xml:space="preserve">0.6262</w:t>
+            </w:r>
+          </w:p>
+        </w:tc>
+        <w:tc>
+          <w:tcPr/>
+          <w:p>
+            <w:pPr>
+              <w:pStyle w:val="Compact"/>
+              <w:jc w:val="right"/>
+            </w:pPr>
+            <w:r>
+              <w:t xml:space="preserve">0.0510</w:t>
+            </w:r>
+          </w:p>
+        </w:tc>
+        <w:tc>
+          <w:tcPr/>
+          <w:p>
+            <w:pPr>
+              <w:pStyle w:val="Compact"/>
+              <w:jc w:val="right"/>
+            </w:pPr>
+            <w:r>
+              <w:t xml:space="preserve">0.3829</w:t>
+            </w:r>
+          </w:p>
+        </w:tc>
+        <w:tc>
+          <w:tcPr/>
+          <w:p>
+            <w:pPr>
+              <w:pStyle w:val="Compact"/>
+              <w:jc w:val="right"/>
+            </w:pPr>
+            <w:r>
+              <w:t xml:space="preserve">0.0084</w:t>
+            </w:r>
+          </w:p>
+        </w:tc>
+        <w:tc>
+          <w:tcPr/>
+          <w:p>
+            <w:pPr>
+              <w:pStyle w:val="Compact"/>
+              <w:jc w:val="right"/>
+            </w:pPr>
+            <w:r>
+              <w:t xml:space="preserve">753 071</w:t>
+            </w:r>
+          </w:p>
+        </w:tc>
+        <w:tc>
+          <w:tcPr/>
+          <w:p>
+            <w:pPr>
+              <w:pStyle w:val="Compact"/>
+              <w:jc w:val="right"/>
+            </w:pPr>
+            <w:r>
+              <w:t xml:space="preserve">68 461</w:t>
+            </w:r>
+          </w:p>
+        </w:tc>
+      </w:tr>
+      <w:tr>
+        <w:tc>
+          <w:tcPr/>
+          <w:p>
+            <w:pPr>
+              <w:pStyle w:val="Compact"/>
+              <w:jc w:val="left"/>
+            </w:pPr>
+            <w:r>
+              <w:t xml:space="preserve">Oriental</w:t>
+            </w:r>
+          </w:p>
+        </w:tc>
+        <w:tc>
+          <w:tcPr/>
+          <w:p>
+            <w:pPr>
+              <w:pStyle w:val="Compact"/>
+              <w:jc w:val="left"/>
+            </w:pPr>
+            <w:r>
+              <w:t xml:space="preserve">Acoplado t-1</w:t>
+            </w:r>
+          </w:p>
+        </w:tc>
+        <w:tc>
+          <w:tcPr/>
+          <w:p>
+            <w:pPr>
+              <w:pStyle w:val="Compact"/>
+              <w:jc w:val="right"/>
+            </w:pPr>
+            <w:r>
+              <w:t xml:space="preserve">0.7871</w:t>
+            </w:r>
+          </w:p>
+        </w:tc>
+        <w:tc>
+          <w:tcPr/>
+          <w:p>
+            <w:pPr>
+              <w:pStyle w:val="Compact"/>
+              <w:jc w:val="right"/>
+            </w:pPr>
+            <w:r>
+              <w:t xml:space="preserve">0.3598</w:t>
+            </w:r>
+          </w:p>
+        </w:tc>
+        <w:tc>
+          <w:tcPr/>
+          <w:p>
+            <w:pPr>
+              <w:pStyle w:val="Compact"/>
+              <w:jc w:val="right"/>
+            </w:pPr>
+            <w:r>
+              <w:t xml:space="preserve">0.0701</w:t>
+            </w:r>
+          </w:p>
+        </w:tc>
+        <w:tc>
+          <w:tcPr/>
+          <w:p>
+            <w:pPr>
+              <w:pStyle w:val="Compact"/>
+              <w:jc w:val="right"/>
+            </w:pPr>
+            <w:r>
+              <w:t xml:space="preserve">0.1512</w:t>
+            </w:r>
+          </w:p>
+        </w:tc>
+        <w:tc>
+          <w:tcPr/>
+          <w:p>
+            <w:pPr>
+              <w:pStyle w:val="Compact"/>
+              <w:jc w:val="right"/>
+            </w:pPr>
+            <w:r>
+              <w:t xml:space="preserve">0.0089</w:t>
+            </w:r>
+          </w:p>
+        </w:tc>
+        <w:tc>
+          <w:tcPr/>
+          <w:p>
+            <w:pPr>
+              <w:pStyle w:val="Compact"/>
+              <w:jc w:val="right"/>
+            </w:pPr>
+            <w:r>
+              <w:t xml:space="preserve">1 060 895</w:t>
+            </w:r>
+          </w:p>
+        </w:tc>
+        <w:tc>
+          <w:tcPr/>
+          <w:p>
+            <w:pPr>
+              <w:pStyle w:val="Compact"/>
+              <w:jc w:val="right"/>
+            </w:pPr>
+            <w:r>
+              <w:t xml:space="preserve">96 445</w:t>
+            </w:r>
+          </w:p>
+        </w:tc>
+      </w:tr>
+      <w:tr>
+        <w:tc>
+          <w:tcPr/>
+          <w:p>
+            <w:pPr>
+              <w:pStyle w:val="Compact"/>
+              <w:jc w:val="left"/>
+            </w:pPr>
+            <w:r>
+              <w:t xml:space="preserve">Oriental</w:t>
+            </w:r>
+          </w:p>
+        </w:tc>
+        <w:tc>
+          <w:tcPr/>
+          <w:p>
+            <w:pPr>
+              <w:pStyle w:val="Compact"/>
+              <w:jc w:val="left"/>
+            </w:pPr>
+            <w:r>
+              <w:t xml:space="preserve">Modelos desacoplados</w:t>
+            </w:r>
+          </w:p>
+        </w:tc>
+        <w:tc>
+          <w:tcPr/>
+          <w:p>
+            <w:pPr>
+              <w:pStyle w:val="Compact"/>
+              <w:jc w:val="right"/>
+            </w:pPr>
+            <w:r>
+              <w:t xml:space="preserve">0.7806</w:t>
+            </w:r>
+          </w:p>
+        </w:tc>
+        <w:tc>
+          <w:tcPr/>
+          <w:p>
+            <w:pPr>
+              <w:pStyle w:val="Compact"/>
+              <w:jc w:val="right"/>
+            </w:pPr>
+            <w:r>
+              <w:t xml:space="preserve">0.3532</w:t>
+            </w:r>
+          </w:p>
+        </w:tc>
+        <w:tc>
+          <w:tcPr/>
+          <w:p>
+            <w:pPr>
+              <w:pStyle w:val="Compact"/>
+              <w:jc w:val="right"/>
+            </w:pPr>
+            <w:r>
+              <w:t xml:space="preserve">0.0705</w:t>
+            </w:r>
+          </w:p>
+        </w:tc>
+        <w:tc>
+          <w:tcPr/>
+          <w:p>
+            <w:pPr>
+              <w:pStyle w:val="Compact"/>
+              <w:jc w:val="right"/>
+            </w:pPr>
+            <w:r>
+              <w:t xml:space="preserve">0.1467</w:t>
+            </w:r>
+          </w:p>
+        </w:tc>
+        <w:tc>
+          <w:tcPr/>
+          <w:p>
+            <w:pPr>
+              <w:pStyle w:val="Compact"/>
+              <w:jc w:val="right"/>
+            </w:pPr>
+            <w:r>
+              <w:t xml:space="preserve">0.0090</w:t>
+            </w:r>
+          </w:p>
+        </w:tc>
+        <w:tc>
+          <w:tcPr/>
+          <w:p>
+            <w:pPr>
+              <w:pStyle w:val="Compact"/>
+              <w:jc w:val="right"/>
+            </w:pPr>
+            <w:r>
+              <w:t xml:space="preserve">1 060 895</w:t>
+            </w:r>
+          </w:p>
+        </w:tc>
+        <w:tc>
+          <w:tcPr/>
+          <w:p>
+            <w:pPr>
+              <w:pStyle w:val="Compact"/>
+              <w:jc w:val="right"/>
+            </w:pPr>
+            <w:r>
+              <w:t xml:space="preserve">96 445</w:t>
+            </w:r>
+          </w:p>
+        </w:tc>
+      </w:tr>
+    </w:tbl>
+    <w:p>
+      <w:pPr>
+        <w:pStyle w:val="BodyText"/>
+      </w:pPr>
+      <w:r>
+        <w:t xml:space="preserve">Es un comparador para la discusión de fuga, no un modelo operativo. Como ambos lados usan la misma muestra gated caso-control, no prueba el efecto de eliminar el gating.</w:t>
       </w:r>
     </w:p>
     <w:bookmarkEnd w:id="24"/>

--- a/entregables/material_suplementario_es.docx
+++ b/entregables/material_suplementario_es.docx
@@ -135,7 +135,7 @@
         <w:t xml:space="preserve"> </w:t>
       </w:r>
       <w:r>
-        <w:t xml:space="preserve">— Notas S1–S3, Tablas S1–S19 y Figuras S1–S3.</w:t>
+        <w:t xml:space="preserve">— Notas S1–S3, Tablas S1–S20 y Figuras S1–S3.</w:t>
       </w:r>
       <w:r>
         <w:br/>
@@ -305,13 +305,13 @@
           <w:b/>
           <w:bCs/>
         </w:rPr>
-        <w:t xml:space="preserve">Tablas S1–S19:</w:t>
+        <w:t xml:space="preserve">Tablas S1–S20:</w:t>
       </w:r>
       <w:r>
         <w:t xml:space="preserve"> </w:t>
       </w:r>
       <w:r>
-        <w:t xml:space="preserve">diccionario de variables, hiperparámetros, resultados departamentales, perfil computacional, cobertura conformal, evaluación poblacional, significancia pareada, bloques espaciales, lead time, muestreo, benchmark completo, ablación, baseline M1, política gated, holdout de confirmación, baseline acoplado, SHAP, cost-loss y auditoría de datos.</w:t>
+        <w:t xml:space="preserve">diccionario de variables, hiperparámetros, resultados departamentales, perfil computacional, cobertura conformal, evaluación poblacional, significancia pareada, bloques espaciales, lead time, muestreo, benchmark completo, ablación, baseline M1, política gated, holdout de confirmación, baseline acoplado, sensibilidad D2, SHAP, cost-loss y auditoría de datos.</w:t>
       </w:r>
     </w:p>
     <w:p>
@@ -34735,6 +34735,2614 @@
       </w:pPr>
       <w:r>
         <w:t xml:space="preserve">Es un comparador para la discusión de fuga, no un modelo operativo. Como ambos lados usan la misma muestra gated caso-control, no prueba el efecto de eliminar el gating.</w:t>
+      </w:r>
+    </w:p>
+    <w:p>
+      <w:pPr>
+        <w:pStyle w:val="BodyText"/>
+      </w:pPr>
+      <w:r>
+        <w:rPr>
+          <w:b/>
+          <w:bCs/>
+        </w:rPr>
+        <w:t xml:space="preserve">Tabla S20.</w:t>
+      </w:r>
+      <w:r>
+        <w:t xml:space="preserve"> </w:t>
+      </w:r>
+      <w:r>
+        <w:t xml:space="preserve">Sensibilidad D2 con reentrenamiento completo. Cada fila es una corrida independiente: se regeneró la muestra de ignición 1:10, se reentrenaron M1/M2/M3, y el cutoff se seleccionó en 2023 y se aplicó a 2024–2025. Los priors y predictores se mantuvieron fijos; solo cambiaron el radio D2 y la ventana de la misma celda. La fila 25 km/10 d es la referencia en este arnés.</w:t>
+      </w:r>
+    </w:p>
+    <w:tbl>
+      <w:tblPr>
+        <w:tblStyle w:val="Table"/>
+        <w:tblW w:type="pct" w:w="5000"/>
+        <w:tblLayout w:type="fixed"/>
+        <w:tblLook w:firstRow="1" w:lastRow="0" w:firstColumn="0" w:lastColumn="0" w:noHBand="0" w:noVBand="0" w:val="0020"/>
+      </w:tblPr>
+      <w:tblGrid>
+        <w:gridCol w:w="719"/>
+        <w:gridCol w:w="719"/>
+        <w:gridCol w:w="719"/>
+        <w:gridCol w:w="719"/>
+        <w:gridCol w:w="719"/>
+        <w:gridCol w:w="719"/>
+        <w:gridCol w:w="719"/>
+        <w:gridCol w:w="719"/>
+        <w:gridCol w:w="719"/>
+        <w:gridCol w:w="719"/>
+        <w:gridCol w:w="719"/>
+      </w:tblGrid>
+      <w:tr>
+        <w:trPr>
+          <w:tblHeader w:val="on"/>
+        </w:trPr>
+        <w:tc>
+          <w:tcPr/>
+          <w:p>
+            <w:pPr>
+              <w:pStyle w:val="Compact"/>
+              <w:jc w:val="right"/>
+            </w:pPr>
+            <w:r>
+              <w:t xml:space="preserve">R (km)</w:t>
+            </w:r>
+          </w:p>
+        </w:tc>
+        <w:tc>
+          <w:tcPr/>
+          <w:p>
+            <w:pPr>
+              <w:pStyle w:val="Compact"/>
+              <w:jc w:val="right"/>
+            </w:pPr>
+            <w:r>
+              <w:t xml:space="preserve">W (d)</w:t>
+            </w:r>
+          </w:p>
+        </w:tc>
+        <w:tc>
+          <w:tcPr/>
+          <w:p>
+            <w:pPr>
+              <w:pStyle w:val="Compact"/>
+              <w:jc w:val="left"/>
+            </w:pPr>
+            <w:r>
+              <w:t xml:space="preserve">Región</w:t>
+            </w:r>
+          </w:p>
+        </w:tc>
+        <w:tc>
+          <w:tcPr/>
+          <w:p>
+            <w:pPr>
+              <w:pStyle w:val="Compact"/>
+              <w:jc w:val="right"/>
+            </w:pPr>
+            <w:r>
+              <w:t xml:space="preserve">n 2023</w:t>
+            </w:r>
+          </w:p>
+        </w:tc>
+        <w:tc>
+          <w:tcPr/>
+          <w:p>
+            <w:pPr>
+              <w:pStyle w:val="Compact"/>
+              <w:jc w:val="right"/>
+            </w:pPr>
+            <w:r>
+              <w:t xml:space="preserve">Pos 2023</w:t>
+            </w:r>
+          </w:p>
+        </w:tc>
+        <w:tc>
+          <w:tcPr/>
+          <w:p>
+            <w:pPr>
+              <w:pStyle w:val="Compact"/>
+              <w:jc w:val="right"/>
+            </w:pPr>
+            <w:r>
+              <w:t xml:space="preserve">ROC 2023</w:t>
+            </w:r>
+          </w:p>
+        </w:tc>
+        <w:tc>
+          <w:tcPr/>
+          <w:p>
+            <w:pPr>
+              <w:pStyle w:val="Compact"/>
+              <w:jc w:val="right"/>
+            </w:pPr>
+            <w:r>
+              <w:t xml:space="preserve">PR 2023</w:t>
+            </w:r>
+          </w:p>
+        </w:tc>
+        <w:tc>
+          <w:tcPr/>
+          <w:p>
+            <w:pPr>
+              <w:pStyle w:val="Compact"/>
+              <w:jc w:val="right"/>
+            </w:pPr>
+            <w:r>
+              <w:t xml:space="preserve">n 2024–25</w:t>
+            </w:r>
+          </w:p>
+        </w:tc>
+        <w:tc>
+          <w:tcPr/>
+          <w:p>
+            <w:pPr>
+              <w:pStyle w:val="Compact"/>
+              <w:jc w:val="right"/>
+            </w:pPr>
+            <w:r>
+              <w:t xml:space="preserve">Pos 2024–25</w:t>
+            </w:r>
+          </w:p>
+        </w:tc>
+        <w:tc>
+          <w:tcPr/>
+          <w:p>
+            <w:pPr>
+              <w:pStyle w:val="Compact"/>
+              <w:jc w:val="right"/>
+            </w:pPr>
+            <w:r>
+              <w:t xml:space="preserve">ROC 2024–25</w:t>
+            </w:r>
+          </w:p>
+        </w:tc>
+        <w:tc>
+          <w:tcPr/>
+          <w:p>
+            <w:pPr>
+              <w:pStyle w:val="Compact"/>
+              <w:jc w:val="right"/>
+            </w:pPr>
+            <w:r>
+              <w:t xml:space="preserve">PR 2024–25</w:t>
+            </w:r>
+          </w:p>
+        </w:tc>
+      </w:tr>
+      <w:tr>
+        <w:tc>
+          <w:tcPr/>
+          <w:p>
+            <w:pPr>
+              <w:pStyle w:val="Compact"/>
+              <w:jc w:val="right"/>
+            </w:pPr>
+            <w:r>
+              <w:t xml:space="preserve">15</w:t>
+            </w:r>
+          </w:p>
+        </w:tc>
+        <w:tc>
+          <w:tcPr/>
+          <w:p>
+            <w:pPr>
+              <w:pStyle w:val="Compact"/>
+              <w:jc w:val="right"/>
+            </w:pPr>
+            <w:r>
+              <w:t xml:space="preserve">7</w:t>
+            </w:r>
+          </w:p>
+        </w:tc>
+        <w:tc>
+          <w:tcPr/>
+          <w:p>
+            <w:pPr>
+              <w:pStyle w:val="Compact"/>
+              <w:jc w:val="left"/>
+            </w:pPr>
+            <w:r>
+              <w:t xml:space="preserve">Chaco</w:t>
+            </w:r>
+          </w:p>
+        </w:tc>
+        <w:tc>
+          <w:tcPr/>
+          <w:p>
+            <w:pPr>
+              <w:pStyle w:val="Compact"/>
+              <w:jc w:val="right"/>
+            </w:pPr>
+            <w:r>
+              <w:t xml:space="preserve">139,139</w:t>
+            </w:r>
+          </w:p>
+        </w:tc>
+        <w:tc>
+          <w:tcPr/>
+          <w:p>
+            <w:pPr>
+              <w:pStyle w:val="Compact"/>
+              <w:jc w:val="right"/>
+            </w:pPr>
+            <w:r>
+              <w:t xml:space="preserve">12,649</w:t>
+            </w:r>
+          </w:p>
+        </w:tc>
+        <w:tc>
+          <w:tcPr/>
+          <w:p>
+            <w:pPr>
+              <w:pStyle w:val="Compact"/>
+              <w:jc w:val="right"/>
+            </w:pPr>
+            <w:r>
+              <w:t xml:space="preserve">0.7824</w:t>
+            </w:r>
+          </w:p>
+        </w:tc>
+        <w:tc>
+          <w:tcPr/>
+          <w:p>
+            <w:pPr>
+              <w:pStyle w:val="Compact"/>
+              <w:jc w:val="right"/>
+            </w:pPr>
+            <w:r>
+              <w:t xml:space="preserve">0.2499</w:t>
+            </w:r>
+          </w:p>
+        </w:tc>
+        <w:tc>
+          <w:tcPr/>
+          <w:p>
+            <w:pPr>
+              <w:pStyle w:val="Compact"/>
+              <w:jc w:val="right"/>
+            </w:pPr>
+            <w:r>
+              <w:t xml:space="preserve">250,470</w:t>
+            </w:r>
+          </w:p>
+        </w:tc>
+        <w:tc>
+          <w:tcPr/>
+          <w:p>
+            <w:pPr>
+              <w:pStyle w:val="Compact"/>
+              <w:jc w:val="right"/>
+            </w:pPr>
+            <w:r>
+              <w:t xml:space="preserve">22,770</w:t>
+            </w:r>
+          </w:p>
+        </w:tc>
+        <w:tc>
+          <w:tcPr/>
+          <w:p>
+            <w:pPr>
+              <w:pStyle w:val="Compact"/>
+              <w:jc w:val="right"/>
+            </w:pPr>
+            <w:r>
+              <w:t xml:space="preserve">0.7893</w:t>
+            </w:r>
+          </w:p>
+        </w:tc>
+        <w:tc>
+          <w:tcPr/>
+          <w:p>
+            <w:pPr>
+              <w:pStyle w:val="Compact"/>
+              <w:jc w:val="right"/>
+            </w:pPr>
+            <w:r>
+              <w:t xml:space="preserve">0.2667</w:t>
+            </w:r>
+          </w:p>
+        </w:tc>
+      </w:tr>
+      <w:tr>
+        <w:tc>
+          <w:tcPr/>
+          <w:p>
+            <w:pPr>
+              <w:pStyle w:val="Compact"/>
+              <w:jc w:val="right"/>
+            </w:pPr>
+            <w:r>
+              <w:t xml:space="preserve">15</w:t>
+            </w:r>
+          </w:p>
+        </w:tc>
+        <w:tc>
+          <w:tcPr/>
+          <w:p>
+            <w:pPr>
+              <w:pStyle w:val="Compact"/>
+              <w:jc w:val="right"/>
+            </w:pPr>
+            <w:r>
+              <w:t xml:space="preserve">7</w:t>
+            </w:r>
+          </w:p>
+        </w:tc>
+        <w:tc>
+          <w:tcPr/>
+          <w:p>
+            <w:pPr>
+              <w:pStyle w:val="Compact"/>
+              <w:jc w:val="left"/>
+            </w:pPr>
+            <w:r>
+              <w:t xml:space="preserve">Oriental</w:t>
+            </w:r>
+          </w:p>
+        </w:tc>
+        <w:tc>
+          <w:tcPr/>
+          <w:p>
+            <w:pPr>
+              <w:pStyle w:val="Compact"/>
+              <w:jc w:val="right"/>
+            </w:pPr>
+            <w:r>
+              <w:t xml:space="preserve">168,630</w:t>
+            </w:r>
+          </w:p>
+        </w:tc>
+        <w:tc>
+          <w:tcPr/>
+          <w:p>
+            <w:pPr>
+              <w:pStyle w:val="Compact"/>
+              <w:jc w:val="right"/>
+            </w:pPr>
+            <w:r>
+              <w:t xml:space="preserve">15,330</w:t>
+            </w:r>
+          </w:p>
+        </w:tc>
+        <w:tc>
+          <w:tcPr/>
+          <w:p>
+            <w:pPr>
+              <w:pStyle w:val="Compact"/>
+              <w:jc w:val="right"/>
+            </w:pPr>
+            <w:r>
+              <w:t xml:space="preserve">0.7630</w:t>
+            </w:r>
+          </w:p>
+        </w:tc>
+        <w:tc>
+          <w:tcPr/>
+          <w:p>
+            <w:pPr>
+              <w:pStyle w:val="Compact"/>
+              <w:jc w:val="right"/>
+            </w:pPr>
+            <w:r>
+              <w:t xml:space="preserve">0.2491</w:t>
+            </w:r>
+          </w:p>
+        </w:tc>
+        <w:tc>
+          <w:tcPr/>
+          <w:p>
+            <w:pPr>
+              <w:pStyle w:val="Compact"/>
+              <w:jc w:val="right"/>
+            </w:pPr>
+            <w:r>
+              <w:t xml:space="preserve">358,952</w:t>
+            </w:r>
+          </w:p>
+        </w:tc>
+        <w:tc>
+          <w:tcPr/>
+          <w:p>
+            <w:pPr>
+              <w:pStyle w:val="Compact"/>
+              <w:jc w:val="right"/>
+            </w:pPr>
+            <w:r>
+              <w:t xml:space="preserve">32,632</w:t>
+            </w:r>
+          </w:p>
+        </w:tc>
+        <w:tc>
+          <w:tcPr/>
+          <w:p>
+            <w:pPr>
+              <w:pStyle w:val="Compact"/>
+              <w:jc w:val="right"/>
+            </w:pPr>
+            <w:r>
+              <w:t xml:space="preserve">0.7525</w:t>
+            </w:r>
+          </w:p>
+        </w:tc>
+        <w:tc>
+          <w:tcPr/>
+          <w:p>
+            <w:pPr>
+              <w:pStyle w:val="Compact"/>
+              <w:jc w:val="right"/>
+            </w:pPr>
+            <w:r>
+              <w:t xml:space="preserve">0.2384</w:t>
+            </w:r>
+          </w:p>
+        </w:tc>
+      </w:tr>
+      <w:tr>
+        <w:tc>
+          <w:tcPr/>
+          <w:p>
+            <w:pPr>
+              <w:pStyle w:val="Compact"/>
+              <w:jc w:val="right"/>
+            </w:pPr>
+            <w:r>
+              <w:t xml:space="preserve">15</w:t>
+            </w:r>
+          </w:p>
+        </w:tc>
+        <w:tc>
+          <w:tcPr/>
+          <w:p>
+            <w:pPr>
+              <w:pStyle w:val="Compact"/>
+              <w:jc w:val="right"/>
+            </w:pPr>
+            <w:r>
+              <w:t xml:space="preserve">10</w:t>
+            </w:r>
+          </w:p>
+        </w:tc>
+        <w:tc>
+          <w:tcPr/>
+          <w:p>
+            <w:pPr>
+              <w:pStyle w:val="Compact"/>
+              <w:jc w:val="left"/>
+            </w:pPr>
+            <w:r>
+              <w:t xml:space="preserve">Chaco</w:t>
+            </w:r>
+          </w:p>
+        </w:tc>
+        <w:tc>
+          <w:tcPr/>
+          <w:p>
+            <w:pPr>
+              <w:pStyle w:val="Compact"/>
+              <w:jc w:val="right"/>
+            </w:pPr>
+            <w:r>
+              <w:t xml:space="preserve">135,300</w:t>
+            </w:r>
+          </w:p>
+        </w:tc>
+        <w:tc>
+          <w:tcPr/>
+          <w:p>
+            <w:pPr>
+              <w:pStyle w:val="Compact"/>
+              <w:jc w:val="right"/>
+            </w:pPr>
+            <w:r>
+              <w:t xml:space="preserve">12,300</w:t>
+            </w:r>
+          </w:p>
+        </w:tc>
+        <w:tc>
+          <w:tcPr/>
+          <w:p>
+            <w:pPr>
+              <w:pStyle w:val="Compact"/>
+              <w:jc w:val="right"/>
+            </w:pPr>
+            <w:r>
+              <w:t xml:space="preserve">0.7803</w:t>
+            </w:r>
+          </w:p>
+        </w:tc>
+        <w:tc>
+          <w:tcPr/>
+          <w:p>
+            <w:pPr>
+              <w:pStyle w:val="Compact"/>
+              <w:jc w:val="right"/>
+            </w:pPr>
+            <w:r>
+              <w:t xml:space="preserve">0.2458</w:t>
+            </w:r>
+          </w:p>
+        </w:tc>
+        <w:tc>
+          <w:tcPr/>
+          <w:p>
+            <w:pPr>
+              <w:pStyle w:val="Compact"/>
+              <w:jc w:val="right"/>
+            </w:pPr>
+            <w:r>
+              <w:t xml:space="preserve">243,518</w:t>
+            </w:r>
+          </w:p>
+        </w:tc>
+        <w:tc>
+          <w:tcPr/>
+          <w:p>
+            <w:pPr>
+              <w:pStyle w:val="Compact"/>
+              <w:jc w:val="right"/>
+            </w:pPr>
+            <w:r>
+              <w:t xml:space="preserve">22,138</w:t>
+            </w:r>
+          </w:p>
+        </w:tc>
+        <w:tc>
+          <w:tcPr/>
+          <w:p>
+            <w:pPr>
+              <w:pStyle w:val="Compact"/>
+              <w:jc w:val="right"/>
+            </w:pPr>
+            <w:r>
+              <w:t xml:space="preserve">0.7877</w:t>
+            </w:r>
+          </w:p>
+        </w:tc>
+        <w:tc>
+          <w:tcPr/>
+          <w:p>
+            <w:pPr>
+              <w:pStyle w:val="Compact"/>
+              <w:jc w:val="right"/>
+            </w:pPr>
+            <w:r>
+              <w:t xml:space="preserve">0.2638</w:t>
+            </w:r>
+          </w:p>
+        </w:tc>
+      </w:tr>
+      <w:tr>
+        <w:tc>
+          <w:tcPr/>
+          <w:p>
+            <w:pPr>
+              <w:pStyle w:val="Compact"/>
+              <w:jc w:val="right"/>
+            </w:pPr>
+            <w:r>
+              <w:t xml:space="preserve">15</w:t>
+            </w:r>
+          </w:p>
+        </w:tc>
+        <w:tc>
+          <w:tcPr/>
+          <w:p>
+            <w:pPr>
+              <w:pStyle w:val="Compact"/>
+              <w:jc w:val="right"/>
+            </w:pPr>
+            <w:r>
+              <w:t xml:space="preserve">10</w:t>
+            </w:r>
+          </w:p>
+        </w:tc>
+        <w:tc>
+          <w:tcPr/>
+          <w:p>
+            <w:pPr>
+              <w:pStyle w:val="Compact"/>
+              <w:jc w:val="left"/>
+            </w:pPr>
+            <w:r>
+              <w:t xml:space="preserve">Oriental</w:t>
+            </w:r>
+          </w:p>
+        </w:tc>
+        <w:tc>
+          <w:tcPr/>
+          <w:p>
+            <w:pPr>
+              <w:pStyle w:val="Compact"/>
+              <w:jc w:val="right"/>
+            </w:pPr>
+            <w:r>
+              <w:t xml:space="preserve">165,891</w:t>
+            </w:r>
+          </w:p>
+        </w:tc>
+        <w:tc>
+          <w:tcPr/>
+          <w:p>
+            <w:pPr>
+              <w:pStyle w:val="Compact"/>
+              <w:jc w:val="right"/>
+            </w:pPr>
+            <w:r>
+              <w:t xml:space="preserve">15,081</w:t>
+            </w:r>
+          </w:p>
+        </w:tc>
+        <w:tc>
+          <w:tcPr/>
+          <w:p>
+            <w:pPr>
+              <w:pStyle w:val="Compact"/>
+              <w:jc w:val="right"/>
+            </w:pPr>
+            <w:r>
+              <w:t xml:space="preserve">0.7613</w:t>
+            </w:r>
+          </w:p>
+        </w:tc>
+        <w:tc>
+          <w:tcPr/>
+          <w:p>
+            <w:pPr>
+              <w:pStyle w:val="Compact"/>
+              <w:jc w:val="right"/>
+            </w:pPr>
+            <w:r>
+              <w:t xml:space="preserve">0.2464</w:t>
+            </w:r>
+          </w:p>
+        </w:tc>
+        <w:tc>
+          <w:tcPr/>
+          <w:p>
+            <w:pPr>
+              <w:pStyle w:val="Compact"/>
+              <w:jc w:val="right"/>
+            </w:pPr>
+            <w:r>
+              <w:t xml:space="preserve">353,650</w:t>
+            </w:r>
+          </w:p>
+        </w:tc>
+        <w:tc>
+          <w:tcPr/>
+          <w:p>
+            <w:pPr>
+              <w:pStyle w:val="Compact"/>
+              <w:jc w:val="right"/>
+            </w:pPr>
+            <w:r>
+              <w:t xml:space="preserve">32,150</w:t>
+            </w:r>
+          </w:p>
+        </w:tc>
+        <w:tc>
+          <w:tcPr/>
+          <w:p>
+            <w:pPr>
+              <w:pStyle w:val="Compact"/>
+              <w:jc w:val="right"/>
+            </w:pPr>
+            <w:r>
+              <w:t xml:space="preserve">0.7515</w:t>
+            </w:r>
+          </w:p>
+        </w:tc>
+        <w:tc>
+          <w:tcPr/>
+          <w:p>
+            <w:pPr>
+              <w:pStyle w:val="Compact"/>
+              <w:jc w:val="right"/>
+            </w:pPr>
+            <w:r>
+              <w:t xml:space="preserve">0.2341</w:t>
+            </w:r>
+          </w:p>
+        </w:tc>
+      </w:tr>
+      <w:tr>
+        <w:tc>
+          <w:tcPr/>
+          <w:p>
+            <w:pPr>
+              <w:pStyle w:val="Compact"/>
+              <w:jc w:val="right"/>
+            </w:pPr>
+            <w:r>
+              <w:t xml:space="preserve">15</w:t>
+            </w:r>
+          </w:p>
+        </w:tc>
+        <w:tc>
+          <w:tcPr/>
+          <w:p>
+            <w:pPr>
+              <w:pStyle w:val="Compact"/>
+              <w:jc w:val="right"/>
+            </w:pPr>
+            <w:r>
+              <w:t xml:space="preserve">14</w:t>
+            </w:r>
+          </w:p>
+        </w:tc>
+        <w:tc>
+          <w:tcPr/>
+          <w:p>
+            <w:pPr>
+              <w:pStyle w:val="Compact"/>
+              <w:jc w:val="left"/>
+            </w:pPr>
+            <w:r>
+              <w:t xml:space="preserve">Chaco</w:t>
+            </w:r>
+          </w:p>
+        </w:tc>
+        <w:tc>
+          <w:tcPr/>
+          <w:p>
+            <w:pPr>
+              <w:pStyle w:val="Compact"/>
+              <w:jc w:val="right"/>
+            </w:pPr>
+            <w:r>
+              <w:t xml:space="preserve">131,549</w:t>
+            </w:r>
+          </w:p>
+        </w:tc>
+        <w:tc>
+          <w:tcPr/>
+          <w:p>
+            <w:pPr>
+              <w:pStyle w:val="Compact"/>
+              <w:jc w:val="right"/>
+            </w:pPr>
+            <w:r>
+              <w:t xml:space="preserve">11,959</w:t>
+            </w:r>
+          </w:p>
+        </w:tc>
+        <w:tc>
+          <w:tcPr/>
+          <w:p>
+            <w:pPr>
+              <w:pStyle w:val="Compact"/>
+              <w:jc w:val="right"/>
+            </w:pPr>
+            <w:r>
+              <w:t xml:space="preserve">0.7774</w:t>
+            </w:r>
+          </w:p>
+        </w:tc>
+        <w:tc>
+          <w:tcPr/>
+          <w:p>
+            <w:pPr>
+              <w:pStyle w:val="Compact"/>
+              <w:jc w:val="right"/>
+            </w:pPr>
+            <w:r>
+              <w:t xml:space="preserve">0.2406</w:t>
+            </w:r>
+          </w:p>
+        </w:tc>
+        <w:tc>
+          <w:tcPr/>
+          <w:p>
+            <w:pPr>
+              <w:pStyle w:val="Compact"/>
+              <w:jc w:val="right"/>
+            </w:pPr>
+            <w:r>
+              <w:t xml:space="preserve">236,368</w:t>
+            </w:r>
+          </w:p>
+        </w:tc>
+        <w:tc>
+          <w:tcPr/>
+          <w:p>
+            <w:pPr>
+              <w:pStyle w:val="Compact"/>
+              <w:jc w:val="right"/>
+            </w:pPr>
+            <w:r>
+              <w:t xml:space="preserve">21,488</w:t>
+            </w:r>
+          </w:p>
+        </w:tc>
+        <w:tc>
+          <w:tcPr/>
+          <w:p>
+            <w:pPr>
+              <w:pStyle w:val="Compact"/>
+              <w:jc w:val="right"/>
+            </w:pPr>
+            <w:r>
+              <w:t xml:space="preserve">0.7854</w:t>
+            </w:r>
+          </w:p>
+        </w:tc>
+        <w:tc>
+          <w:tcPr/>
+          <w:p>
+            <w:pPr>
+              <w:pStyle w:val="Compact"/>
+              <w:jc w:val="right"/>
+            </w:pPr>
+            <w:r>
+              <w:t xml:space="preserve">0.2572</w:t>
+            </w:r>
+          </w:p>
+        </w:tc>
+      </w:tr>
+      <w:tr>
+        <w:tc>
+          <w:tcPr/>
+          <w:p>
+            <w:pPr>
+              <w:pStyle w:val="Compact"/>
+              <w:jc w:val="right"/>
+            </w:pPr>
+            <w:r>
+              <w:t xml:space="preserve">15</w:t>
+            </w:r>
+          </w:p>
+        </w:tc>
+        <w:tc>
+          <w:tcPr/>
+          <w:p>
+            <w:pPr>
+              <w:pStyle w:val="Compact"/>
+              <w:jc w:val="right"/>
+            </w:pPr>
+            <w:r>
+              <w:t xml:space="preserve">14</w:t>
+            </w:r>
+          </w:p>
+        </w:tc>
+        <w:tc>
+          <w:tcPr/>
+          <w:p>
+            <w:pPr>
+              <w:pStyle w:val="Compact"/>
+              <w:jc w:val="left"/>
+            </w:pPr>
+            <w:r>
+              <w:t xml:space="preserve">Oriental</w:t>
+            </w:r>
+          </w:p>
+        </w:tc>
+        <w:tc>
+          <w:tcPr/>
+          <w:p>
+            <w:pPr>
+              <w:pStyle w:val="Compact"/>
+              <w:jc w:val="right"/>
+            </w:pPr>
+            <w:r>
+              <w:t xml:space="preserve">162,569</w:t>
+            </w:r>
+          </w:p>
+        </w:tc>
+        <w:tc>
+          <w:tcPr/>
+          <w:p>
+            <w:pPr>
+              <w:pStyle w:val="Compact"/>
+              <w:jc w:val="right"/>
+            </w:pPr>
+            <w:r>
+              <w:t xml:space="preserve">14,779</w:t>
+            </w:r>
+          </w:p>
+        </w:tc>
+        <w:tc>
+          <w:tcPr/>
+          <w:p>
+            <w:pPr>
+              <w:pStyle w:val="Compact"/>
+              <w:jc w:val="right"/>
+            </w:pPr>
+            <w:r>
+              <w:t xml:space="preserve">0.7592</w:t>
+            </w:r>
+          </w:p>
+        </w:tc>
+        <w:tc>
+          <w:tcPr/>
+          <w:p>
+            <w:pPr>
+              <w:pStyle w:val="Compact"/>
+              <w:jc w:val="right"/>
+            </w:pPr>
+            <w:r>
+              <w:t xml:space="preserve">0.2402</w:t>
+            </w:r>
+          </w:p>
+        </w:tc>
+        <w:tc>
+          <w:tcPr/>
+          <w:p>
+            <w:pPr>
+              <w:pStyle w:val="Compact"/>
+              <w:jc w:val="right"/>
+            </w:pPr>
+            <w:r>
+              <w:t xml:space="preserve">347,204</w:t>
+            </w:r>
+          </w:p>
+        </w:tc>
+        <w:tc>
+          <w:tcPr/>
+          <w:p>
+            <w:pPr>
+              <w:pStyle w:val="Compact"/>
+              <w:jc w:val="right"/>
+            </w:pPr>
+            <w:r>
+              <w:t xml:space="preserve">31,564</w:t>
+            </w:r>
+          </w:p>
+        </w:tc>
+        <w:tc>
+          <w:tcPr/>
+          <w:p>
+            <w:pPr>
+              <w:pStyle w:val="Compact"/>
+              <w:jc w:val="right"/>
+            </w:pPr>
+            <w:r>
+              <w:t xml:space="preserve">0.7501</w:t>
+            </w:r>
+          </w:p>
+        </w:tc>
+        <w:tc>
+          <w:tcPr/>
+          <w:p>
+            <w:pPr>
+              <w:pStyle w:val="Compact"/>
+              <w:jc w:val="right"/>
+            </w:pPr>
+            <w:r>
+              <w:t xml:space="preserve">0.2312</w:t>
+            </w:r>
+          </w:p>
+        </w:tc>
+      </w:tr>
+      <w:tr>
+        <w:tc>
+          <w:tcPr/>
+          <w:p>
+            <w:pPr>
+              <w:pStyle w:val="Compact"/>
+              <w:jc w:val="right"/>
+            </w:pPr>
+            <w:r>
+              <w:t xml:space="preserve">25</w:t>
+            </w:r>
+          </w:p>
+        </w:tc>
+        <w:tc>
+          <w:tcPr/>
+          <w:p>
+            <w:pPr>
+              <w:pStyle w:val="Compact"/>
+              <w:jc w:val="right"/>
+            </w:pPr>
+            <w:r>
+              <w:t xml:space="preserve">7</w:t>
+            </w:r>
+          </w:p>
+        </w:tc>
+        <w:tc>
+          <w:tcPr/>
+          <w:p>
+            <w:pPr>
+              <w:pStyle w:val="Compact"/>
+              <w:jc w:val="left"/>
+            </w:pPr>
+            <w:r>
+              <w:t xml:space="preserve">Chaco</w:t>
+            </w:r>
+          </w:p>
+        </w:tc>
+        <w:tc>
+          <w:tcPr/>
+          <w:p>
+            <w:pPr>
+              <w:pStyle w:val="Compact"/>
+              <w:jc w:val="right"/>
+            </w:pPr>
+            <w:r>
+              <w:t xml:space="preserve">100,408</w:t>
+            </w:r>
+          </w:p>
+        </w:tc>
+        <w:tc>
+          <w:tcPr/>
+          <w:p>
+            <w:pPr>
+              <w:pStyle w:val="Compact"/>
+              <w:jc w:val="right"/>
+            </w:pPr>
+            <w:r>
+              <w:t xml:space="preserve">9,128</w:t>
+            </w:r>
+          </w:p>
+        </w:tc>
+        <w:tc>
+          <w:tcPr/>
+          <w:p>
+            <w:pPr>
+              <w:pStyle w:val="Compact"/>
+              <w:jc w:val="right"/>
+            </w:pPr>
+            <w:r>
+              <w:t xml:space="preserve">0.7783</w:t>
+            </w:r>
+          </w:p>
+        </w:tc>
+        <w:tc>
+          <w:tcPr/>
+          <w:p>
+            <w:pPr>
+              <w:pStyle w:val="Compact"/>
+              <w:jc w:val="right"/>
+            </w:pPr>
+            <w:r>
+              <w:t xml:space="preserve">0.2417</w:t>
+            </w:r>
+          </w:p>
+        </w:tc>
+        <w:tc>
+          <w:tcPr/>
+          <w:p>
+            <w:pPr>
+              <w:pStyle w:val="Compact"/>
+              <w:jc w:val="right"/>
+            </w:pPr>
+            <w:r>
+              <w:t xml:space="preserve">181,852</w:t>
+            </w:r>
+          </w:p>
+        </w:tc>
+        <w:tc>
+          <w:tcPr/>
+          <w:p>
+            <w:pPr>
+              <w:pStyle w:val="Compact"/>
+              <w:jc w:val="right"/>
+            </w:pPr>
+            <w:r>
+              <w:t xml:space="preserve">16,532</w:t>
+            </w:r>
+          </w:p>
+        </w:tc>
+        <w:tc>
+          <w:tcPr/>
+          <w:p>
+            <w:pPr>
+              <w:pStyle w:val="Compact"/>
+              <w:jc w:val="right"/>
+            </w:pPr>
+            <w:r>
+              <w:t xml:space="preserve">0.7933</w:t>
+            </w:r>
+          </w:p>
+        </w:tc>
+        <w:tc>
+          <w:tcPr/>
+          <w:p>
+            <w:pPr>
+              <w:pStyle w:val="Compact"/>
+              <w:jc w:val="right"/>
+            </w:pPr>
+            <w:r>
+              <w:t xml:space="preserve">0.2658</w:t>
+            </w:r>
+          </w:p>
+        </w:tc>
+      </w:tr>
+      <w:tr>
+        <w:tc>
+          <w:tcPr/>
+          <w:p>
+            <w:pPr>
+              <w:pStyle w:val="Compact"/>
+              <w:jc w:val="right"/>
+            </w:pPr>
+            <w:r>
+              <w:t xml:space="preserve">25</w:t>
+            </w:r>
+          </w:p>
+        </w:tc>
+        <w:tc>
+          <w:tcPr/>
+          <w:p>
+            <w:pPr>
+              <w:pStyle w:val="Compact"/>
+              <w:jc w:val="right"/>
+            </w:pPr>
+            <w:r>
+              <w:t xml:space="preserve">7</w:t>
+            </w:r>
+          </w:p>
+        </w:tc>
+        <w:tc>
+          <w:tcPr/>
+          <w:p>
+            <w:pPr>
+              <w:pStyle w:val="Compact"/>
+              <w:jc w:val="left"/>
+            </w:pPr>
+            <w:r>
+              <w:t xml:space="preserve">Oriental</w:t>
+            </w:r>
+          </w:p>
+        </w:tc>
+        <w:tc>
+          <w:tcPr/>
+          <w:p>
+            <w:pPr>
+              <w:pStyle w:val="Compact"/>
+              <w:jc w:val="right"/>
+            </w:pPr>
+            <w:r>
+              <w:t xml:space="preserve">92,884</w:t>
+            </w:r>
+          </w:p>
+        </w:tc>
+        <w:tc>
+          <w:tcPr/>
+          <w:p>
+            <w:pPr>
+              <w:pStyle w:val="Compact"/>
+              <w:jc w:val="right"/>
+            </w:pPr>
+            <w:r>
+              <w:t xml:space="preserve">8,444</w:t>
+            </w:r>
+          </w:p>
+        </w:tc>
+        <w:tc>
+          <w:tcPr/>
+          <w:p>
+            <w:pPr>
+              <w:pStyle w:val="Compact"/>
+              <w:jc w:val="right"/>
+            </w:pPr>
+            <w:r>
+              <w:t xml:space="preserve">0.7664</w:t>
+            </w:r>
+          </w:p>
+        </w:tc>
+        <w:tc>
+          <w:tcPr/>
+          <w:p>
+            <w:pPr>
+              <w:pStyle w:val="Compact"/>
+              <w:jc w:val="right"/>
+            </w:pPr>
+            <w:r>
+              <w:t xml:space="preserve">0.2555</w:t>
+            </w:r>
+          </w:p>
+        </w:tc>
+        <w:tc>
+          <w:tcPr/>
+          <w:p>
+            <w:pPr>
+              <w:pStyle w:val="Compact"/>
+              <w:jc w:val="right"/>
+            </w:pPr>
+            <w:r>
+              <w:t xml:space="preserve">202,928</w:t>
+            </w:r>
+          </w:p>
+        </w:tc>
+        <w:tc>
+          <w:tcPr/>
+          <w:p>
+            <w:pPr>
+              <w:pStyle w:val="Compact"/>
+              <w:jc w:val="right"/>
+            </w:pPr>
+            <w:r>
+              <w:t xml:space="preserve">18,448</w:t>
+            </w:r>
+          </w:p>
+        </w:tc>
+        <w:tc>
+          <w:tcPr/>
+          <w:p>
+            <w:pPr>
+              <w:pStyle w:val="Compact"/>
+              <w:jc w:val="right"/>
+            </w:pPr>
+            <w:r>
+              <w:t xml:space="preserve">0.7547</w:t>
+            </w:r>
+          </w:p>
+        </w:tc>
+        <w:tc>
+          <w:tcPr/>
+          <w:p>
+            <w:pPr>
+              <w:pStyle w:val="Compact"/>
+              <w:jc w:val="right"/>
+            </w:pPr>
+            <w:r>
+              <w:t xml:space="preserve">0.2420</w:t>
+            </w:r>
+          </w:p>
+        </w:tc>
+      </w:tr>
+      <w:tr>
+        <w:tc>
+          <w:tcPr/>
+          <w:p>
+            <w:pPr>
+              <w:pStyle w:val="Compact"/>
+              <w:jc w:val="right"/>
+            </w:pPr>
+            <w:r>
+              <w:t xml:space="preserve">25</w:t>
+            </w:r>
+          </w:p>
+        </w:tc>
+        <w:tc>
+          <w:tcPr/>
+          <w:p>
+            <w:pPr>
+              <w:pStyle w:val="Compact"/>
+              <w:jc w:val="right"/>
+            </w:pPr>
+            <w:r>
+              <w:t xml:space="preserve">10</w:t>
+            </w:r>
+          </w:p>
+        </w:tc>
+        <w:tc>
+          <w:tcPr/>
+          <w:p>
+            <w:pPr>
+              <w:pStyle w:val="Compact"/>
+              <w:jc w:val="left"/>
+            </w:pPr>
+            <w:r>
+              <w:t xml:space="preserve">Chaco</w:t>
+            </w:r>
+          </w:p>
+        </w:tc>
+        <w:tc>
+          <w:tcPr/>
+          <w:p>
+            <w:pPr>
+              <w:pStyle w:val="Compact"/>
+              <w:jc w:val="right"/>
+            </w:pPr>
+            <w:r>
+              <w:t xml:space="preserve">97,383</w:t>
+            </w:r>
+          </w:p>
+        </w:tc>
+        <w:tc>
+          <w:tcPr/>
+          <w:p>
+            <w:pPr>
+              <w:pStyle w:val="Compact"/>
+              <w:jc w:val="right"/>
+            </w:pPr>
+            <w:r>
+              <w:t xml:space="preserve">8,853</w:t>
+            </w:r>
+          </w:p>
+        </w:tc>
+        <w:tc>
+          <w:tcPr/>
+          <w:p>
+            <w:pPr>
+              <w:pStyle w:val="Compact"/>
+              <w:jc w:val="right"/>
+            </w:pPr>
+            <w:r>
+              <w:t xml:space="preserve">0.7763</w:t>
+            </w:r>
+          </w:p>
+        </w:tc>
+        <w:tc>
+          <w:tcPr/>
+          <w:p>
+            <w:pPr>
+              <w:pStyle w:val="Compact"/>
+              <w:jc w:val="right"/>
+            </w:pPr>
+            <w:r>
+              <w:t xml:space="preserve">0.2422</w:t>
+            </w:r>
+          </w:p>
+        </w:tc>
+        <w:tc>
+          <w:tcPr/>
+          <w:p>
+            <w:pPr>
+              <w:pStyle w:val="Compact"/>
+              <w:jc w:val="right"/>
+            </w:pPr>
+            <w:r>
+              <w:t xml:space="preserve">176,616</w:t>
+            </w:r>
+          </w:p>
+        </w:tc>
+        <w:tc>
+          <w:tcPr/>
+          <w:p>
+            <w:pPr>
+              <w:pStyle w:val="Compact"/>
+              <w:jc w:val="right"/>
+            </w:pPr>
+            <w:r>
+              <w:t xml:space="preserve">16,056</w:t>
+            </w:r>
+          </w:p>
+        </w:tc>
+        <w:tc>
+          <w:tcPr/>
+          <w:p>
+            <w:pPr>
+              <w:pStyle w:val="Compact"/>
+              <w:jc w:val="right"/>
+            </w:pPr>
+            <w:r>
+              <w:t xml:space="preserve">0.7923</w:t>
+            </w:r>
+          </w:p>
+        </w:tc>
+        <w:tc>
+          <w:tcPr/>
+          <w:p>
+            <w:pPr>
+              <w:pStyle w:val="Compact"/>
+              <w:jc w:val="right"/>
+            </w:pPr>
+            <w:r>
+              <w:t xml:space="preserve">0.2600</w:t>
+            </w:r>
+          </w:p>
+        </w:tc>
+      </w:tr>
+      <w:tr>
+        <w:tc>
+          <w:tcPr/>
+          <w:p>
+            <w:pPr>
+              <w:pStyle w:val="Compact"/>
+              <w:jc w:val="right"/>
+            </w:pPr>
+            <w:r>
+              <w:t xml:space="preserve">25</w:t>
+            </w:r>
+          </w:p>
+        </w:tc>
+        <w:tc>
+          <w:tcPr/>
+          <w:p>
+            <w:pPr>
+              <w:pStyle w:val="Compact"/>
+              <w:jc w:val="right"/>
+            </w:pPr>
+            <w:r>
+              <w:t xml:space="preserve">10</w:t>
+            </w:r>
+          </w:p>
+        </w:tc>
+        <w:tc>
+          <w:tcPr/>
+          <w:p>
+            <w:pPr>
+              <w:pStyle w:val="Compact"/>
+              <w:jc w:val="left"/>
+            </w:pPr>
+            <w:r>
+              <w:t xml:space="preserve">Oriental</w:t>
+            </w:r>
+          </w:p>
+        </w:tc>
+        <w:tc>
+          <w:tcPr/>
+          <w:p>
+            <w:pPr>
+              <w:pStyle w:val="Compact"/>
+              <w:jc w:val="right"/>
+            </w:pPr>
+            <w:r>
+              <w:t xml:space="preserve">91,124</w:t>
+            </w:r>
+          </w:p>
+        </w:tc>
+        <w:tc>
+          <w:tcPr/>
+          <w:p>
+            <w:pPr>
+              <w:pStyle w:val="Compact"/>
+              <w:jc w:val="right"/>
+            </w:pPr>
+            <w:r>
+              <w:t xml:space="preserve">8,284</w:t>
+            </w:r>
+          </w:p>
+        </w:tc>
+        <w:tc>
+          <w:tcPr/>
+          <w:p>
+            <w:pPr>
+              <w:pStyle w:val="Compact"/>
+              <w:jc w:val="right"/>
+            </w:pPr>
+            <w:r>
+              <w:t xml:space="preserve">0.7622</w:t>
+            </w:r>
+          </w:p>
+        </w:tc>
+        <w:tc>
+          <w:tcPr/>
+          <w:p>
+            <w:pPr>
+              <w:pStyle w:val="Compact"/>
+              <w:jc w:val="right"/>
+            </w:pPr>
+            <w:r>
+              <w:t xml:space="preserve">0.2433</w:t>
+            </w:r>
+          </w:p>
+        </w:tc>
+        <w:tc>
+          <w:tcPr/>
+          <w:p>
+            <w:pPr>
+              <w:pStyle w:val="Compact"/>
+              <w:jc w:val="right"/>
+            </w:pPr>
+            <w:r>
+              <w:t xml:space="preserve">199,936</w:t>
+            </w:r>
+          </w:p>
+        </w:tc>
+        <w:tc>
+          <w:tcPr/>
+          <w:p>
+            <w:pPr>
+              <w:pStyle w:val="Compact"/>
+              <w:jc w:val="right"/>
+            </w:pPr>
+            <w:r>
+              <w:t xml:space="preserve">18,176</w:t>
+            </w:r>
+          </w:p>
+        </w:tc>
+        <w:tc>
+          <w:tcPr/>
+          <w:p>
+            <w:pPr>
+              <w:pStyle w:val="Compact"/>
+              <w:jc w:val="right"/>
+            </w:pPr>
+            <w:r>
+              <w:t xml:space="preserve">0.7526</w:t>
+            </w:r>
+          </w:p>
+        </w:tc>
+        <w:tc>
+          <w:tcPr/>
+          <w:p>
+            <w:pPr>
+              <w:pStyle w:val="Compact"/>
+              <w:jc w:val="right"/>
+            </w:pPr>
+            <w:r>
+              <w:t xml:space="preserve">0.2360</w:t>
+            </w:r>
+          </w:p>
+        </w:tc>
+      </w:tr>
+      <w:tr>
+        <w:tc>
+          <w:tcPr/>
+          <w:p>
+            <w:pPr>
+              <w:pStyle w:val="Compact"/>
+              <w:jc w:val="right"/>
+            </w:pPr>
+            <w:r>
+              <w:t xml:space="preserve">25</w:t>
+            </w:r>
+          </w:p>
+        </w:tc>
+        <w:tc>
+          <w:tcPr/>
+          <w:p>
+            <w:pPr>
+              <w:pStyle w:val="Compact"/>
+              <w:jc w:val="right"/>
+            </w:pPr>
+            <w:r>
+              <w:t xml:space="preserve">14</w:t>
+            </w:r>
+          </w:p>
+        </w:tc>
+        <w:tc>
+          <w:tcPr/>
+          <w:p>
+            <w:pPr>
+              <w:pStyle w:val="Compact"/>
+              <w:jc w:val="left"/>
+            </w:pPr>
+            <w:r>
+              <w:t xml:space="preserve">Chaco</w:t>
+            </w:r>
+          </w:p>
+        </w:tc>
+        <w:tc>
+          <w:tcPr/>
+          <w:p>
+            <w:pPr>
+              <w:pStyle w:val="Compact"/>
+              <w:jc w:val="right"/>
+            </w:pPr>
+            <w:r>
+              <w:t xml:space="preserve">94,468</w:t>
+            </w:r>
+          </w:p>
+        </w:tc>
+        <w:tc>
+          <w:tcPr/>
+          <w:p>
+            <w:pPr>
+              <w:pStyle w:val="Compact"/>
+              <w:jc w:val="right"/>
+            </w:pPr>
+            <w:r>
+              <w:t xml:space="preserve">8,588</w:t>
+            </w:r>
+          </w:p>
+        </w:tc>
+        <w:tc>
+          <w:tcPr/>
+          <w:p>
+            <w:pPr>
+              <w:pStyle w:val="Compact"/>
+              <w:jc w:val="right"/>
+            </w:pPr>
+            <w:r>
+              <w:t xml:space="preserve">0.7735</w:t>
+            </w:r>
+          </w:p>
+        </w:tc>
+        <w:tc>
+          <w:tcPr/>
+          <w:p>
+            <w:pPr>
+              <w:pStyle w:val="Compact"/>
+              <w:jc w:val="right"/>
+            </w:pPr>
+            <w:r>
+              <w:t xml:space="preserve">0.2379</w:t>
+            </w:r>
+          </w:p>
+        </w:tc>
+        <w:tc>
+          <w:tcPr/>
+          <w:p>
+            <w:pPr>
+              <w:pStyle w:val="Compact"/>
+              <w:jc w:val="right"/>
+            </w:pPr>
+            <w:r>
+              <w:t xml:space="preserve">171,281</w:t>
+            </w:r>
+          </w:p>
+        </w:tc>
+        <w:tc>
+          <w:tcPr/>
+          <w:p>
+            <w:pPr>
+              <w:pStyle w:val="Compact"/>
+              <w:jc w:val="right"/>
+            </w:pPr>
+            <w:r>
+              <w:t xml:space="preserve">15,571</w:t>
+            </w:r>
+          </w:p>
+        </w:tc>
+        <w:tc>
+          <w:tcPr/>
+          <w:p>
+            <w:pPr>
+              <w:pStyle w:val="Compact"/>
+              <w:jc w:val="right"/>
+            </w:pPr>
+            <w:r>
+              <w:t xml:space="preserve">0.7906</w:t>
+            </w:r>
+          </w:p>
+        </w:tc>
+        <w:tc>
+          <w:tcPr/>
+          <w:p>
+            <w:pPr>
+              <w:pStyle w:val="Compact"/>
+              <w:jc w:val="right"/>
+            </w:pPr>
+            <w:r>
+              <w:t xml:space="preserve">0.2550</w:t>
+            </w:r>
+          </w:p>
+        </w:tc>
+      </w:tr>
+      <w:tr>
+        <w:tc>
+          <w:tcPr/>
+          <w:p>
+            <w:pPr>
+              <w:pStyle w:val="Compact"/>
+              <w:jc w:val="right"/>
+            </w:pPr>
+            <w:r>
+              <w:t xml:space="preserve">25</w:t>
+            </w:r>
+          </w:p>
+        </w:tc>
+        <w:tc>
+          <w:tcPr/>
+          <w:p>
+            <w:pPr>
+              <w:pStyle w:val="Compact"/>
+              <w:jc w:val="right"/>
+            </w:pPr>
+            <w:r>
+              <w:t xml:space="preserve">14</w:t>
+            </w:r>
+          </w:p>
+        </w:tc>
+        <w:tc>
+          <w:tcPr/>
+          <w:p>
+            <w:pPr>
+              <w:pStyle w:val="Compact"/>
+              <w:jc w:val="left"/>
+            </w:pPr>
+            <w:r>
+              <w:t xml:space="preserve">Oriental</w:t>
+            </w:r>
+          </w:p>
+        </w:tc>
+        <w:tc>
+          <w:tcPr/>
+          <w:p>
+            <w:pPr>
+              <w:pStyle w:val="Compact"/>
+              <w:jc w:val="right"/>
+            </w:pPr>
+            <w:r>
+              <w:t xml:space="preserve">89,430</w:t>
+            </w:r>
+          </w:p>
+        </w:tc>
+        <w:tc>
+          <w:tcPr/>
+          <w:p>
+            <w:pPr>
+              <w:pStyle w:val="Compact"/>
+              <w:jc w:val="right"/>
+            </w:pPr>
+            <w:r>
+              <w:t xml:space="preserve">8,130</w:t>
+            </w:r>
+          </w:p>
+        </w:tc>
+        <w:tc>
+          <w:tcPr/>
+          <w:p>
+            <w:pPr>
+              <w:pStyle w:val="Compact"/>
+              <w:jc w:val="right"/>
+            </w:pPr>
+            <w:r>
+              <w:t xml:space="preserve">0.7608</w:t>
+            </w:r>
+          </w:p>
+        </w:tc>
+        <w:tc>
+          <w:tcPr/>
+          <w:p>
+            <w:pPr>
+              <w:pStyle w:val="Compact"/>
+              <w:jc w:val="right"/>
+            </w:pPr>
+            <w:r>
+              <w:t xml:space="preserve">0.2410</w:t>
+            </w:r>
+          </w:p>
+        </w:tc>
+        <w:tc>
+          <w:tcPr/>
+          <w:p>
+            <w:pPr>
+              <w:pStyle w:val="Compact"/>
+              <w:jc w:val="right"/>
+            </w:pPr>
+            <w:r>
+              <w:t xml:space="preserve">196,053</w:t>
+            </w:r>
+          </w:p>
+        </w:tc>
+        <w:tc>
+          <w:tcPr/>
+          <w:p>
+            <w:pPr>
+              <w:pStyle w:val="Compact"/>
+              <w:jc w:val="right"/>
+            </w:pPr>
+            <w:r>
+              <w:t xml:space="preserve">17,823</w:t>
+            </w:r>
+          </w:p>
+        </w:tc>
+        <w:tc>
+          <w:tcPr/>
+          <w:p>
+            <w:pPr>
+              <w:pStyle w:val="Compact"/>
+              <w:jc w:val="right"/>
+            </w:pPr>
+            <w:r>
+              <w:t xml:space="preserve">0.7505</w:t>
+            </w:r>
+          </w:p>
+        </w:tc>
+        <w:tc>
+          <w:tcPr/>
+          <w:p>
+            <w:pPr>
+              <w:pStyle w:val="Compact"/>
+              <w:jc w:val="right"/>
+            </w:pPr>
+            <w:r>
+              <w:t xml:space="preserve">0.2317</w:t>
+            </w:r>
+          </w:p>
+        </w:tc>
+      </w:tr>
+      <w:tr>
+        <w:tc>
+          <w:tcPr/>
+          <w:p>
+            <w:pPr>
+              <w:pStyle w:val="Compact"/>
+              <w:jc w:val="right"/>
+            </w:pPr>
+            <w:r>
+              <w:t xml:space="preserve">35</w:t>
+            </w:r>
+          </w:p>
+        </w:tc>
+        <w:tc>
+          <w:tcPr/>
+          <w:p>
+            <w:pPr>
+              <w:pStyle w:val="Compact"/>
+              <w:jc w:val="right"/>
+            </w:pPr>
+            <w:r>
+              <w:t xml:space="preserve">7</w:t>
+            </w:r>
+          </w:p>
+        </w:tc>
+        <w:tc>
+          <w:tcPr/>
+          <w:p>
+            <w:pPr>
+              <w:pStyle w:val="Compact"/>
+              <w:jc w:val="left"/>
+            </w:pPr>
+            <w:r>
+              <w:t xml:space="preserve">Chaco</w:t>
+            </w:r>
+          </w:p>
+        </w:tc>
+        <w:tc>
+          <w:tcPr/>
+          <w:p>
+            <w:pPr>
+              <w:pStyle w:val="Compact"/>
+              <w:jc w:val="right"/>
+            </w:pPr>
+            <w:r>
+              <w:t xml:space="preserve">73,051</w:t>
+            </w:r>
+          </w:p>
+        </w:tc>
+        <w:tc>
+          <w:tcPr/>
+          <w:p>
+            <w:pPr>
+              <w:pStyle w:val="Compact"/>
+              <w:jc w:val="right"/>
+            </w:pPr>
+            <w:r>
+              <w:t xml:space="preserve">6,641</w:t>
+            </w:r>
+          </w:p>
+        </w:tc>
+        <w:tc>
+          <w:tcPr/>
+          <w:p>
+            <w:pPr>
+              <w:pStyle w:val="Compact"/>
+              <w:jc w:val="right"/>
+            </w:pPr>
+            <w:r>
+              <w:t xml:space="preserve">0.7764</w:t>
+            </w:r>
+          </w:p>
+        </w:tc>
+        <w:tc>
+          <w:tcPr/>
+          <w:p>
+            <w:pPr>
+              <w:pStyle w:val="Compact"/>
+              <w:jc w:val="right"/>
+            </w:pPr>
+            <w:r>
+              <w:t xml:space="preserve">0.2428</w:t>
+            </w:r>
+          </w:p>
+        </w:tc>
+        <w:tc>
+          <w:tcPr/>
+          <w:p>
+            <w:pPr>
+              <w:pStyle w:val="Compact"/>
+              <w:jc w:val="right"/>
+            </w:pPr>
+            <w:r>
+              <w:t xml:space="preserve">130,449</w:t>
+            </w:r>
+          </w:p>
+        </w:tc>
+        <w:tc>
+          <w:tcPr/>
+          <w:p>
+            <w:pPr>
+              <w:pStyle w:val="Compact"/>
+              <w:jc w:val="right"/>
+            </w:pPr>
+            <w:r>
+              <w:t xml:space="preserve">11,859</w:t>
+            </w:r>
+          </w:p>
+        </w:tc>
+        <w:tc>
+          <w:tcPr/>
+          <w:p>
+            <w:pPr>
+              <w:pStyle w:val="Compact"/>
+              <w:jc w:val="right"/>
+            </w:pPr>
+            <w:r>
+              <w:t xml:space="preserve">0.7974</w:t>
+            </w:r>
+          </w:p>
+        </w:tc>
+        <w:tc>
+          <w:tcPr/>
+          <w:p>
+            <w:pPr>
+              <w:pStyle w:val="Compact"/>
+              <w:jc w:val="right"/>
+            </w:pPr>
+            <w:r>
+              <w:t xml:space="preserve">0.2672</w:t>
+            </w:r>
+          </w:p>
+        </w:tc>
+      </w:tr>
+      <w:tr>
+        <w:tc>
+          <w:tcPr/>
+          <w:p>
+            <w:pPr>
+              <w:pStyle w:val="Compact"/>
+              <w:jc w:val="right"/>
+            </w:pPr>
+            <w:r>
+              <w:t xml:space="preserve">35</w:t>
+            </w:r>
+          </w:p>
+        </w:tc>
+        <w:tc>
+          <w:tcPr/>
+          <w:p>
+            <w:pPr>
+              <w:pStyle w:val="Compact"/>
+              <w:jc w:val="right"/>
+            </w:pPr>
+            <w:r>
+              <w:t xml:space="preserve">7</w:t>
+            </w:r>
+          </w:p>
+        </w:tc>
+        <w:tc>
+          <w:tcPr/>
+          <w:p>
+            <w:pPr>
+              <w:pStyle w:val="Compact"/>
+              <w:jc w:val="left"/>
+            </w:pPr>
+            <w:r>
+              <w:t xml:space="preserve">Oriental</w:t>
+            </w:r>
+          </w:p>
+        </w:tc>
+        <w:tc>
+          <w:tcPr/>
+          <w:p>
+            <w:pPr>
+              <w:pStyle w:val="Compact"/>
+              <w:jc w:val="right"/>
+            </w:pPr>
+            <w:r>
+              <w:t xml:space="preserve">59,488</w:t>
+            </w:r>
+          </w:p>
+        </w:tc>
+        <w:tc>
+          <w:tcPr/>
+          <w:p>
+            <w:pPr>
+              <w:pStyle w:val="Compact"/>
+              <w:jc w:val="right"/>
+            </w:pPr>
+            <w:r>
+              <w:t xml:space="preserve">5,408</w:t>
+            </w:r>
+          </w:p>
+        </w:tc>
+        <w:tc>
+          <w:tcPr/>
+          <w:p>
+            <w:pPr>
+              <w:pStyle w:val="Compact"/>
+              <w:jc w:val="right"/>
+            </w:pPr>
+            <w:r>
+              <w:t xml:space="preserve">0.7676</w:t>
+            </w:r>
+          </w:p>
+        </w:tc>
+        <w:tc>
+          <w:tcPr/>
+          <w:p>
+            <w:pPr>
+              <w:pStyle w:val="Compact"/>
+              <w:jc w:val="right"/>
+            </w:pPr>
+            <w:r>
+              <w:t xml:space="preserve">0.2513</w:t>
+            </w:r>
+          </w:p>
+        </w:tc>
+        <w:tc>
+          <w:tcPr/>
+          <w:p>
+            <w:pPr>
+              <w:pStyle w:val="Compact"/>
+              <w:jc w:val="right"/>
+            </w:pPr>
+            <w:r>
+              <w:t xml:space="preserve">127,446</w:t>
+            </w:r>
+          </w:p>
+        </w:tc>
+        <w:tc>
+          <w:tcPr/>
+          <w:p>
+            <w:pPr>
+              <w:pStyle w:val="Compact"/>
+              <w:jc w:val="right"/>
+            </w:pPr>
+            <w:r>
+              <w:t xml:space="preserve">11,586</w:t>
+            </w:r>
+          </w:p>
+        </w:tc>
+        <w:tc>
+          <w:tcPr/>
+          <w:p>
+            <w:pPr>
+              <w:pStyle w:val="Compact"/>
+              <w:jc w:val="right"/>
+            </w:pPr>
+            <w:r>
+              <w:t xml:space="preserve">0.7531</w:t>
+            </w:r>
+          </w:p>
+        </w:tc>
+        <w:tc>
+          <w:tcPr/>
+          <w:p>
+            <w:pPr>
+              <w:pStyle w:val="Compact"/>
+              <w:jc w:val="right"/>
+            </w:pPr>
+            <w:r>
+              <w:t xml:space="preserve">0.2447</w:t>
+            </w:r>
+          </w:p>
+        </w:tc>
+      </w:tr>
+      <w:tr>
+        <w:tc>
+          <w:tcPr/>
+          <w:p>
+            <w:pPr>
+              <w:pStyle w:val="Compact"/>
+              <w:jc w:val="right"/>
+            </w:pPr>
+            <w:r>
+              <w:t xml:space="preserve">35</w:t>
+            </w:r>
+          </w:p>
+        </w:tc>
+        <w:tc>
+          <w:tcPr/>
+          <w:p>
+            <w:pPr>
+              <w:pStyle w:val="Compact"/>
+              <w:jc w:val="right"/>
+            </w:pPr>
+            <w:r>
+              <w:t xml:space="preserve">10</w:t>
+            </w:r>
+          </w:p>
+        </w:tc>
+        <w:tc>
+          <w:tcPr/>
+          <w:p>
+            <w:pPr>
+              <w:pStyle w:val="Compact"/>
+              <w:jc w:val="left"/>
+            </w:pPr>
+            <w:r>
+              <w:t xml:space="preserve">Chaco</w:t>
+            </w:r>
+          </w:p>
+        </w:tc>
+        <w:tc>
+          <w:tcPr/>
+          <w:p>
+            <w:pPr>
+              <w:pStyle w:val="Compact"/>
+              <w:jc w:val="right"/>
+            </w:pPr>
+            <w:r>
+              <w:t xml:space="preserve">70,598</w:t>
+            </w:r>
+          </w:p>
+        </w:tc>
+        <w:tc>
+          <w:tcPr/>
+          <w:p>
+            <w:pPr>
+              <w:pStyle w:val="Compact"/>
+              <w:jc w:val="right"/>
+            </w:pPr>
+            <w:r>
+              <w:t xml:space="preserve">6,418</w:t>
+            </w:r>
+          </w:p>
+        </w:tc>
+        <w:tc>
+          <w:tcPr/>
+          <w:p>
+            <w:pPr>
+              <w:pStyle w:val="Compact"/>
+              <w:jc w:val="right"/>
+            </w:pPr>
+            <w:r>
+              <w:t xml:space="preserve">0.7734</w:t>
+            </w:r>
+          </w:p>
+        </w:tc>
+        <w:tc>
+          <w:tcPr/>
+          <w:p>
+            <w:pPr>
+              <w:pStyle w:val="Compact"/>
+              <w:jc w:val="right"/>
+            </w:pPr>
+            <w:r>
+              <w:t xml:space="preserve">0.2361</w:t>
+            </w:r>
+          </w:p>
+        </w:tc>
+        <w:tc>
+          <w:tcPr/>
+          <w:p>
+            <w:pPr>
+              <w:pStyle w:val="Compact"/>
+              <w:jc w:val="right"/>
+            </w:pPr>
+            <w:r>
+              <w:t xml:space="preserve">126,357</w:t>
+            </w:r>
+          </w:p>
+        </w:tc>
+        <w:tc>
+          <w:tcPr/>
+          <w:p>
+            <w:pPr>
+              <w:pStyle w:val="Compact"/>
+              <w:jc w:val="right"/>
+            </w:pPr>
+            <w:r>
+              <w:t xml:space="preserve">11,487</w:t>
+            </w:r>
+          </w:p>
+        </w:tc>
+        <w:tc>
+          <w:tcPr/>
+          <w:p>
+            <w:pPr>
+              <w:pStyle w:val="Compact"/>
+              <w:jc w:val="right"/>
+            </w:pPr>
+            <w:r>
+              <w:t xml:space="preserve">0.7949</w:t>
+            </w:r>
+          </w:p>
+        </w:tc>
+        <w:tc>
+          <w:tcPr/>
+          <w:p>
+            <w:pPr>
+              <w:pStyle w:val="Compact"/>
+              <w:jc w:val="right"/>
+            </w:pPr>
+            <w:r>
+              <w:t xml:space="preserve">0.2612</w:t>
+            </w:r>
+          </w:p>
+        </w:tc>
+      </w:tr>
+      <w:tr>
+        <w:tc>
+          <w:tcPr/>
+          <w:p>
+            <w:pPr>
+              <w:pStyle w:val="Compact"/>
+              <w:jc w:val="right"/>
+            </w:pPr>
+            <w:r>
+              <w:t xml:space="preserve">35</w:t>
+            </w:r>
+          </w:p>
+        </w:tc>
+        <w:tc>
+          <w:tcPr/>
+          <w:p>
+            <w:pPr>
+              <w:pStyle w:val="Compact"/>
+              <w:jc w:val="right"/>
+            </w:pPr>
+            <w:r>
+              <w:t xml:space="preserve">10</w:t>
+            </w:r>
+          </w:p>
+        </w:tc>
+        <w:tc>
+          <w:tcPr/>
+          <w:p>
+            <w:pPr>
+              <w:pStyle w:val="Compact"/>
+              <w:jc w:val="left"/>
+            </w:pPr>
+            <w:r>
+              <w:t xml:space="preserve">Oriental</w:t>
+            </w:r>
+          </w:p>
+        </w:tc>
+        <w:tc>
+          <w:tcPr/>
+          <w:p>
+            <w:pPr>
+              <w:pStyle w:val="Compact"/>
+              <w:jc w:val="right"/>
+            </w:pPr>
+            <w:r>
+              <w:t xml:space="preserve">58,234</w:t>
+            </w:r>
+          </w:p>
+        </w:tc>
+        <w:tc>
+          <w:tcPr/>
+          <w:p>
+            <w:pPr>
+              <w:pStyle w:val="Compact"/>
+              <w:jc w:val="right"/>
+            </w:pPr>
+            <w:r>
+              <w:t xml:space="preserve">5,294</w:t>
+            </w:r>
+          </w:p>
+        </w:tc>
+        <w:tc>
+          <w:tcPr/>
+          <w:p>
+            <w:pPr>
+              <w:pStyle w:val="Compact"/>
+              <w:jc w:val="right"/>
+            </w:pPr>
+            <w:r>
+              <w:t xml:space="preserve">0.7634</w:t>
+            </w:r>
+          </w:p>
+        </w:tc>
+        <w:tc>
+          <w:tcPr/>
+          <w:p>
+            <w:pPr>
+              <w:pStyle w:val="Compact"/>
+              <w:jc w:val="right"/>
+            </w:pPr>
+            <w:r>
+              <w:t xml:space="preserve">0.2445</w:t>
+            </w:r>
+          </w:p>
+        </w:tc>
+        <w:tc>
+          <w:tcPr/>
+          <w:p>
+            <w:pPr>
+              <w:pStyle w:val="Compact"/>
+              <w:jc w:val="right"/>
+            </w:pPr>
+            <w:r>
+              <w:t xml:space="preserve">125,510</w:t>
+            </w:r>
+          </w:p>
+        </w:tc>
+        <w:tc>
+          <w:tcPr/>
+          <w:p>
+            <w:pPr>
+              <w:pStyle w:val="Compact"/>
+              <w:jc w:val="right"/>
+            </w:pPr>
+            <w:r>
+              <w:t xml:space="preserve">11,410</w:t>
+            </w:r>
+          </w:p>
+        </w:tc>
+        <w:tc>
+          <w:tcPr/>
+          <w:p>
+            <w:pPr>
+              <w:pStyle w:val="Compact"/>
+              <w:jc w:val="right"/>
+            </w:pPr>
+            <w:r>
+              <w:t xml:space="preserve">0.7523</w:t>
+            </w:r>
+          </w:p>
+        </w:tc>
+        <w:tc>
+          <w:tcPr/>
+          <w:p>
+            <w:pPr>
+              <w:pStyle w:val="Compact"/>
+              <w:jc w:val="right"/>
+            </w:pPr>
+            <w:r>
+              <w:t xml:space="preserve">0.2406</w:t>
+            </w:r>
+          </w:p>
+        </w:tc>
+      </w:tr>
+      <w:tr>
+        <w:tc>
+          <w:tcPr/>
+          <w:p>
+            <w:pPr>
+              <w:pStyle w:val="Compact"/>
+              <w:jc w:val="right"/>
+            </w:pPr>
+            <w:r>
+              <w:t xml:space="preserve">35</w:t>
+            </w:r>
+          </w:p>
+        </w:tc>
+        <w:tc>
+          <w:tcPr/>
+          <w:p>
+            <w:pPr>
+              <w:pStyle w:val="Compact"/>
+              <w:jc w:val="right"/>
+            </w:pPr>
+            <w:r>
+              <w:t xml:space="preserve">14</w:t>
+            </w:r>
+          </w:p>
+        </w:tc>
+        <w:tc>
+          <w:tcPr/>
+          <w:p>
+            <w:pPr>
+              <w:pStyle w:val="Compact"/>
+              <w:jc w:val="left"/>
+            </w:pPr>
+            <w:r>
+              <w:t xml:space="preserve">Chaco</w:t>
+            </w:r>
+          </w:p>
+        </w:tc>
+        <w:tc>
+          <w:tcPr/>
+          <w:p>
+            <w:pPr>
+              <w:pStyle w:val="Compact"/>
+              <w:jc w:val="right"/>
+            </w:pPr>
+            <w:r>
+              <w:t xml:space="preserve">68,420</w:t>
+            </w:r>
+          </w:p>
+        </w:tc>
+        <w:tc>
+          <w:tcPr/>
+          <w:p>
+            <w:pPr>
+              <w:pStyle w:val="Compact"/>
+              <w:jc w:val="right"/>
+            </w:pPr>
+            <w:r>
+              <w:t xml:space="preserve">6,220</w:t>
+            </w:r>
+          </w:p>
+        </w:tc>
+        <w:tc>
+          <w:tcPr/>
+          <w:p>
+            <w:pPr>
+              <w:pStyle w:val="Compact"/>
+              <w:jc w:val="right"/>
+            </w:pPr>
+            <w:r>
+              <w:t xml:space="preserve">0.7710</w:t>
+            </w:r>
+          </w:p>
+        </w:tc>
+        <w:tc>
+          <w:tcPr/>
+          <w:p>
+            <w:pPr>
+              <w:pStyle w:val="Compact"/>
+              <w:jc w:val="right"/>
+            </w:pPr>
+            <w:r>
+              <w:t xml:space="preserve">0.2342</w:t>
+            </w:r>
+          </w:p>
+        </w:tc>
+        <w:tc>
+          <w:tcPr/>
+          <w:p>
+            <w:pPr>
+              <w:pStyle w:val="Compact"/>
+              <w:jc w:val="right"/>
+            </w:pPr>
+            <w:r>
+              <w:t xml:space="preserve">122,386</w:t>
+            </w:r>
+          </w:p>
+        </w:tc>
+        <w:tc>
+          <w:tcPr/>
+          <w:p>
+            <w:pPr>
+              <w:pStyle w:val="Compact"/>
+              <w:jc w:val="right"/>
+            </w:pPr>
+            <w:r>
+              <w:t xml:space="preserve">11,126</w:t>
+            </w:r>
+          </w:p>
+        </w:tc>
+        <w:tc>
+          <w:tcPr/>
+          <w:p>
+            <w:pPr>
+              <w:pStyle w:val="Compact"/>
+              <w:jc w:val="right"/>
+            </w:pPr>
+            <w:r>
+              <w:t xml:space="preserve">0.7936</w:t>
+            </w:r>
+          </w:p>
+        </w:tc>
+        <w:tc>
+          <w:tcPr/>
+          <w:p>
+            <w:pPr>
+              <w:pStyle w:val="Compact"/>
+              <w:jc w:val="right"/>
+            </w:pPr>
+            <w:r>
+              <w:t xml:space="preserve">0.2548</w:t>
+            </w:r>
+          </w:p>
+        </w:tc>
+      </w:tr>
+      <w:tr>
+        <w:tc>
+          <w:tcPr/>
+          <w:p>
+            <w:pPr>
+              <w:pStyle w:val="Compact"/>
+              <w:jc w:val="right"/>
+            </w:pPr>
+            <w:r>
+              <w:t xml:space="preserve">35</w:t>
+            </w:r>
+          </w:p>
+        </w:tc>
+        <w:tc>
+          <w:tcPr/>
+          <w:p>
+            <w:pPr>
+              <w:pStyle w:val="Compact"/>
+              <w:jc w:val="right"/>
+            </w:pPr>
+            <w:r>
+              <w:t xml:space="preserve">14</w:t>
+            </w:r>
+          </w:p>
+        </w:tc>
+        <w:tc>
+          <w:tcPr/>
+          <w:p>
+            <w:pPr>
+              <w:pStyle w:val="Compact"/>
+              <w:jc w:val="left"/>
+            </w:pPr>
+            <w:r>
+              <w:t xml:space="preserve">Oriental</w:t>
+            </w:r>
+          </w:p>
+        </w:tc>
+        <w:tc>
+          <w:tcPr/>
+          <w:p>
+            <w:pPr>
+              <w:pStyle w:val="Compact"/>
+              <w:jc w:val="right"/>
+            </w:pPr>
+            <w:r>
+              <w:t xml:space="preserve">57,068</w:t>
+            </w:r>
+          </w:p>
+        </w:tc>
+        <w:tc>
+          <w:tcPr/>
+          <w:p>
+            <w:pPr>
+              <w:pStyle w:val="Compact"/>
+              <w:jc w:val="right"/>
+            </w:pPr>
+            <w:r>
+              <w:t xml:space="preserve">5,188</w:t>
+            </w:r>
+          </w:p>
+        </w:tc>
+        <w:tc>
+          <w:tcPr/>
+          <w:p>
+            <w:pPr>
+              <w:pStyle w:val="Compact"/>
+              <w:jc w:val="right"/>
+            </w:pPr>
+            <w:r>
+              <w:t xml:space="preserve">0.7616</w:t>
+            </w:r>
+          </w:p>
+        </w:tc>
+        <w:tc>
+          <w:tcPr/>
+          <w:p>
+            <w:pPr>
+              <w:pStyle w:val="Compact"/>
+              <w:jc w:val="right"/>
+            </w:pPr>
+            <w:r>
+              <w:t xml:space="preserve">0.2434</w:t>
+            </w:r>
+          </w:p>
+        </w:tc>
+        <w:tc>
+          <w:tcPr/>
+          <w:p>
+            <w:pPr>
+              <w:pStyle w:val="Compact"/>
+              <w:jc w:val="right"/>
+            </w:pPr>
+            <w:r>
+              <w:t xml:space="preserve">123,068</w:t>
+            </w:r>
+          </w:p>
+        </w:tc>
+        <w:tc>
+          <w:tcPr/>
+          <w:p>
+            <w:pPr>
+              <w:pStyle w:val="Compact"/>
+              <w:jc w:val="right"/>
+            </w:pPr>
+            <w:r>
+              <w:t xml:space="preserve">11,188</w:t>
+            </w:r>
+          </w:p>
+        </w:tc>
+        <w:tc>
+          <w:tcPr/>
+          <w:p>
+            <w:pPr>
+              <w:pStyle w:val="Compact"/>
+              <w:jc w:val="right"/>
+            </w:pPr>
+            <w:r>
+              <w:t xml:space="preserve">0.7499</w:t>
+            </w:r>
+          </w:p>
+        </w:tc>
+        <w:tc>
+          <w:tcPr/>
+          <w:p>
+            <w:pPr>
+              <w:pStyle w:val="Compact"/>
+              <w:jc w:val="right"/>
+            </w:pPr>
+            <w:r>
+              <w:t xml:space="preserve">0.2376</w:t>
+            </w:r>
+          </w:p>
+        </w:tc>
+      </w:tr>
+    </w:tbl>
+    <w:p>
+      <w:pPr>
+        <w:pStyle w:val="BodyText"/>
+      </w:pPr>
+      <w:r>
+        <w:t xml:space="preserve">La tabla completa con M1, M2 y la política gated está en</w:t>
+      </w:r>
+      <w:r>
+        <w:t xml:space="preserve"> </w:t>
+      </w:r>
+      <w:r>
+        <w:rPr>
+          <w:rStyle w:val="VerbatimChar"/>
+        </w:rPr>
+        <w:t xml:space="preserve">tablas/tablaS20_sensibilidad_d2.csv</w:t>
+      </w:r>
+      <w:r>
+        <w:t xml:space="preserve">. La fila 25 km/10 d reproduce la misma muestra y features que las particiones principales; su pequeña diferencia con la Tabla 10 refleja el reentrenamiento dentro de este arnés, no un target o muestra distintos. M3 superó a M2 en las 18 comparaciones región × evaluación (ΔROC +0.004 a +0.016). La ventana de 7 días tuvo el mayor ROC-AUC en cada par región × radio, y el efecto del radio fue pequeño: 35 km fue ligeramente mejor en Chaco y 25 km en Oriental. El ranking y la conclusión de D2 son estables.</w:t>
       </w:r>
     </w:p>
     <w:bookmarkEnd w:id="24"/>

--- a/entregables/material_suplementario_es.docx
+++ b/entregables/material_suplementario_es.docx
@@ -23,7 +23,7 @@
         <w:pStyle w:val="Date"/>
       </w:pPr>
       <w:r>
-        <w:t xml:space="preserve">2026-10-27</w:t>
+        <w:t xml:space="preserve">2026-10-28</w:t>
       </w:r>
     </w:p>
     <w:p>
@@ -176,7 +176,7 @@
         </w:r>
       </w:hyperlink>
       <w:r>
-        <w:t xml:space="preserve">; release v2.0.0 de GitHub).</w:t>
+        <w:t xml:space="preserve">; release v2.0.1 de GitHub).</w:t>
       </w:r>
       <w:r>
         <w:br/>
@@ -192,7 +192,7 @@
         <w:t xml:space="preserve"> </w:t>
       </w:r>
       <w:r>
-        <w:t xml:space="preserve">los datos procesados y las predicciones de test están disponibles en el release v2.0.0 de GitHub bajo CC BY 4.0 y se indexan bajo el DOI conceptual de datos</w:t>
+        <w:t xml:space="preserve">los datos procesados y las predicciones de test están disponibles en el release v2.0.1 de GitHub bajo CC BY 4.0 y se indexan bajo el DOI conceptual de datos</w:t>
       </w:r>
       <w:r>
         <w:t xml:space="preserve"> </w:t>
@@ -37360,7 +37360,7 @@
         <w:pStyle w:val="FirstParagraph"/>
       </w:pPr>
       <w:r>
-        <w:t xml:space="preserve">Los datos procesados, las predicciones de test, los modelos entrenados y las tablas derivadas están disponibles en el release v2.0.0 de GitHub bajo CC BY 4.0 y se indexan bajo el DOI conceptual de datos</w:t>
+        <w:t xml:space="preserve">Los datos procesados, las predicciones de test, los modelos entrenados y las tablas derivadas están disponibles en el release v2.0.1 de GitHub bajo CC BY 4.0 y se indexan bajo el DOI conceptual de datos</w:t>
       </w:r>
       <w:r>
         <w:t xml:space="preserve"> </w:t>

--- a/entregables/material_suplementario_es.docx
+++ b/entregables/material_suplementario_es.docx
@@ -47,7 +47,7 @@
         <w:rPr>
           <w:rStyle w:val="VerbatimChar"/>
         </w:rPr>
-        <w:t xml:space="preserve">material_suplementario.pdf</w:t>
+        <w:t xml:space="preserve">material_suplementario.docx</w:t>
       </w:r>
       <w:r>
         <w:t xml:space="preserve">).</w:t>
@@ -129,7 +129,22 @@
         <w:rPr>
           <w:rStyle w:val="VerbatimChar"/>
         </w:rPr>
-        <w:t xml:space="preserve">material_suplementario.pdf</w:t>
+        <w:t xml:space="preserve">material_suplementario.docx</w:t>
+      </w:r>
+      <w:r>
+        <w:t xml:space="preserve"> </w:t>
+      </w:r>
+      <w:r>
+        <w:t xml:space="preserve">/</w:t>
+      </w:r>
+      <w:r>
+        <w:t xml:space="preserve"> </w:t>
+      </w:r>
+      <w:r>
+        <w:rPr>
+          <w:rStyle w:val="VerbatimChar"/>
+        </w:rPr>
+        <w:t xml:space="preserve">.html</w:t>
       </w:r>
       <w:r>
         <w:t xml:space="preserve"> </w:t>
@@ -14137,7 +14152,7 @@
         <w:pStyle w:val="BodyText"/>
       </w:pPr>
       <w:r>
-        <w:t xml:space="preserve">El benchmark completo incluye M2, propagación, FWI, INPE y la línea base climatológica. FWI e INPE son índices normalizados, no probabilidades calibradas.</w:t>
+        <w:t xml:space="preserve">El benchmark completo incluye M2, propagación, FWI, INPE y la línea base climatológica. FWI e INPE son índices normalizados, no probabilidades calibradas. Todos los cortes, incluidos los de FWI e INPE, se seleccionaron en la validación de 2023 maximizando F0.5 y se congelaron para el test 2024–2025; ningún índice recibió calibración local. El FWI se reporta en la escala del índice canadiense (0.3029 en el Chaco, 2.1509 en Oriental) y el INPE en una escala de riesgo 0–1 (0.8963 en el Chaco, 0.0750 en Oriental).</w:t>
       </w:r>
     </w:p>
     <w:p>
@@ -14156,6 +14171,2233 @@
       </w:r>
       <w:r>
         <w:t xml:space="preserve">Benchmark completo en el test retrospectivo 2024–2025.</w:t>
+      </w:r>
+    </w:p>
+    <w:tbl>
+      <w:tblPr>
+        <w:tblStyle w:val="Table"/>
+        <w:tblW w:type="pct" w:w="5000"/>
+        <w:tblLayout w:type="fixed"/>
+        <w:tblLook w:firstRow="1" w:lastRow="0" w:firstColumn="0" w:lastColumn="0" w:noHBand="0" w:noVBand="0" w:val="0020"/>
+      </w:tblPr>
+      <w:tblGrid>
+        <w:gridCol w:w="609"/>
+        <w:gridCol w:w="609"/>
+        <w:gridCol w:w="609"/>
+        <w:gridCol w:w="609"/>
+        <w:gridCol w:w="609"/>
+        <w:gridCol w:w="609"/>
+        <w:gridCol w:w="609"/>
+        <w:gridCol w:w="609"/>
+        <w:gridCol w:w="609"/>
+        <w:gridCol w:w="609"/>
+        <w:gridCol w:w="609"/>
+        <w:gridCol w:w="609"/>
+        <w:gridCol w:w="609"/>
+      </w:tblGrid>
+      <w:tr>
+        <w:trPr>
+          <w:tblHeader w:val="on"/>
+        </w:trPr>
+        <w:tc>
+          <w:tcPr/>
+          <w:p>
+            <w:pPr>
+              <w:pStyle w:val="Compact"/>
+            </w:pPr>
+            <w:r>
+              <w:t xml:space="preserve">Region</w:t>
+            </w:r>
+          </w:p>
+        </w:tc>
+        <w:tc>
+          <w:tcPr/>
+          <w:p>
+            <w:pPr>
+              <w:pStyle w:val="Compact"/>
+            </w:pPr>
+            <w:r>
+              <w:t xml:space="preserve">Task</w:t>
+            </w:r>
+          </w:p>
+        </w:tc>
+        <w:tc>
+          <w:tcPr/>
+          <w:p>
+            <w:pPr>
+              <w:pStyle w:val="Compact"/>
+            </w:pPr>
+            <w:r>
+              <w:t xml:space="preserve">Model</w:t>
+            </w:r>
+          </w:p>
+        </w:tc>
+        <w:tc>
+          <w:tcPr/>
+          <w:p>
+            <w:pPr>
+              <w:pStyle w:val="Compact"/>
+            </w:pPr>
+            <w:r>
+              <w:t xml:space="preserve">ROC-AUC</w:t>
+            </w:r>
+          </w:p>
+        </w:tc>
+        <w:tc>
+          <w:tcPr/>
+          <w:p>
+            <w:pPr>
+              <w:pStyle w:val="Compact"/>
+            </w:pPr>
+            <w:r>
+              <w:t xml:space="preserve">PR-AUC</w:t>
+            </w:r>
+          </w:p>
+        </w:tc>
+        <w:tc>
+          <w:tcPr/>
+          <w:p>
+            <w:pPr>
+              <w:pStyle w:val="Compact"/>
+            </w:pPr>
+            <w:r>
+              <w:t xml:space="preserve">Brier</w:t>
+            </w:r>
+          </w:p>
+        </w:tc>
+        <w:tc>
+          <w:tcPr/>
+          <w:p>
+            <w:pPr>
+              <w:pStyle w:val="Compact"/>
+            </w:pPr>
+            <w:r>
+              <w:t xml:space="preserve">BSS</w:t>
+            </w:r>
+          </w:p>
+        </w:tc>
+        <w:tc>
+          <w:tcPr/>
+          <w:p>
+            <w:pPr>
+              <w:pStyle w:val="Compact"/>
+            </w:pPr>
+            <w:r>
+              <w:t xml:space="preserve">ECE</w:t>
+            </w:r>
+          </w:p>
+        </w:tc>
+        <w:tc>
+          <w:tcPr/>
+          <w:p>
+            <w:pPr>
+              <w:pStyle w:val="Compact"/>
+            </w:pPr>
+            <w:r>
+              <w:t xml:space="preserve">Cutoff</w:t>
+            </w:r>
+          </w:p>
+        </w:tc>
+        <w:tc>
+          <w:tcPr/>
+          <w:p>
+            <w:pPr>
+              <w:pStyle w:val="Compact"/>
+            </w:pPr>
+            <w:r>
+              <w:t xml:space="preserve">Precision</w:t>
+            </w:r>
+          </w:p>
+        </w:tc>
+        <w:tc>
+          <w:tcPr/>
+          <w:p>
+            <w:pPr>
+              <w:pStyle w:val="Compact"/>
+            </w:pPr>
+            <w:r>
+              <w:t xml:space="preserve">Recall</w:t>
+            </w:r>
+          </w:p>
+        </w:tc>
+        <w:tc>
+          <w:tcPr/>
+          <w:p>
+            <w:pPr>
+              <w:pStyle w:val="Compact"/>
+            </w:pPr>
+            <w:r>
+              <w:t xml:space="preserve">F0.5</w:t>
+            </w:r>
+          </w:p>
+        </w:tc>
+        <w:tc>
+          <w:tcPr/>
+          <w:p>
+            <w:pPr>
+              <w:pStyle w:val="Compact"/>
+            </w:pPr>
+            <w:r>
+              <w:t xml:space="preserve">FP</w:t>
+            </w:r>
+          </w:p>
+        </w:tc>
+      </w:tr>
+      <w:tr>
+        <w:tc>
+          <w:tcPr/>
+          <w:p>
+            <w:pPr>
+              <w:pStyle w:val="Compact"/>
+            </w:pPr>
+            <w:r>
+              <w:t xml:space="preserve">Chaco</w:t>
+            </w:r>
+          </w:p>
+        </w:tc>
+        <w:tc>
+          <w:tcPr/>
+          <w:p>
+            <w:pPr>
+              <w:pStyle w:val="Compact"/>
+            </w:pPr>
+            <w:r>
+              <w:t xml:space="preserve">ignicion</w:t>
+            </w:r>
+          </w:p>
+        </w:tc>
+        <w:tc>
+          <w:tcPr/>
+          <w:p>
+            <w:pPr>
+              <w:pStyle w:val="Compact"/>
+            </w:pPr>
+            <w:r>
+              <w:t xml:space="preserve">Incendios_PY (Ignición Híbrida M3)</w:t>
+            </w:r>
+          </w:p>
+        </w:tc>
+        <w:tc>
+          <w:tcPr/>
+          <w:p>
+            <w:pPr>
+              <w:pStyle w:val="Compact"/>
+            </w:pPr>
+            <w:r>
+              <w:t xml:space="preserve">0.8021</w:t>
+            </w:r>
+          </w:p>
+        </w:tc>
+        <w:tc>
+          <w:tcPr/>
+          <w:p>
+            <w:pPr>
+              <w:pStyle w:val="Compact"/>
+            </w:pPr>
+            <w:r>
+              <w:t xml:space="preserve">0.2842</w:t>
+            </w:r>
+          </w:p>
+        </w:tc>
+        <w:tc>
+          <w:tcPr/>
+          <w:p>
+            <w:pPr>
+              <w:pStyle w:val="Compact"/>
+            </w:pPr>
+            <w:r>
+              <w:t xml:space="preserve">0.0733</w:t>
+            </w:r>
+          </w:p>
+        </w:tc>
+        <w:tc>
+          <w:tcPr/>
+          <w:p>
+            <w:pPr>
+              <w:pStyle w:val="Compact"/>
+            </w:pPr>
+            <w:r>
+              <w:t xml:space="preserve">0.1131</w:t>
+            </w:r>
+          </w:p>
+        </w:tc>
+        <w:tc>
+          <w:tcPr/>
+          <w:p>
+            <w:pPr>
+              <w:pStyle w:val="Compact"/>
+            </w:pPr>
+            <w:r>
+              <w:t xml:space="preserve">0.0082</w:t>
+            </w:r>
+          </w:p>
+        </w:tc>
+        <w:tc>
+          <w:tcPr/>
+          <w:p>
+            <w:pPr>
+              <w:pStyle w:val="Compact"/>
+            </w:pPr>
+            <w:r>
+              <w:t xml:space="preserve">0.2218</w:t>
+            </w:r>
+          </w:p>
+        </w:tc>
+        <w:tc>
+          <w:tcPr/>
+          <w:p>
+            <w:pPr>
+              <w:pStyle w:val="Compact"/>
+            </w:pPr>
+            <w:r>
+              <w:t xml:space="preserve">0.3282</w:t>
+            </w:r>
+          </w:p>
+        </w:tc>
+        <w:tc>
+          <w:tcPr/>
+          <w:p>
+            <w:pPr>
+              <w:pStyle w:val="Compact"/>
+            </w:pPr>
+            <w:r>
+              <w:t xml:space="preserve">0.3030</w:t>
+            </w:r>
+          </w:p>
+        </w:tc>
+        <w:tc>
+          <w:tcPr/>
+          <w:p>
+            <w:pPr>
+              <w:pStyle w:val="Compact"/>
+            </w:pPr>
+            <w:r>
+              <w:t xml:space="preserve">0.3228</w:t>
+            </w:r>
+          </w:p>
+        </w:tc>
+        <w:tc>
+          <w:tcPr/>
+          <w:p>
+            <w:pPr>
+              <w:pStyle w:val="Compact"/>
+            </w:pPr>
+            <w:r>
+              <w:t xml:space="preserve">9960</w:t>
+            </w:r>
+          </w:p>
+        </w:tc>
+      </w:tr>
+      <w:tr>
+        <w:tc>
+          <w:tcPr/>
+          <w:p>
+            <w:pPr>
+              <w:pStyle w:val="Compact"/>
+            </w:pPr>
+            <w:r>
+              <w:t xml:space="preserve">Chaco</w:t>
+            </w:r>
+          </w:p>
+        </w:tc>
+        <w:tc>
+          <w:tcPr/>
+          <w:p>
+            <w:pPr>
+              <w:pStyle w:val="Compact"/>
+            </w:pPr>
+            <w:r>
+              <w:t xml:space="preserve">ignicion</w:t>
+            </w:r>
+          </w:p>
+        </w:tc>
+        <w:tc>
+          <w:tcPr/>
+          <w:p>
+            <w:pPr>
+              <w:pStyle w:val="Compact"/>
+            </w:pPr>
+            <w:r>
+              <w:t xml:space="preserve">Incendios_PY (Ignición Base M2)</w:t>
+            </w:r>
+          </w:p>
+        </w:tc>
+        <w:tc>
+          <w:tcPr/>
+          <w:p>
+            <w:pPr>
+              <w:pStyle w:val="Compact"/>
+            </w:pPr>
+            <w:r>
+              <w:t xml:space="preserve">0.7991</w:t>
+            </w:r>
+          </w:p>
+        </w:tc>
+        <w:tc>
+          <w:tcPr/>
+          <w:p>
+            <w:pPr>
+              <w:pStyle w:val="Compact"/>
+            </w:pPr>
+            <w:r>
+              <w:t xml:space="preserve">0.2766</w:t>
+            </w:r>
+          </w:p>
+        </w:tc>
+        <w:tc>
+          <w:tcPr/>
+          <w:p>
+            <w:pPr>
+              <w:pStyle w:val="Compact"/>
+            </w:pPr>
+            <w:r>
+              <w:t xml:space="preserve">0.0737</w:t>
+            </w:r>
+          </w:p>
+        </w:tc>
+        <w:tc>
+          <w:tcPr/>
+          <w:p>
+            <w:pPr>
+              <w:pStyle w:val="Compact"/>
+            </w:pPr>
+            <w:r>
+              <w:t xml:space="preserve">0.1083</w:t>
+            </w:r>
+          </w:p>
+        </w:tc>
+        <w:tc>
+          <w:tcPr/>
+          <w:p>
+            <w:pPr>
+              <w:pStyle w:val="Compact"/>
+            </w:pPr>
+            <w:r>
+              <w:t xml:space="preserve">0.0104</w:t>
+            </w:r>
+          </w:p>
+        </w:tc>
+        <w:tc>
+          <w:tcPr/>
+          <w:p>
+            <w:pPr>
+              <w:pStyle w:val="Compact"/>
+            </w:pPr>
+            <w:r>
+              <w:t xml:space="preserve">0.2071</w:t>
+            </w:r>
+          </w:p>
+        </w:tc>
+        <w:tc>
+          <w:tcPr/>
+          <w:p>
+            <w:pPr>
+              <w:pStyle w:val="Compact"/>
+            </w:pPr>
+            <w:r>
+              <w:t xml:space="preserve">0.3328</w:t>
+            </w:r>
+          </w:p>
+        </w:tc>
+        <w:tc>
+          <w:tcPr/>
+          <w:p>
+            <w:pPr>
+              <w:pStyle w:val="Compact"/>
+            </w:pPr>
+            <w:r>
+              <w:t xml:space="preserve">0.2725</w:t>
+            </w:r>
+          </w:p>
+        </w:tc>
+        <w:tc>
+          <w:tcPr/>
+          <w:p>
+            <w:pPr>
+              <w:pStyle w:val="Compact"/>
+            </w:pPr>
+            <w:r>
+              <w:t xml:space="preserve">0.3187</w:t>
+            </w:r>
+          </w:p>
+        </w:tc>
+        <w:tc>
+          <w:tcPr/>
+          <w:p>
+            <w:pPr>
+              <w:pStyle w:val="Compact"/>
+            </w:pPr>
+            <w:r>
+              <w:t xml:space="preserve">8773</w:t>
+            </w:r>
+          </w:p>
+        </w:tc>
+      </w:tr>
+      <w:tr>
+        <w:tc>
+          <w:tcPr/>
+          <w:p>
+            <w:pPr>
+              <w:pStyle w:val="Compact"/>
+            </w:pPr>
+            <w:r>
+              <w:t xml:space="preserve">Chaco</w:t>
+            </w:r>
+          </w:p>
+        </w:tc>
+        <w:tc>
+          <w:tcPr/>
+          <w:p>
+            <w:pPr>
+              <w:pStyle w:val="Compact"/>
+            </w:pPr>
+            <w:r>
+              <w:t xml:space="preserve">ignicion</w:t>
+            </w:r>
+          </w:p>
+        </w:tc>
+        <w:tc>
+          <w:tcPr/>
+          <w:p>
+            <w:pPr>
+              <w:pStyle w:val="Compact"/>
+            </w:pPr>
+            <w:r>
+              <w:t xml:space="preserve">Canadian FWI completo</w:t>
+            </w:r>
+          </w:p>
+        </w:tc>
+        <w:tc>
+          <w:tcPr/>
+          <w:p>
+            <w:pPr>
+              <w:pStyle w:val="Compact"/>
+            </w:pPr>
+            <w:r>
+              <w:t xml:space="preserve">0.5173</w:t>
+            </w:r>
+          </w:p>
+        </w:tc>
+        <w:tc>
+          <w:tcPr/>
+          <w:p>
+            <w:pPr>
+              <w:pStyle w:val="Compact"/>
+            </w:pPr>
+            <w:r>
+              <w:t xml:space="preserve">0.0957</w:t>
+            </w:r>
+          </w:p>
+        </w:tc>
+        <w:tc>
+          <w:tcPr/>
+          <w:p>
+            <w:pPr>
+              <w:pStyle w:val="Compact"/>
+            </w:pPr>
+            <w:r>
+              <w:t xml:space="preserve">—</w:t>
+            </w:r>
+          </w:p>
+        </w:tc>
+        <w:tc>
+          <w:tcPr/>
+          <w:p>
+            <w:pPr>
+              <w:pStyle w:val="Compact"/>
+            </w:pPr>
+            <w:r>
+              <w:t xml:space="preserve">—</w:t>
+            </w:r>
+          </w:p>
+        </w:tc>
+        <w:tc>
+          <w:tcPr/>
+          <w:p>
+            <w:pPr>
+              <w:pStyle w:val="Compact"/>
+            </w:pPr>
+            <w:r>
+              <w:t xml:space="preserve">—</w:t>
+            </w:r>
+          </w:p>
+        </w:tc>
+        <w:tc>
+          <w:tcPr/>
+          <w:p>
+            <w:pPr>
+              <w:pStyle w:val="Compact"/>
+            </w:pPr>
+            <w:r>
+              <w:t xml:space="preserve">0.3029</w:t>
+            </w:r>
+          </w:p>
+        </w:tc>
+        <w:tc>
+          <w:tcPr/>
+          <w:p>
+            <w:pPr>
+              <w:pStyle w:val="Compact"/>
+            </w:pPr>
+            <w:r>
+              <w:t xml:space="preserve">0.0928</w:t>
+            </w:r>
+          </w:p>
+        </w:tc>
+        <w:tc>
+          <w:tcPr/>
+          <w:p>
+            <w:pPr>
+              <w:pStyle w:val="Compact"/>
+            </w:pPr>
+            <w:r>
+              <w:t xml:space="preserve">0.9608</w:t>
+            </w:r>
+          </w:p>
+        </w:tc>
+        <w:tc>
+          <w:tcPr/>
+          <w:p>
+            <w:pPr>
+              <w:pStyle w:val="Compact"/>
+            </w:pPr>
+            <w:r>
+              <w:t xml:space="preserve">0.1133</w:t>
+            </w:r>
+          </w:p>
+        </w:tc>
+        <w:tc>
+          <w:tcPr/>
+          <w:p>
+            <w:pPr>
+              <w:pStyle w:val="Compact"/>
+            </w:pPr>
+            <w:r>
+              <w:t xml:space="preserve">150807</w:t>
+            </w:r>
+          </w:p>
+        </w:tc>
+      </w:tr>
+      <w:tr>
+        <w:tc>
+          <w:tcPr/>
+          <w:p>
+            <w:pPr>
+              <w:pStyle w:val="Compact"/>
+            </w:pPr>
+            <w:r>
+              <w:t xml:space="preserve">Chaco</w:t>
+            </w:r>
+          </w:p>
+        </w:tc>
+        <w:tc>
+          <w:tcPr/>
+          <w:p>
+            <w:pPr>
+              <w:pStyle w:val="Compact"/>
+            </w:pPr>
+            <w:r>
+              <w:t xml:space="preserve">ignicion</w:t>
+            </w:r>
+          </w:p>
+        </w:tc>
+        <w:tc>
+          <w:tcPr/>
+          <w:p>
+            <w:pPr>
+              <w:pStyle w:val="Compact"/>
+            </w:pPr>
+            <w:r>
+              <w:t xml:space="preserve">INPE Risco de Fogo</w:t>
+            </w:r>
+          </w:p>
+        </w:tc>
+        <w:tc>
+          <w:tcPr/>
+          <w:p>
+            <w:pPr>
+              <w:pStyle w:val="Compact"/>
+            </w:pPr>
+            <w:r>
+              <w:t xml:space="preserve">0.5389</w:t>
+            </w:r>
+          </w:p>
+        </w:tc>
+        <w:tc>
+          <w:tcPr/>
+          <w:p>
+            <w:pPr>
+              <w:pStyle w:val="Compact"/>
+            </w:pPr>
+            <w:r>
+              <w:t xml:space="preserve">0.1031</w:t>
+            </w:r>
+          </w:p>
+        </w:tc>
+        <w:tc>
+          <w:tcPr/>
+          <w:p>
+            <w:pPr>
+              <w:pStyle w:val="Compact"/>
+            </w:pPr>
+            <w:r>
+              <w:t xml:space="preserve">—</w:t>
+            </w:r>
+          </w:p>
+        </w:tc>
+        <w:tc>
+          <w:tcPr/>
+          <w:p>
+            <w:pPr>
+              <w:pStyle w:val="Compact"/>
+            </w:pPr>
+            <w:r>
+              <w:t xml:space="preserve">—</w:t>
+            </w:r>
+          </w:p>
+        </w:tc>
+        <w:tc>
+          <w:tcPr/>
+          <w:p>
+            <w:pPr>
+              <w:pStyle w:val="Compact"/>
+            </w:pPr>
+            <w:r>
+              <w:t xml:space="preserve">—</w:t>
+            </w:r>
+          </w:p>
+        </w:tc>
+        <w:tc>
+          <w:tcPr/>
+          <w:p>
+            <w:pPr>
+              <w:pStyle w:val="Compact"/>
+            </w:pPr>
+            <w:r>
+              <w:t xml:space="preserve">0.8963</w:t>
+            </w:r>
+          </w:p>
+        </w:tc>
+        <w:tc>
+          <w:tcPr/>
+          <w:p>
+            <w:pPr>
+              <w:pStyle w:val="Compact"/>
+            </w:pPr>
+            <w:r>
+              <w:t xml:space="preserve">0.1172</w:t>
+            </w:r>
+          </w:p>
+        </w:tc>
+        <w:tc>
+          <w:tcPr/>
+          <w:p>
+            <w:pPr>
+              <w:pStyle w:val="Compact"/>
+            </w:pPr>
+            <w:r>
+              <w:t xml:space="preserve">0.1257</w:t>
+            </w:r>
+          </w:p>
+        </w:tc>
+        <w:tc>
+          <w:tcPr/>
+          <w:p>
+            <w:pPr>
+              <w:pStyle w:val="Compact"/>
+            </w:pPr>
+            <w:r>
+              <w:t xml:space="preserve">0.1188</w:t>
+            </w:r>
+          </w:p>
+        </w:tc>
+        <w:tc>
+          <w:tcPr/>
+          <w:p>
+            <w:pPr>
+              <w:pStyle w:val="Compact"/>
+            </w:pPr>
+            <w:r>
+              <w:t xml:space="preserve">15207</w:t>
+            </w:r>
+          </w:p>
+        </w:tc>
+      </w:tr>
+      <w:tr>
+        <w:tc>
+          <w:tcPr/>
+          <w:p>
+            <w:pPr>
+              <w:pStyle w:val="Compact"/>
+            </w:pPr>
+            <w:r>
+              <w:t xml:space="preserve">Chaco</w:t>
+            </w:r>
+          </w:p>
+        </w:tc>
+        <w:tc>
+          <w:tcPr/>
+          <w:p>
+            <w:pPr>
+              <w:pStyle w:val="Compact"/>
+            </w:pPr>
+            <w:r>
+              <w:t xml:space="preserve">ignicion</w:t>
+            </w:r>
+          </w:p>
+        </w:tc>
+        <w:tc>
+          <w:tcPr/>
+          <w:p>
+            <w:pPr>
+              <w:pStyle w:val="Compact"/>
+            </w:pPr>
+            <w:r>
+              <w:t xml:space="preserve">Línea Base Climatológica</w:t>
+            </w:r>
+          </w:p>
+        </w:tc>
+        <w:tc>
+          <w:tcPr/>
+          <w:p>
+            <w:pPr>
+              <w:pStyle w:val="Compact"/>
+            </w:pPr>
+            <w:r>
+              <w:t xml:space="preserve">0.5000</w:t>
+            </w:r>
+          </w:p>
+        </w:tc>
+        <w:tc>
+          <w:tcPr/>
+          <w:p>
+            <w:pPr>
+              <w:pStyle w:val="Compact"/>
+            </w:pPr>
+            <w:r>
+              <w:t xml:space="preserve">0.0909</w:t>
+            </w:r>
+          </w:p>
+        </w:tc>
+        <w:tc>
+          <w:tcPr/>
+          <w:p>
+            <w:pPr>
+              <w:pStyle w:val="Compact"/>
+            </w:pPr>
+            <w:r>
+              <w:t xml:space="preserve">0.0826</w:t>
+            </w:r>
+          </w:p>
+        </w:tc>
+        <w:tc>
+          <w:tcPr/>
+          <w:p>
+            <w:pPr>
+              <w:pStyle w:val="Compact"/>
+            </w:pPr>
+            <w:r>
+              <w:t xml:space="preserve">0.0000</w:t>
+            </w:r>
+          </w:p>
+        </w:tc>
+        <w:tc>
+          <w:tcPr/>
+          <w:p>
+            <w:pPr>
+              <w:pStyle w:val="Compact"/>
+            </w:pPr>
+            <w:r>
+              <w:t xml:space="preserve">0.0000</w:t>
+            </w:r>
+          </w:p>
+        </w:tc>
+        <w:tc>
+          <w:tcPr/>
+          <w:p>
+            <w:pPr>
+              <w:pStyle w:val="Compact"/>
+            </w:pPr>
+            <w:r>
+              <w:t xml:space="preserve">0.0909</w:t>
+            </w:r>
+          </w:p>
+        </w:tc>
+        <w:tc>
+          <w:tcPr/>
+          <w:p>
+            <w:pPr>
+              <w:pStyle w:val="Compact"/>
+            </w:pPr>
+            <w:r>
+              <w:t xml:space="preserve">0.0000</w:t>
+            </w:r>
+          </w:p>
+        </w:tc>
+        <w:tc>
+          <w:tcPr/>
+          <w:p>
+            <w:pPr>
+              <w:pStyle w:val="Compact"/>
+            </w:pPr>
+            <w:r>
+              <w:t xml:space="preserve">0.0000</w:t>
+            </w:r>
+          </w:p>
+        </w:tc>
+        <w:tc>
+          <w:tcPr/>
+          <w:p>
+            <w:pPr>
+              <w:pStyle w:val="Compact"/>
+            </w:pPr>
+            <w:r>
+              <w:t xml:space="preserve">0.0000</w:t>
+            </w:r>
+          </w:p>
+        </w:tc>
+        <w:tc>
+          <w:tcPr/>
+          <w:p>
+            <w:pPr>
+              <w:pStyle w:val="Compact"/>
+            </w:pPr>
+            <w:r>
+              <w:t xml:space="preserve">0</w:t>
+            </w:r>
+          </w:p>
+        </w:tc>
+      </w:tr>
+      <w:tr>
+        <w:tc>
+          <w:tcPr/>
+          <w:p>
+            <w:pPr>
+              <w:pStyle w:val="Compact"/>
+            </w:pPr>
+            <w:r>
+              <w:t xml:space="preserve">Chaco</w:t>
+            </w:r>
+          </w:p>
+        </w:tc>
+        <w:tc>
+          <w:tcPr/>
+          <w:p>
+            <w:pPr>
+              <w:pStyle w:val="Compact"/>
+            </w:pPr>
+            <w:r>
+              <w:t xml:space="preserve">propagacion</w:t>
+            </w:r>
+          </w:p>
+        </w:tc>
+        <w:tc>
+          <w:tcPr/>
+          <w:p>
+            <w:pPr>
+              <w:pStyle w:val="Compact"/>
+            </w:pPr>
+            <w:r>
+              <w:t xml:space="preserve">Incendios_PY (Propagación Táctica)</w:t>
+            </w:r>
+          </w:p>
+        </w:tc>
+        <w:tc>
+          <w:tcPr/>
+          <w:p>
+            <w:pPr>
+              <w:pStyle w:val="Compact"/>
+            </w:pPr>
+            <w:r>
+              <w:t xml:space="preserve">0.9039</w:t>
+            </w:r>
+          </w:p>
+        </w:tc>
+        <w:tc>
+          <w:tcPr/>
+          <w:p>
+            <w:pPr>
+              <w:pStyle w:val="Compact"/>
+            </w:pPr>
+            <w:r>
+              <w:t xml:space="preserve">0.6935</w:t>
+            </w:r>
+          </w:p>
+        </w:tc>
+        <w:tc>
+          <w:tcPr/>
+          <w:p>
+            <w:pPr>
+              <w:pStyle w:val="Compact"/>
+            </w:pPr>
+            <w:r>
+              <w:t xml:space="preserve">0.0442</w:t>
+            </w:r>
+          </w:p>
+        </w:tc>
+        <w:tc>
+          <w:tcPr/>
+          <w:p>
+            <w:pPr>
+              <w:pStyle w:val="Compact"/>
+            </w:pPr>
+            <w:r>
+              <w:t xml:space="preserve">0.4656</w:t>
+            </w:r>
+          </w:p>
+        </w:tc>
+        <w:tc>
+          <w:tcPr/>
+          <w:p>
+            <w:pPr>
+              <w:pStyle w:val="Compact"/>
+            </w:pPr>
+            <w:r>
+              <w:t xml:space="preserve">0.0086</w:t>
+            </w:r>
+          </w:p>
+        </w:tc>
+        <w:tc>
+          <w:tcPr/>
+          <w:p>
+            <w:pPr>
+              <w:pStyle w:val="Compact"/>
+            </w:pPr>
+            <w:r>
+              <w:t xml:space="preserve">0.5467</w:t>
+            </w:r>
+          </w:p>
+        </w:tc>
+        <w:tc>
+          <w:tcPr/>
+          <w:p>
+            <w:pPr>
+              <w:pStyle w:val="Compact"/>
+            </w:pPr>
+            <w:r>
+              <w:t xml:space="preserve">0.8369</w:t>
+            </w:r>
+          </w:p>
+        </w:tc>
+        <w:tc>
+          <w:tcPr/>
+          <w:p>
+            <w:pPr>
+              <w:pStyle w:val="Compact"/>
+            </w:pPr>
+            <w:r>
+              <w:t xml:space="preserve">0.5240</w:t>
+            </w:r>
+          </w:p>
+        </w:tc>
+        <w:tc>
+          <w:tcPr/>
+          <w:p>
+            <w:pPr>
+              <w:pStyle w:val="Compact"/>
+            </w:pPr>
+            <w:r>
+              <w:t xml:space="preserve">0.7476</w:t>
+            </w:r>
+          </w:p>
+        </w:tc>
+        <w:tc>
+          <w:tcPr/>
+          <w:p>
+            <w:pPr>
+              <w:pStyle w:val="Compact"/>
+            </w:pPr>
+            <w:r>
+              <w:t xml:space="preserve">5353</w:t>
+            </w:r>
+          </w:p>
+        </w:tc>
+      </w:tr>
+      <w:tr>
+        <w:tc>
+          <w:tcPr/>
+          <w:p>
+            <w:pPr>
+              <w:pStyle w:val="Compact"/>
+            </w:pPr>
+            <w:r>
+              <w:t xml:space="preserve">Chaco</w:t>
+            </w:r>
+          </w:p>
+        </w:tc>
+        <w:tc>
+          <w:tcPr/>
+          <w:p>
+            <w:pPr>
+              <w:pStyle w:val="Compact"/>
+            </w:pPr>
+            <w:r>
+              <w:t xml:space="preserve">propagacion</w:t>
+            </w:r>
+          </w:p>
+        </w:tc>
+        <w:tc>
+          <w:tcPr/>
+          <w:p>
+            <w:pPr>
+              <w:pStyle w:val="Compact"/>
+            </w:pPr>
+            <w:r>
+              <w:t xml:space="preserve">Línea Base Climatológica</w:t>
+            </w:r>
+          </w:p>
+        </w:tc>
+        <w:tc>
+          <w:tcPr/>
+          <w:p>
+            <w:pPr>
+              <w:pStyle w:val="Compact"/>
+            </w:pPr>
+            <w:r>
+              <w:t xml:space="preserve">0.5000</w:t>
+            </w:r>
+          </w:p>
+        </w:tc>
+        <w:tc>
+          <w:tcPr/>
+          <w:p>
+            <w:pPr>
+              <w:pStyle w:val="Compact"/>
+            </w:pPr>
+            <w:r>
+              <w:t xml:space="preserve">0.0909</w:t>
+            </w:r>
+          </w:p>
+        </w:tc>
+        <w:tc>
+          <w:tcPr/>
+          <w:p>
+            <w:pPr>
+              <w:pStyle w:val="Compact"/>
+            </w:pPr>
+            <w:r>
+              <w:t xml:space="preserve">0.0826</w:t>
+            </w:r>
+          </w:p>
+        </w:tc>
+        <w:tc>
+          <w:tcPr/>
+          <w:p>
+            <w:pPr>
+              <w:pStyle w:val="Compact"/>
+            </w:pPr>
+            <w:r>
+              <w:t xml:space="preserve">0.0000</w:t>
+            </w:r>
+          </w:p>
+        </w:tc>
+        <w:tc>
+          <w:tcPr/>
+          <w:p>
+            <w:pPr>
+              <w:pStyle w:val="Compact"/>
+            </w:pPr>
+            <w:r>
+              <w:t xml:space="preserve">0.0000</w:t>
+            </w:r>
+          </w:p>
+        </w:tc>
+        <w:tc>
+          <w:tcPr/>
+          <w:p>
+            <w:pPr>
+              <w:pStyle w:val="Compact"/>
+            </w:pPr>
+            <w:r>
+              <w:t xml:space="preserve">0.0909</w:t>
+            </w:r>
+          </w:p>
+        </w:tc>
+        <w:tc>
+          <w:tcPr/>
+          <w:p>
+            <w:pPr>
+              <w:pStyle w:val="Compact"/>
+            </w:pPr>
+            <w:r>
+              <w:t xml:space="preserve">0.0000</w:t>
+            </w:r>
+          </w:p>
+        </w:tc>
+        <w:tc>
+          <w:tcPr/>
+          <w:p>
+            <w:pPr>
+              <w:pStyle w:val="Compact"/>
+            </w:pPr>
+            <w:r>
+              <w:t xml:space="preserve">0.0000</w:t>
+            </w:r>
+          </w:p>
+        </w:tc>
+        <w:tc>
+          <w:tcPr/>
+          <w:p>
+            <w:pPr>
+              <w:pStyle w:val="Compact"/>
+            </w:pPr>
+            <w:r>
+              <w:t xml:space="preserve">0.0000</w:t>
+            </w:r>
+          </w:p>
+        </w:tc>
+        <w:tc>
+          <w:tcPr/>
+          <w:p>
+            <w:pPr>
+              <w:pStyle w:val="Compact"/>
+            </w:pPr>
+            <w:r>
+              <w:t xml:space="preserve">0</w:t>
+            </w:r>
+          </w:p>
+        </w:tc>
+      </w:tr>
+      <w:tr>
+        <w:tc>
+          <w:tcPr/>
+          <w:p>
+            <w:pPr>
+              <w:pStyle w:val="Compact"/>
+            </w:pPr>
+            <w:r>
+              <w:t xml:space="preserve">Oriental</w:t>
+            </w:r>
+          </w:p>
+        </w:tc>
+        <w:tc>
+          <w:tcPr/>
+          <w:p>
+            <w:pPr>
+              <w:pStyle w:val="Compact"/>
+            </w:pPr>
+            <w:r>
+              <w:t xml:space="preserve">ignicion</w:t>
+            </w:r>
+          </w:p>
+        </w:tc>
+        <w:tc>
+          <w:tcPr/>
+          <w:p>
+            <w:pPr>
+              <w:pStyle w:val="Compact"/>
+            </w:pPr>
+            <w:r>
+              <w:t xml:space="preserve">Incendios_PY (Ignición Híbrida M3)</w:t>
+            </w:r>
+          </w:p>
+        </w:tc>
+        <w:tc>
+          <w:tcPr/>
+          <w:p>
+            <w:pPr>
+              <w:pStyle w:val="Compact"/>
+            </w:pPr>
+            <w:r>
+              <w:t xml:space="preserve">0.7534</w:t>
+            </w:r>
+          </w:p>
+        </w:tc>
+        <w:tc>
+          <w:tcPr/>
+          <w:p>
+            <w:pPr>
+              <w:pStyle w:val="Compact"/>
+            </w:pPr>
+            <w:r>
+              <w:t xml:space="preserve">0.2340</w:t>
+            </w:r>
+          </w:p>
+        </w:tc>
+        <w:tc>
+          <w:tcPr/>
+          <w:p>
+            <w:pPr>
+              <w:pStyle w:val="Compact"/>
+            </w:pPr>
+            <w:r>
+              <w:t xml:space="preserve">0.0765</w:t>
+            </w:r>
+          </w:p>
+        </w:tc>
+        <w:tc>
+          <w:tcPr/>
+          <w:p>
+            <w:pPr>
+              <w:pStyle w:val="Compact"/>
+            </w:pPr>
+            <w:r>
+              <w:t xml:space="preserve">0.0748</w:t>
+            </w:r>
+          </w:p>
+        </w:tc>
+        <w:tc>
+          <w:tcPr/>
+          <w:p>
+            <w:pPr>
+              <w:pStyle w:val="Compact"/>
+            </w:pPr>
+            <w:r>
+              <w:t xml:space="preserve">0.0082</w:t>
+            </w:r>
+          </w:p>
+        </w:tc>
+        <w:tc>
+          <w:tcPr/>
+          <w:p>
+            <w:pPr>
+              <w:pStyle w:val="Compact"/>
+            </w:pPr>
+            <w:r>
+              <w:t xml:space="preserve">0.2186</w:t>
+            </w:r>
+          </w:p>
+        </w:tc>
+        <w:tc>
+          <w:tcPr/>
+          <w:p>
+            <w:pPr>
+              <w:pStyle w:val="Compact"/>
+            </w:pPr>
+            <w:r>
+              <w:t xml:space="preserve">0.3013</w:t>
+            </w:r>
+          </w:p>
+        </w:tc>
+        <w:tc>
+          <w:tcPr/>
+          <w:p>
+            <w:pPr>
+              <w:pStyle w:val="Compact"/>
+            </w:pPr>
+            <w:r>
+              <w:t xml:space="preserve">0.1859</w:t>
+            </w:r>
+          </w:p>
+        </w:tc>
+        <w:tc>
+          <w:tcPr/>
+          <w:p>
+            <w:pPr>
+              <w:pStyle w:val="Compact"/>
+            </w:pPr>
+            <w:r>
+              <w:t xml:space="preserve">0.2680</w:t>
+            </w:r>
+          </w:p>
+        </w:tc>
+        <w:tc>
+          <w:tcPr/>
+          <w:p>
+            <w:pPr>
+              <w:pStyle w:val="Compact"/>
+            </w:pPr>
+            <w:r>
+              <w:t xml:space="preserve">7835</w:t>
+            </w:r>
+          </w:p>
+        </w:tc>
+      </w:tr>
+      <w:tr>
+        <w:tc>
+          <w:tcPr/>
+          <w:p>
+            <w:pPr>
+              <w:pStyle w:val="Compact"/>
+            </w:pPr>
+            <w:r>
+              <w:t xml:space="preserve">Oriental</w:t>
+            </w:r>
+          </w:p>
+        </w:tc>
+        <w:tc>
+          <w:tcPr/>
+          <w:p>
+            <w:pPr>
+              <w:pStyle w:val="Compact"/>
+            </w:pPr>
+            <w:r>
+              <w:t xml:space="preserve">ignicion</w:t>
+            </w:r>
+          </w:p>
+        </w:tc>
+        <w:tc>
+          <w:tcPr/>
+          <w:p>
+            <w:pPr>
+              <w:pStyle w:val="Compact"/>
+            </w:pPr>
+            <w:r>
+              <w:t xml:space="preserve">Incendios_PY (Ignición Base M2)</w:t>
+            </w:r>
+          </w:p>
+        </w:tc>
+        <w:tc>
+          <w:tcPr/>
+          <w:p>
+            <w:pPr>
+              <w:pStyle w:val="Compact"/>
+            </w:pPr>
+            <w:r>
+              <w:t xml:space="preserve">0.7406</w:t>
+            </w:r>
+          </w:p>
+        </w:tc>
+        <w:tc>
+          <w:tcPr/>
+          <w:p>
+            <w:pPr>
+              <w:pStyle w:val="Compact"/>
+            </w:pPr>
+            <w:r>
+              <w:t xml:space="preserve">0.2146</w:t>
+            </w:r>
+          </w:p>
+        </w:tc>
+        <w:tc>
+          <w:tcPr/>
+          <w:p>
+            <w:pPr>
+              <w:pStyle w:val="Compact"/>
+            </w:pPr>
+            <w:r>
+              <w:t xml:space="preserve">0.0774</w:t>
+            </w:r>
+          </w:p>
+        </w:tc>
+        <w:tc>
+          <w:tcPr/>
+          <w:p>
+            <w:pPr>
+              <w:pStyle w:val="Compact"/>
+            </w:pPr>
+            <w:r>
+              <w:t xml:space="preserve">0.0640</w:t>
+            </w:r>
+          </w:p>
+        </w:tc>
+        <w:tc>
+          <w:tcPr/>
+          <w:p>
+            <w:pPr>
+              <w:pStyle w:val="Compact"/>
+            </w:pPr>
+            <w:r>
+              <w:t xml:space="preserve">0.0070</w:t>
+            </w:r>
+          </w:p>
+        </w:tc>
+        <w:tc>
+          <w:tcPr/>
+          <w:p>
+            <w:pPr>
+              <w:pStyle w:val="Compact"/>
+            </w:pPr>
+            <w:r>
+              <w:t xml:space="preserve">0.1983</w:t>
+            </w:r>
+          </w:p>
+        </w:tc>
+        <w:tc>
+          <w:tcPr/>
+          <w:p>
+            <w:pPr>
+              <w:pStyle w:val="Compact"/>
+            </w:pPr>
+            <w:r>
+              <w:t xml:space="preserve">0.2610</w:t>
+            </w:r>
+          </w:p>
+        </w:tc>
+        <w:tc>
+          <w:tcPr/>
+          <w:p>
+            <w:pPr>
+              <w:pStyle w:val="Compact"/>
+            </w:pPr>
+            <w:r>
+              <w:t xml:space="preserve">0.1958</w:t>
+            </w:r>
+          </w:p>
+        </w:tc>
+        <w:tc>
+          <w:tcPr/>
+          <w:p>
+            <w:pPr>
+              <w:pStyle w:val="Compact"/>
+            </w:pPr>
+            <w:r>
+              <w:t xml:space="preserve">0.2447</w:t>
+            </w:r>
+          </w:p>
+        </w:tc>
+        <w:tc>
+          <w:tcPr/>
+          <w:p>
+            <w:pPr>
+              <w:pStyle w:val="Compact"/>
+            </w:pPr>
+            <w:r>
+              <w:t xml:space="preserve">10075</w:t>
+            </w:r>
+          </w:p>
+        </w:tc>
+      </w:tr>
+      <w:tr>
+        <w:tc>
+          <w:tcPr/>
+          <w:p>
+            <w:pPr>
+              <w:pStyle w:val="Compact"/>
+            </w:pPr>
+            <w:r>
+              <w:t xml:space="preserve">Oriental</w:t>
+            </w:r>
+          </w:p>
+        </w:tc>
+        <w:tc>
+          <w:tcPr/>
+          <w:p>
+            <w:pPr>
+              <w:pStyle w:val="Compact"/>
+            </w:pPr>
+            <w:r>
+              <w:t xml:space="preserve">ignicion</w:t>
+            </w:r>
+          </w:p>
+        </w:tc>
+        <w:tc>
+          <w:tcPr/>
+          <w:p>
+            <w:pPr>
+              <w:pStyle w:val="Compact"/>
+            </w:pPr>
+            <w:r>
+              <w:t xml:space="preserve">Canadian FWI completo</w:t>
+            </w:r>
+          </w:p>
+        </w:tc>
+        <w:tc>
+          <w:tcPr/>
+          <w:p>
+            <w:pPr>
+              <w:pStyle w:val="Compact"/>
+            </w:pPr>
+            <w:r>
+              <w:t xml:space="preserve">0.5564</w:t>
+            </w:r>
+          </w:p>
+        </w:tc>
+        <w:tc>
+          <w:tcPr/>
+          <w:p>
+            <w:pPr>
+              <w:pStyle w:val="Compact"/>
+            </w:pPr>
+            <w:r>
+              <w:t xml:space="preserve">0.1061</w:t>
+            </w:r>
+          </w:p>
+        </w:tc>
+        <w:tc>
+          <w:tcPr/>
+          <w:p>
+            <w:pPr>
+              <w:pStyle w:val="Compact"/>
+            </w:pPr>
+            <w:r>
+              <w:t xml:space="preserve">—</w:t>
+            </w:r>
+          </w:p>
+        </w:tc>
+        <w:tc>
+          <w:tcPr/>
+          <w:p>
+            <w:pPr>
+              <w:pStyle w:val="Compact"/>
+            </w:pPr>
+            <w:r>
+              <w:t xml:space="preserve">—</w:t>
+            </w:r>
+          </w:p>
+        </w:tc>
+        <w:tc>
+          <w:tcPr/>
+          <w:p>
+            <w:pPr>
+              <w:pStyle w:val="Compact"/>
+            </w:pPr>
+            <w:r>
+              <w:t xml:space="preserve">—</w:t>
+            </w:r>
+          </w:p>
+        </w:tc>
+        <w:tc>
+          <w:tcPr/>
+          <w:p>
+            <w:pPr>
+              <w:pStyle w:val="Compact"/>
+            </w:pPr>
+            <w:r>
+              <w:t xml:space="preserve">2.1509</w:t>
+            </w:r>
+          </w:p>
+        </w:tc>
+        <w:tc>
+          <w:tcPr/>
+          <w:p>
+            <w:pPr>
+              <w:pStyle w:val="Compact"/>
+            </w:pPr>
+            <w:r>
+              <w:t xml:space="preserve">0.1076</w:t>
+            </w:r>
+          </w:p>
+        </w:tc>
+        <w:tc>
+          <w:tcPr/>
+          <w:p>
+            <w:pPr>
+              <w:pStyle w:val="Compact"/>
+            </w:pPr>
+            <w:r>
+              <w:t xml:space="preserve">0.3899</w:t>
+            </w:r>
+          </w:p>
+        </w:tc>
+        <w:tc>
+          <w:tcPr/>
+          <w:p>
+            <w:pPr>
+              <w:pStyle w:val="Compact"/>
+            </w:pPr>
+            <w:r>
+              <w:t xml:space="preserve">0.1258</w:t>
+            </w:r>
+          </w:p>
+        </w:tc>
+        <w:tc>
+          <w:tcPr/>
+          <w:p>
+            <w:pPr>
+              <w:pStyle w:val="Compact"/>
+            </w:pPr>
+            <w:r>
+              <w:t xml:space="preserve">58766</w:t>
+            </w:r>
+          </w:p>
+        </w:tc>
+      </w:tr>
+      <w:tr>
+        <w:tc>
+          <w:tcPr/>
+          <w:p>
+            <w:pPr>
+              <w:pStyle w:val="Compact"/>
+            </w:pPr>
+            <w:r>
+              <w:t xml:space="preserve">Oriental</w:t>
+            </w:r>
+          </w:p>
+        </w:tc>
+        <w:tc>
+          <w:tcPr/>
+          <w:p>
+            <w:pPr>
+              <w:pStyle w:val="Compact"/>
+            </w:pPr>
+            <w:r>
+              <w:t xml:space="preserve">ignicion</w:t>
+            </w:r>
+          </w:p>
+        </w:tc>
+        <w:tc>
+          <w:tcPr/>
+          <w:p>
+            <w:pPr>
+              <w:pStyle w:val="Compact"/>
+            </w:pPr>
+            <w:r>
+              <w:t xml:space="preserve">INPE Risco de Fogo</w:t>
+            </w:r>
+          </w:p>
+        </w:tc>
+        <w:tc>
+          <w:tcPr/>
+          <w:p>
+            <w:pPr>
+              <w:pStyle w:val="Compact"/>
+            </w:pPr>
+            <w:r>
+              <w:t xml:space="preserve">0.4990</w:t>
+            </w:r>
+          </w:p>
+        </w:tc>
+        <w:tc>
+          <w:tcPr/>
+          <w:p>
+            <w:pPr>
+              <w:pStyle w:val="Compact"/>
+            </w:pPr>
+            <w:r>
+              <w:t xml:space="preserve">0.0908</w:t>
+            </w:r>
+          </w:p>
+        </w:tc>
+        <w:tc>
+          <w:tcPr/>
+          <w:p>
+            <w:pPr>
+              <w:pStyle w:val="Compact"/>
+            </w:pPr>
+            <w:r>
+              <w:t xml:space="preserve">—</w:t>
+            </w:r>
+          </w:p>
+        </w:tc>
+        <w:tc>
+          <w:tcPr/>
+          <w:p>
+            <w:pPr>
+              <w:pStyle w:val="Compact"/>
+            </w:pPr>
+            <w:r>
+              <w:t xml:space="preserve">—</w:t>
+            </w:r>
+          </w:p>
+        </w:tc>
+        <w:tc>
+          <w:tcPr/>
+          <w:p>
+            <w:pPr>
+              <w:pStyle w:val="Compact"/>
+            </w:pPr>
+            <w:r>
+              <w:t xml:space="preserve">—</w:t>
+            </w:r>
+          </w:p>
+        </w:tc>
+        <w:tc>
+          <w:tcPr/>
+          <w:p>
+            <w:pPr>
+              <w:pStyle w:val="Compact"/>
+            </w:pPr>
+            <w:r>
+              <w:t xml:space="preserve">0.0750</w:t>
+            </w:r>
+          </w:p>
+        </w:tc>
+        <w:tc>
+          <w:tcPr/>
+          <w:p>
+            <w:pPr>
+              <w:pStyle w:val="Compact"/>
+            </w:pPr>
+            <w:r>
+              <w:t xml:space="preserve">0.0924</w:t>
+            </w:r>
+          </w:p>
+        </w:tc>
+        <w:tc>
+          <w:tcPr/>
+          <w:p>
+            <w:pPr>
+              <w:pStyle w:val="Compact"/>
+            </w:pPr>
+            <w:r>
+              <w:t xml:space="preserve">0.7947</w:t>
+            </w:r>
+          </w:p>
+        </w:tc>
+        <w:tc>
+          <w:tcPr/>
+          <w:p>
+            <w:pPr>
+              <w:pStyle w:val="Compact"/>
+            </w:pPr>
+            <w:r>
+              <w:t xml:space="preserve">0.1123</w:t>
+            </w:r>
+          </w:p>
+        </w:tc>
+        <w:tc>
+          <w:tcPr/>
+          <w:p>
+            <w:pPr>
+              <w:pStyle w:val="Compact"/>
+            </w:pPr>
+            <w:r>
+              <w:t xml:space="preserve">141802</w:t>
+            </w:r>
+          </w:p>
+        </w:tc>
+      </w:tr>
+      <w:tr>
+        <w:tc>
+          <w:tcPr/>
+          <w:p>
+            <w:pPr>
+              <w:pStyle w:val="Compact"/>
+            </w:pPr>
+            <w:r>
+              <w:t xml:space="preserve">Oriental</w:t>
+            </w:r>
+          </w:p>
+        </w:tc>
+        <w:tc>
+          <w:tcPr/>
+          <w:p>
+            <w:pPr>
+              <w:pStyle w:val="Compact"/>
+            </w:pPr>
+            <w:r>
+              <w:t xml:space="preserve">ignicion</w:t>
+            </w:r>
+          </w:p>
+        </w:tc>
+        <w:tc>
+          <w:tcPr/>
+          <w:p>
+            <w:pPr>
+              <w:pStyle w:val="Compact"/>
+            </w:pPr>
+            <w:r>
+              <w:t xml:space="preserve">Línea Base Climatológica</w:t>
+            </w:r>
+          </w:p>
+        </w:tc>
+        <w:tc>
+          <w:tcPr/>
+          <w:p>
+            <w:pPr>
+              <w:pStyle w:val="Compact"/>
+            </w:pPr>
+            <w:r>
+              <w:t xml:space="preserve">0.5000</w:t>
+            </w:r>
+          </w:p>
+        </w:tc>
+        <w:tc>
+          <w:tcPr/>
+          <w:p>
+            <w:pPr>
+              <w:pStyle w:val="Compact"/>
+            </w:pPr>
+            <w:r>
+              <w:t xml:space="preserve">0.0909</w:t>
+            </w:r>
+          </w:p>
+        </w:tc>
+        <w:tc>
+          <w:tcPr/>
+          <w:p>
+            <w:pPr>
+              <w:pStyle w:val="Compact"/>
+            </w:pPr>
+            <w:r>
+              <w:t xml:space="preserve">0.0826</w:t>
+            </w:r>
+          </w:p>
+        </w:tc>
+        <w:tc>
+          <w:tcPr/>
+          <w:p>
+            <w:pPr>
+              <w:pStyle w:val="Compact"/>
+            </w:pPr>
+            <w:r>
+              <w:t xml:space="preserve">0.0000</w:t>
+            </w:r>
+          </w:p>
+        </w:tc>
+        <w:tc>
+          <w:tcPr/>
+          <w:p>
+            <w:pPr>
+              <w:pStyle w:val="Compact"/>
+            </w:pPr>
+            <w:r>
+              <w:t xml:space="preserve">0.0000</w:t>
+            </w:r>
+          </w:p>
+        </w:tc>
+        <w:tc>
+          <w:tcPr/>
+          <w:p>
+            <w:pPr>
+              <w:pStyle w:val="Compact"/>
+            </w:pPr>
+            <w:r>
+              <w:t xml:space="preserve">0.0909</w:t>
+            </w:r>
+          </w:p>
+        </w:tc>
+        <w:tc>
+          <w:tcPr/>
+          <w:p>
+            <w:pPr>
+              <w:pStyle w:val="Compact"/>
+            </w:pPr>
+            <w:r>
+              <w:t xml:space="preserve">0.0000</w:t>
+            </w:r>
+          </w:p>
+        </w:tc>
+        <w:tc>
+          <w:tcPr/>
+          <w:p>
+            <w:pPr>
+              <w:pStyle w:val="Compact"/>
+            </w:pPr>
+            <w:r>
+              <w:t xml:space="preserve">0.0000</w:t>
+            </w:r>
+          </w:p>
+        </w:tc>
+        <w:tc>
+          <w:tcPr/>
+          <w:p>
+            <w:pPr>
+              <w:pStyle w:val="Compact"/>
+            </w:pPr>
+            <w:r>
+              <w:t xml:space="preserve">0.0000</w:t>
+            </w:r>
+          </w:p>
+        </w:tc>
+        <w:tc>
+          <w:tcPr/>
+          <w:p>
+            <w:pPr>
+              <w:pStyle w:val="Compact"/>
+            </w:pPr>
+            <w:r>
+              <w:t xml:space="preserve">0</w:t>
+            </w:r>
+          </w:p>
+        </w:tc>
+      </w:tr>
+      <w:tr>
+        <w:tc>
+          <w:tcPr/>
+          <w:p>
+            <w:pPr>
+              <w:pStyle w:val="Compact"/>
+            </w:pPr>
+            <w:r>
+              <w:t xml:space="preserve">Oriental</w:t>
+            </w:r>
+          </w:p>
+        </w:tc>
+        <w:tc>
+          <w:tcPr/>
+          <w:p>
+            <w:pPr>
+              <w:pStyle w:val="Compact"/>
+            </w:pPr>
+            <w:r>
+              <w:t xml:space="preserve">propagacion</w:t>
+            </w:r>
+          </w:p>
+        </w:tc>
+        <w:tc>
+          <w:tcPr/>
+          <w:p>
+            <w:pPr>
+              <w:pStyle w:val="Compact"/>
+            </w:pPr>
+            <w:r>
+              <w:t xml:space="preserve">Incendios_PY (Propagación Táctica)</w:t>
+            </w:r>
+          </w:p>
+        </w:tc>
+        <w:tc>
+          <w:tcPr/>
+          <w:p>
+            <w:pPr>
+              <w:pStyle w:val="Compact"/>
+            </w:pPr>
+            <w:r>
+              <w:t xml:space="preserve">0.7859</w:t>
+            </w:r>
+          </w:p>
+        </w:tc>
+        <w:tc>
+          <w:tcPr/>
+          <w:p>
+            <w:pPr>
+              <w:pStyle w:val="Compact"/>
+            </w:pPr>
+            <w:r>
+              <w:t xml:space="preserve">0.3752</w:t>
+            </w:r>
+          </w:p>
+        </w:tc>
+        <w:tc>
+          <w:tcPr/>
+          <w:p>
+            <w:pPr>
+              <w:pStyle w:val="Compact"/>
+            </w:pPr>
+            <w:r>
+              <w:t xml:space="preserve">0.0691</w:t>
+            </w:r>
+          </w:p>
+        </w:tc>
+        <w:tc>
+          <w:tcPr/>
+          <w:p>
+            <w:pPr>
+              <w:pStyle w:val="Compact"/>
+            </w:pPr>
+            <w:r>
+              <w:t xml:space="preserve">0.1633</w:t>
+            </w:r>
+          </w:p>
+        </w:tc>
+        <w:tc>
+          <w:tcPr/>
+          <w:p>
+            <w:pPr>
+              <w:pStyle w:val="Compact"/>
+            </w:pPr>
+            <w:r>
+              <w:t xml:space="preserve">0.0092</w:t>
+            </w:r>
+          </w:p>
+        </w:tc>
+        <w:tc>
+          <w:tcPr/>
+          <w:p>
+            <w:pPr>
+              <w:pStyle w:val="Compact"/>
+            </w:pPr>
+            <w:r>
+              <w:t xml:space="preserve">0.4320</w:t>
+            </w:r>
+          </w:p>
+        </w:tc>
+        <w:tc>
+          <w:tcPr/>
+          <w:p>
+            <w:pPr>
+              <w:pStyle w:val="Compact"/>
+            </w:pPr>
+            <w:r>
+              <w:t xml:space="preserve">0.6503</w:t>
+            </w:r>
+          </w:p>
+        </w:tc>
+        <w:tc>
+          <w:tcPr/>
+          <w:p>
+            <w:pPr>
+              <w:pStyle w:val="Compact"/>
+            </w:pPr>
+            <w:r>
+              <w:t xml:space="preserve">0.1984</w:t>
+            </w:r>
+          </w:p>
+        </w:tc>
+        <w:tc>
+          <w:tcPr/>
+          <w:p>
+            <w:pPr>
+              <w:pStyle w:val="Compact"/>
+            </w:pPr>
+            <w:r>
+              <w:t xml:space="preserve">0.4468</w:t>
+            </w:r>
+          </w:p>
+        </w:tc>
+        <w:tc>
+          <w:tcPr/>
+          <w:p>
+            <w:pPr>
+              <w:pStyle w:val="Compact"/>
+            </w:pPr>
+            <w:r>
+              <w:t xml:space="preserve">8351</w:t>
+            </w:r>
+          </w:p>
+        </w:tc>
+      </w:tr>
+      <w:tr>
+        <w:tc>
+          <w:tcPr/>
+          <w:p>
+            <w:pPr>
+              <w:pStyle w:val="Compact"/>
+            </w:pPr>
+            <w:r>
+              <w:t xml:space="preserve">Oriental</w:t>
+            </w:r>
+          </w:p>
+        </w:tc>
+        <w:tc>
+          <w:tcPr/>
+          <w:p>
+            <w:pPr>
+              <w:pStyle w:val="Compact"/>
+            </w:pPr>
+            <w:r>
+              <w:t xml:space="preserve">propagacion</w:t>
+            </w:r>
+          </w:p>
+        </w:tc>
+        <w:tc>
+          <w:tcPr/>
+          <w:p>
+            <w:pPr>
+              <w:pStyle w:val="Compact"/>
+            </w:pPr>
+            <w:r>
+              <w:t xml:space="preserve">Línea Base Climatológica</w:t>
+            </w:r>
+          </w:p>
+        </w:tc>
+        <w:tc>
+          <w:tcPr/>
+          <w:p>
+            <w:pPr>
+              <w:pStyle w:val="Compact"/>
+            </w:pPr>
+            <w:r>
+              <w:t xml:space="preserve">0.5000</w:t>
+            </w:r>
+          </w:p>
+        </w:tc>
+        <w:tc>
+          <w:tcPr/>
+          <w:p>
+            <w:pPr>
+              <w:pStyle w:val="Compact"/>
+            </w:pPr>
+            <w:r>
+              <w:t xml:space="preserve">0.0909</w:t>
+            </w:r>
+          </w:p>
+        </w:tc>
+        <w:tc>
+          <w:tcPr/>
+          <w:p>
+            <w:pPr>
+              <w:pStyle w:val="Compact"/>
+            </w:pPr>
+            <w:r>
+              <w:t xml:space="preserve">0.0826</w:t>
+            </w:r>
+          </w:p>
+        </w:tc>
+        <w:tc>
+          <w:tcPr/>
+          <w:p>
+            <w:pPr>
+              <w:pStyle w:val="Compact"/>
+            </w:pPr>
+            <w:r>
+              <w:t xml:space="preserve">0.0000</w:t>
+            </w:r>
+          </w:p>
+        </w:tc>
+        <w:tc>
+          <w:tcPr/>
+          <w:p>
+            <w:pPr>
+              <w:pStyle w:val="Compact"/>
+            </w:pPr>
+            <w:r>
+              <w:t xml:space="preserve">0.0000</w:t>
+            </w:r>
+          </w:p>
+        </w:tc>
+        <w:tc>
+          <w:tcPr/>
+          <w:p>
+            <w:pPr>
+              <w:pStyle w:val="Compact"/>
+            </w:pPr>
+            <w:r>
+              <w:t xml:space="preserve">0.0909</w:t>
+            </w:r>
+          </w:p>
+        </w:tc>
+        <w:tc>
+          <w:tcPr/>
+          <w:p>
+            <w:pPr>
+              <w:pStyle w:val="Compact"/>
+            </w:pPr>
+            <w:r>
+              <w:t xml:space="preserve">0.0000</w:t>
+            </w:r>
+          </w:p>
+        </w:tc>
+        <w:tc>
+          <w:tcPr/>
+          <w:p>
+            <w:pPr>
+              <w:pStyle w:val="Compact"/>
+            </w:pPr>
+            <w:r>
+              <w:t xml:space="preserve">0.0000</w:t>
+            </w:r>
+          </w:p>
+        </w:tc>
+        <w:tc>
+          <w:tcPr/>
+          <w:p>
+            <w:pPr>
+              <w:pStyle w:val="Compact"/>
+            </w:pPr>
+            <w:r>
+              <w:t xml:space="preserve">0.0000</w:t>
+            </w:r>
+          </w:p>
+        </w:tc>
+        <w:tc>
+          <w:tcPr/>
+          <w:p>
+            <w:pPr>
+              <w:pStyle w:val="Compact"/>
+            </w:pPr>
+            <w:r>
+              <w:t xml:space="preserve">0</w:t>
+            </w:r>
+          </w:p>
+        </w:tc>
+      </w:tr>
+    </w:tbl>
+    <w:p>
+      <w:pPr>
+        <w:pStyle w:val="BodyText"/>
+      </w:pPr>
+      <w:r>
+        <w:t xml:space="preserve">FWI = full Canadian Fire Weather Index; INPE = INPE Fire Risk; M2 = baseline ignition model in the ignition task and tactical propagation model in the propagation task; M3 = hybrid ignition model; Climatology = climatological baseline; Ign. = ignition; Prop. = propagation.</w:t>
+      </w:r>
+    </w:p>
+    <w:p>
+      <w:pPr>
+        <w:pStyle w:val="BodyText"/>
+      </w:pPr>
+      <w:r>
+        <w:rPr>
+          <w:b/>
+          <w:bCs/>
+        </w:rPr>
+        <w:t xml:space="preserve">Tabla S12.</w:t>
+      </w:r>
+      <w:r>
+        <w:t xml:space="preserve"> </w:t>
+      </w:r>
+      <w:r>
+        <w:t xml:space="preserve">Ablación controlada de M1, M2 y M3 en el test retrospectivo 2024–2025.</w:t>
       </w:r>
     </w:p>
     <w:tbl>
@@ -14201,2067 +16443,6 @@
               <w:pStyle w:val="Compact"/>
             </w:pPr>
             <w:r>
-              <w:t xml:space="preserve">Task</w:t>
-            </w:r>
-          </w:p>
-        </w:tc>
-        <w:tc>
-          <w:tcPr/>
-          <w:p>
-            <w:pPr>
-              <w:pStyle w:val="Compact"/>
-            </w:pPr>
-            <w:r>
-              <w:t xml:space="preserve">Model</w:t>
-            </w:r>
-          </w:p>
-        </w:tc>
-        <w:tc>
-          <w:tcPr/>
-          <w:p>
-            <w:pPr>
-              <w:pStyle w:val="Compact"/>
-            </w:pPr>
-            <w:r>
-              <w:t xml:space="preserve">ROC-AUC</w:t>
-            </w:r>
-          </w:p>
-        </w:tc>
-        <w:tc>
-          <w:tcPr/>
-          <w:p>
-            <w:pPr>
-              <w:pStyle w:val="Compact"/>
-            </w:pPr>
-            <w:r>
-              <w:t xml:space="preserve">PR-AUC</w:t>
-            </w:r>
-          </w:p>
-        </w:tc>
-        <w:tc>
-          <w:tcPr/>
-          <w:p>
-            <w:pPr>
-              <w:pStyle w:val="Compact"/>
-            </w:pPr>
-            <w:r>
-              <w:t xml:space="preserve">Brier</w:t>
-            </w:r>
-          </w:p>
-        </w:tc>
-        <w:tc>
-          <w:tcPr/>
-          <w:p>
-            <w:pPr>
-              <w:pStyle w:val="Compact"/>
-            </w:pPr>
-            <w:r>
-              <w:t xml:space="preserve">BSS</w:t>
-            </w:r>
-          </w:p>
-        </w:tc>
-        <w:tc>
-          <w:tcPr/>
-          <w:p>
-            <w:pPr>
-              <w:pStyle w:val="Compact"/>
-            </w:pPr>
-            <w:r>
-              <w:t xml:space="preserve">ECE</w:t>
-            </w:r>
-          </w:p>
-        </w:tc>
-        <w:tc>
-          <w:tcPr/>
-          <w:p>
-            <w:pPr>
-              <w:pStyle w:val="Compact"/>
-            </w:pPr>
-            <w:r>
-              <w:t xml:space="preserve">Precision</w:t>
-            </w:r>
-          </w:p>
-        </w:tc>
-        <w:tc>
-          <w:tcPr/>
-          <w:p>
-            <w:pPr>
-              <w:pStyle w:val="Compact"/>
-            </w:pPr>
-            <w:r>
-              <w:t xml:space="preserve">Recall</w:t>
-            </w:r>
-          </w:p>
-        </w:tc>
-        <w:tc>
-          <w:tcPr/>
-          <w:p>
-            <w:pPr>
-              <w:pStyle w:val="Compact"/>
-            </w:pPr>
-            <w:r>
-              <w:t xml:space="preserve">F0.5</w:t>
-            </w:r>
-          </w:p>
-        </w:tc>
-        <w:tc>
-          <w:tcPr/>
-          <w:p>
-            <w:pPr>
-              <w:pStyle w:val="Compact"/>
-            </w:pPr>
-            <w:r>
-              <w:t xml:space="preserve">FP</w:t>
-            </w:r>
-          </w:p>
-        </w:tc>
-      </w:tr>
-      <w:tr>
-        <w:tc>
-          <w:tcPr/>
-          <w:p>
-            <w:pPr>
-              <w:pStyle w:val="Compact"/>
-            </w:pPr>
-            <w:r>
-              <w:t xml:space="preserve">Chaco</w:t>
-            </w:r>
-          </w:p>
-        </w:tc>
-        <w:tc>
-          <w:tcPr/>
-          <w:p>
-            <w:pPr>
-              <w:pStyle w:val="Compact"/>
-            </w:pPr>
-            <w:r>
-              <w:t xml:space="preserve">ignicion</w:t>
-            </w:r>
-          </w:p>
-        </w:tc>
-        <w:tc>
-          <w:tcPr/>
-          <w:p>
-            <w:pPr>
-              <w:pStyle w:val="Compact"/>
-            </w:pPr>
-            <w:r>
-              <w:t xml:space="preserve">Incendios_PY (Ignición Híbrida M3)</w:t>
-            </w:r>
-          </w:p>
-        </w:tc>
-        <w:tc>
-          <w:tcPr/>
-          <w:p>
-            <w:pPr>
-              <w:pStyle w:val="Compact"/>
-            </w:pPr>
-            <w:r>
-              <w:t xml:space="preserve">0.8021</w:t>
-            </w:r>
-          </w:p>
-        </w:tc>
-        <w:tc>
-          <w:tcPr/>
-          <w:p>
-            <w:pPr>
-              <w:pStyle w:val="Compact"/>
-            </w:pPr>
-            <w:r>
-              <w:t xml:space="preserve">0.2842</w:t>
-            </w:r>
-          </w:p>
-        </w:tc>
-        <w:tc>
-          <w:tcPr/>
-          <w:p>
-            <w:pPr>
-              <w:pStyle w:val="Compact"/>
-            </w:pPr>
-            <w:r>
-              <w:t xml:space="preserve">0.0733</w:t>
-            </w:r>
-          </w:p>
-        </w:tc>
-        <w:tc>
-          <w:tcPr/>
-          <w:p>
-            <w:pPr>
-              <w:pStyle w:val="Compact"/>
-            </w:pPr>
-            <w:r>
-              <w:t xml:space="preserve">0.1131</w:t>
-            </w:r>
-          </w:p>
-        </w:tc>
-        <w:tc>
-          <w:tcPr/>
-          <w:p>
-            <w:pPr>
-              <w:pStyle w:val="Compact"/>
-            </w:pPr>
-            <w:r>
-              <w:t xml:space="preserve">0.0082</w:t>
-            </w:r>
-          </w:p>
-        </w:tc>
-        <w:tc>
-          <w:tcPr/>
-          <w:p>
-            <w:pPr>
-              <w:pStyle w:val="Compact"/>
-            </w:pPr>
-            <w:r>
-              <w:t xml:space="preserve">0.3282</w:t>
-            </w:r>
-          </w:p>
-        </w:tc>
-        <w:tc>
-          <w:tcPr/>
-          <w:p>
-            <w:pPr>
-              <w:pStyle w:val="Compact"/>
-            </w:pPr>
-            <w:r>
-              <w:t xml:space="preserve">0.3030</w:t>
-            </w:r>
-          </w:p>
-        </w:tc>
-        <w:tc>
-          <w:tcPr/>
-          <w:p>
-            <w:pPr>
-              <w:pStyle w:val="Compact"/>
-            </w:pPr>
-            <w:r>
-              <w:t xml:space="preserve">0.3228</w:t>
-            </w:r>
-          </w:p>
-        </w:tc>
-        <w:tc>
-          <w:tcPr/>
-          <w:p>
-            <w:pPr>
-              <w:pStyle w:val="Compact"/>
-            </w:pPr>
-            <w:r>
-              <w:t xml:space="preserve">9960</w:t>
-            </w:r>
-          </w:p>
-        </w:tc>
-      </w:tr>
-      <w:tr>
-        <w:tc>
-          <w:tcPr/>
-          <w:p>
-            <w:pPr>
-              <w:pStyle w:val="Compact"/>
-            </w:pPr>
-            <w:r>
-              <w:t xml:space="preserve">Chaco</w:t>
-            </w:r>
-          </w:p>
-        </w:tc>
-        <w:tc>
-          <w:tcPr/>
-          <w:p>
-            <w:pPr>
-              <w:pStyle w:val="Compact"/>
-            </w:pPr>
-            <w:r>
-              <w:t xml:space="preserve">ignicion</w:t>
-            </w:r>
-          </w:p>
-        </w:tc>
-        <w:tc>
-          <w:tcPr/>
-          <w:p>
-            <w:pPr>
-              <w:pStyle w:val="Compact"/>
-            </w:pPr>
-            <w:r>
-              <w:t xml:space="preserve">Incendios_PY (Ignición Base M2)</w:t>
-            </w:r>
-          </w:p>
-        </w:tc>
-        <w:tc>
-          <w:tcPr/>
-          <w:p>
-            <w:pPr>
-              <w:pStyle w:val="Compact"/>
-            </w:pPr>
-            <w:r>
-              <w:t xml:space="preserve">0.7991</w:t>
-            </w:r>
-          </w:p>
-        </w:tc>
-        <w:tc>
-          <w:tcPr/>
-          <w:p>
-            <w:pPr>
-              <w:pStyle w:val="Compact"/>
-            </w:pPr>
-            <w:r>
-              <w:t xml:space="preserve">0.2766</w:t>
-            </w:r>
-          </w:p>
-        </w:tc>
-        <w:tc>
-          <w:tcPr/>
-          <w:p>
-            <w:pPr>
-              <w:pStyle w:val="Compact"/>
-            </w:pPr>
-            <w:r>
-              <w:t xml:space="preserve">0.0737</w:t>
-            </w:r>
-          </w:p>
-        </w:tc>
-        <w:tc>
-          <w:tcPr/>
-          <w:p>
-            <w:pPr>
-              <w:pStyle w:val="Compact"/>
-            </w:pPr>
-            <w:r>
-              <w:t xml:space="preserve">0.1083</w:t>
-            </w:r>
-          </w:p>
-        </w:tc>
-        <w:tc>
-          <w:tcPr/>
-          <w:p>
-            <w:pPr>
-              <w:pStyle w:val="Compact"/>
-            </w:pPr>
-            <w:r>
-              <w:t xml:space="preserve">0.0104</w:t>
-            </w:r>
-          </w:p>
-        </w:tc>
-        <w:tc>
-          <w:tcPr/>
-          <w:p>
-            <w:pPr>
-              <w:pStyle w:val="Compact"/>
-            </w:pPr>
-            <w:r>
-              <w:t xml:space="preserve">0.3328</w:t>
-            </w:r>
-          </w:p>
-        </w:tc>
-        <w:tc>
-          <w:tcPr/>
-          <w:p>
-            <w:pPr>
-              <w:pStyle w:val="Compact"/>
-            </w:pPr>
-            <w:r>
-              <w:t xml:space="preserve">0.2725</w:t>
-            </w:r>
-          </w:p>
-        </w:tc>
-        <w:tc>
-          <w:tcPr/>
-          <w:p>
-            <w:pPr>
-              <w:pStyle w:val="Compact"/>
-            </w:pPr>
-            <w:r>
-              <w:t xml:space="preserve">0.3187</w:t>
-            </w:r>
-          </w:p>
-        </w:tc>
-        <w:tc>
-          <w:tcPr/>
-          <w:p>
-            <w:pPr>
-              <w:pStyle w:val="Compact"/>
-            </w:pPr>
-            <w:r>
-              <w:t xml:space="preserve">8773</w:t>
-            </w:r>
-          </w:p>
-        </w:tc>
-      </w:tr>
-      <w:tr>
-        <w:tc>
-          <w:tcPr/>
-          <w:p>
-            <w:pPr>
-              <w:pStyle w:val="Compact"/>
-            </w:pPr>
-            <w:r>
-              <w:t xml:space="preserve">Chaco</w:t>
-            </w:r>
-          </w:p>
-        </w:tc>
-        <w:tc>
-          <w:tcPr/>
-          <w:p>
-            <w:pPr>
-              <w:pStyle w:val="Compact"/>
-            </w:pPr>
-            <w:r>
-              <w:t xml:space="preserve">ignicion</w:t>
-            </w:r>
-          </w:p>
-        </w:tc>
-        <w:tc>
-          <w:tcPr/>
-          <w:p>
-            <w:pPr>
-              <w:pStyle w:val="Compact"/>
-            </w:pPr>
-            <w:r>
-              <w:t xml:space="preserve">Canadian FWI completo</w:t>
-            </w:r>
-          </w:p>
-        </w:tc>
-        <w:tc>
-          <w:tcPr/>
-          <w:p>
-            <w:pPr>
-              <w:pStyle w:val="Compact"/>
-            </w:pPr>
-            <w:r>
-              <w:t xml:space="preserve">0.5173</w:t>
-            </w:r>
-          </w:p>
-        </w:tc>
-        <w:tc>
-          <w:tcPr/>
-          <w:p>
-            <w:pPr>
-              <w:pStyle w:val="Compact"/>
-            </w:pPr>
-            <w:r>
-              <w:t xml:space="preserve">0.0957</w:t>
-            </w:r>
-          </w:p>
-        </w:tc>
-        <w:tc>
-          <w:tcPr/>
-          <w:p>
-            <w:pPr>
-              <w:pStyle w:val="Compact"/>
-            </w:pPr>
-            <w:r>
-              <w:t xml:space="preserve">—</w:t>
-            </w:r>
-          </w:p>
-        </w:tc>
-        <w:tc>
-          <w:tcPr/>
-          <w:p>
-            <w:pPr>
-              <w:pStyle w:val="Compact"/>
-            </w:pPr>
-            <w:r>
-              <w:t xml:space="preserve">—</w:t>
-            </w:r>
-          </w:p>
-        </w:tc>
-        <w:tc>
-          <w:tcPr/>
-          <w:p>
-            <w:pPr>
-              <w:pStyle w:val="Compact"/>
-            </w:pPr>
-            <w:r>
-              <w:t xml:space="preserve">—</w:t>
-            </w:r>
-          </w:p>
-        </w:tc>
-        <w:tc>
-          <w:tcPr/>
-          <w:p>
-            <w:pPr>
-              <w:pStyle w:val="Compact"/>
-            </w:pPr>
-            <w:r>
-              <w:t xml:space="preserve">0.0928</w:t>
-            </w:r>
-          </w:p>
-        </w:tc>
-        <w:tc>
-          <w:tcPr/>
-          <w:p>
-            <w:pPr>
-              <w:pStyle w:val="Compact"/>
-            </w:pPr>
-            <w:r>
-              <w:t xml:space="preserve">0.9608</w:t>
-            </w:r>
-          </w:p>
-        </w:tc>
-        <w:tc>
-          <w:tcPr/>
-          <w:p>
-            <w:pPr>
-              <w:pStyle w:val="Compact"/>
-            </w:pPr>
-            <w:r>
-              <w:t xml:space="preserve">0.1133</w:t>
-            </w:r>
-          </w:p>
-        </w:tc>
-        <w:tc>
-          <w:tcPr/>
-          <w:p>
-            <w:pPr>
-              <w:pStyle w:val="Compact"/>
-            </w:pPr>
-            <w:r>
-              <w:t xml:space="preserve">150807</w:t>
-            </w:r>
-          </w:p>
-        </w:tc>
-      </w:tr>
-      <w:tr>
-        <w:tc>
-          <w:tcPr/>
-          <w:p>
-            <w:pPr>
-              <w:pStyle w:val="Compact"/>
-            </w:pPr>
-            <w:r>
-              <w:t xml:space="preserve">Chaco</w:t>
-            </w:r>
-          </w:p>
-        </w:tc>
-        <w:tc>
-          <w:tcPr/>
-          <w:p>
-            <w:pPr>
-              <w:pStyle w:val="Compact"/>
-            </w:pPr>
-            <w:r>
-              <w:t xml:space="preserve">ignicion</w:t>
-            </w:r>
-          </w:p>
-        </w:tc>
-        <w:tc>
-          <w:tcPr/>
-          <w:p>
-            <w:pPr>
-              <w:pStyle w:val="Compact"/>
-            </w:pPr>
-            <w:r>
-              <w:t xml:space="preserve">INPE Risco de Fogo</w:t>
-            </w:r>
-          </w:p>
-        </w:tc>
-        <w:tc>
-          <w:tcPr/>
-          <w:p>
-            <w:pPr>
-              <w:pStyle w:val="Compact"/>
-            </w:pPr>
-            <w:r>
-              <w:t xml:space="preserve">0.5389</w:t>
-            </w:r>
-          </w:p>
-        </w:tc>
-        <w:tc>
-          <w:tcPr/>
-          <w:p>
-            <w:pPr>
-              <w:pStyle w:val="Compact"/>
-            </w:pPr>
-            <w:r>
-              <w:t xml:space="preserve">0.1031</w:t>
-            </w:r>
-          </w:p>
-        </w:tc>
-        <w:tc>
-          <w:tcPr/>
-          <w:p>
-            <w:pPr>
-              <w:pStyle w:val="Compact"/>
-            </w:pPr>
-            <w:r>
-              <w:t xml:space="preserve">—</w:t>
-            </w:r>
-          </w:p>
-        </w:tc>
-        <w:tc>
-          <w:tcPr/>
-          <w:p>
-            <w:pPr>
-              <w:pStyle w:val="Compact"/>
-            </w:pPr>
-            <w:r>
-              <w:t xml:space="preserve">—</w:t>
-            </w:r>
-          </w:p>
-        </w:tc>
-        <w:tc>
-          <w:tcPr/>
-          <w:p>
-            <w:pPr>
-              <w:pStyle w:val="Compact"/>
-            </w:pPr>
-            <w:r>
-              <w:t xml:space="preserve">—</w:t>
-            </w:r>
-          </w:p>
-        </w:tc>
-        <w:tc>
-          <w:tcPr/>
-          <w:p>
-            <w:pPr>
-              <w:pStyle w:val="Compact"/>
-            </w:pPr>
-            <w:r>
-              <w:t xml:space="preserve">0.1172</w:t>
-            </w:r>
-          </w:p>
-        </w:tc>
-        <w:tc>
-          <w:tcPr/>
-          <w:p>
-            <w:pPr>
-              <w:pStyle w:val="Compact"/>
-            </w:pPr>
-            <w:r>
-              <w:t xml:space="preserve">0.1257</w:t>
-            </w:r>
-          </w:p>
-        </w:tc>
-        <w:tc>
-          <w:tcPr/>
-          <w:p>
-            <w:pPr>
-              <w:pStyle w:val="Compact"/>
-            </w:pPr>
-            <w:r>
-              <w:t xml:space="preserve">0.1188</w:t>
-            </w:r>
-          </w:p>
-        </w:tc>
-        <w:tc>
-          <w:tcPr/>
-          <w:p>
-            <w:pPr>
-              <w:pStyle w:val="Compact"/>
-            </w:pPr>
-            <w:r>
-              <w:t xml:space="preserve">15207</w:t>
-            </w:r>
-          </w:p>
-        </w:tc>
-      </w:tr>
-      <w:tr>
-        <w:tc>
-          <w:tcPr/>
-          <w:p>
-            <w:pPr>
-              <w:pStyle w:val="Compact"/>
-            </w:pPr>
-            <w:r>
-              <w:t xml:space="preserve">Chaco</w:t>
-            </w:r>
-          </w:p>
-        </w:tc>
-        <w:tc>
-          <w:tcPr/>
-          <w:p>
-            <w:pPr>
-              <w:pStyle w:val="Compact"/>
-            </w:pPr>
-            <w:r>
-              <w:t xml:space="preserve">ignicion</w:t>
-            </w:r>
-          </w:p>
-        </w:tc>
-        <w:tc>
-          <w:tcPr/>
-          <w:p>
-            <w:pPr>
-              <w:pStyle w:val="Compact"/>
-            </w:pPr>
-            <w:r>
-              <w:t xml:space="preserve">Línea Base Climatológica</w:t>
-            </w:r>
-          </w:p>
-        </w:tc>
-        <w:tc>
-          <w:tcPr/>
-          <w:p>
-            <w:pPr>
-              <w:pStyle w:val="Compact"/>
-            </w:pPr>
-            <w:r>
-              <w:t xml:space="preserve">0.5000</w:t>
-            </w:r>
-          </w:p>
-        </w:tc>
-        <w:tc>
-          <w:tcPr/>
-          <w:p>
-            <w:pPr>
-              <w:pStyle w:val="Compact"/>
-            </w:pPr>
-            <w:r>
-              <w:t xml:space="preserve">0.0909</w:t>
-            </w:r>
-          </w:p>
-        </w:tc>
-        <w:tc>
-          <w:tcPr/>
-          <w:p>
-            <w:pPr>
-              <w:pStyle w:val="Compact"/>
-            </w:pPr>
-            <w:r>
-              <w:t xml:space="preserve">0.0826</w:t>
-            </w:r>
-          </w:p>
-        </w:tc>
-        <w:tc>
-          <w:tcPr/>
-          <w:p>
-            <w:pPr>
-              <w:pStyle w:val="Compact"/>
-            </w:pPr>
-            <w:r>
-              <w:t xml:space="preserve">0.0000</w:t>
-            </w:r>
-          </w:p>
-        </w:tc>
-        <w:tc>
-          <w:tcPr/>
-          <w:p>
-            <w:pPr>
-              <w:pStyle w:val="Compact"/>
-            </w:pPr>
-            <w:r>
-              <w:t xml:space="preserve">0.0000</w:t>
-            </w:r>
-          </w:p>
-        </w:tc>
-        <w:tc>
-          <w:tcPr/>
-          <w:p>
-            <w:pPr>
-              <w:pStyle w:val="Compact"/>
-            </w:pPr>
-            <w:r>
-              <w:t xml:space="preserve">0.0000</w:t>
-            </w:r>
-          </w:p>
-        </w:tc>
-        <w:tc>
-          <w:tcPr/>
-          <w:p>
-            <w:pPr>
-              <w:pStyle w:val="Compact"/>
-            </w:pPr>
-            <w:r>
-              <w:t xml:space="preserve">0.0000</w:t>
-            </w:r>
-          </w:p>
-        </w:tc>
-        <w:tc>
-          <w:tcPr/>
-          <w:p>
-            <w:pPr>
-              <w:pStyle w:val="Compact"/>
-            </w:pPr>
-            <w:r>
-              <w:t xml:space="preserve">0.0000</w:t>
-            </w:r>
-          </w:p>
-        </w:tc>
-        <w:tc>
-          <w:tcPr/>
-          <w:p>
-            <w:pPr>
-              <w:pStyle w:val="Compact"/>
-            </w:pPr>
-            <w:r>
-              <w:t xml:space="preserve">0</w:t>
-            </w:r>
-          </w:p>
-        </w:tc>
-      </w:tr>
-      <w:tr>
-        <w:tc>
-          <w:tcPr/>
-          <w:p>
-            <w:pPr>
-              <w:pStyle w:val="Compact"/>
-            </w:pPr>
-            <w:r>
-              <w:t xml:space="preserve">Chaco</w:t>
-            </w:r>
-          </w:p>
-        </w:tc>
-        <w:tc>
-          <w:tcPr/>
-          <w:p>
-            <w:pPr>
-              <w:pStyle w:val="Compact"/>
-            </w:pPr>
-            <w:r>
-              <w:t xml:space="preserve">propagacion</w:t>
-            </w:r>
-          </w:p>
-        </w:tc>
-        <w:tc>
-          <w:tcPr/>
-          <w:p>
-            <w:pPr>
-              <w:pStyle w:val="Compact"/>
-            </w:pPr>
-            <w:r>
-              <w:t xml:space="preserve">Incendios_PY (Propagación Táctica)</w:t>
-            </w:r>
-          </w:p>
-        </w:tc>
-        <w:tc>
-          <w:tcPr/>
-          <w:p>
-            <w:pPr>
-              <w:pStyle w:val="Compact"/>
-            </w:pPr>
-            <w:r>
-              <w:t xml:space="preserve">0.9039</w:t>
-            </w:r>
-          </w:p>
-        </w:tc>
-        <w:tc>
-          <w:tcPr/>
-          <w:p>
-            <w:pPr>
-              <w:pStyle w:val="Compact"/>
-            </w:pPr>
-            <w:r>
-              <w:t xml:space="preserve">0.6935</w:t>
-            </w:r>
-          </w:p>
-        </w:tc>
-        <w:tc>
-          <w:tcPr/>
-          <w:p>
-            <w:pPr>
-              <w:pStyle w:val="Compact"/>
-            </w:pPr>
-            <w:r>
-              <w:t xml:space="preserve">0.0442</w:t>
-            </w:r>
-          </w:p>
-        </w:tc>
-        <w:tc>
-          <w:tcPr/>
-          <w:p>
-            <w:pPr>
-              <w:pStyle w:val="Compact"/>
-            </w:pPr>
-            <w:r>
-              <w:t xml:space="preserve">0.4656</w:t>
-            </w:r>
-          </w:p>
-        </w:tc>
-        <w:tc>
-          <w:tcPr/>
-          <w:p>
-            <w:pPr>
-              <w:pStyle w:val="Compact"/>
-            </w:pPr>
-            <w:r>
-              <w:t xml:space="preserve">0.0086</w:t>
-            </w:r>
-          </w:p>
-        </w:tc>
-        <w:tc>
-          <w:tcPr/>
-          <w:p>
-            <w:pPr>
-              <w:pStyle w:val="Compact"/>
-            </w:pPr>
-            <w:r>
-              <w:t xml:space="preserve">0.8369</w:t>
-            </w:r>
-          </w:p>
-        </w:tc>
-        <w:tc>
-          <w:tcPr/>
-          <w:p>
-            <w:pPr>
-              <w:pStyle w:val="Compact"/>
-            </w:pPr>
-            <w:r>
-              <w:t xml:space="preserve">0.5240</w:t>
-            </w:r>
-          </w:p>
-        </w:tc>
-        <w:tc>
-          <w:tcPr/>
-          <w:p>
-            <w:pPr>
-              <w:pStyle w:val="Compact"/>
-            </w:pPr>
-            <w:r>
-              <w:t xml:space="preserve">0.7476</w:t>
-            </w:r>
-          </w:p>
-        </w:tc>
-        <w:tc>
-          <w:tcPr/>
-          <w:p>
-            <w:pPr>
-              <w:pStyle w:val="Compact"/>
-            </w:pPr>
-            <w:r>
-              <w:t xml:space="preserve">5353</w:t>
-            </w:r>
-          </w:p>
-        </w:tc>
-      </w:tr>
-      <w:tr>
-        <w:tc>
-          <w:tcPr/>
-          <w:p>
-            <w:pPr>
-              <w:pStyle w:val="Compact"/>
-            </w:pPr>
-            <w:r>
-              <w:t xml:space="preserve">Chaco</w:t>
-            </w:r>
-          </w:p>
-        </w:tc>
-        <w:tc>
-          <w:tcPr/>
-          <w:p>
-            <w:pPr>
-              <w:pStyle w:val="Compact"/>
-            </w:pPr>
-            <w:r>
-              <w:t xml:space="preserve">propagacion</w:t>
-            </w:r>
-          </w:p>
-        </w:tc>
-        <w:tc>
-          <w:tcPr/>
-          <w:p>
-            <w:pPr>
-              <w:pStyle w:val="Compact"/>
-            </w:pPr>
-            <w:r>
-              <w:t xml:space="preserve">Línea Base Climatológica</w:t>
-            </w:r>
-          </w:p>
-        </w:tc>
-        <w:tc>
-          <w:tcPr/>
-          <w:p>
-            <w:pPr>
-              <w:pStyle w:val="Compact"/>
-            </w:pPr>
-            <w:r>
-              <w:t xml:space="preserve">0.5000</w:t>
-            </w:r>
-          </w:p>
-        </w:tc>
-        <w:tc>
-          <w:tcPr/>
-          <w:p>
-            <w:pPr>
-              <w:pStyle w:val="Compact"/>
-            </w:pPr>
-            <w:r>
-              <w:t xml:space="preserve">0.0909</w:t>
-            </w:r>
-          </w:p>
-        </w:tc>
-        <w:tc>
-          <w:tcPr/>
-          <w:p>
-            <w:pPr>
-              <w:pStyle w:val="Compact"/>
-            </w:pPr>
-            <w:r>
-              <w:t xml:space="preserve">0.0826</w:t>
-            </w:r>
-          </w:p>
-        </w:tc>
-        <w:tc>
-          <w:tcPr/>
-          <w:p>
-            <w:pPr>
-              <w:pStyle w:val="Compact"/>
-            </w:pPr>
-            <w:r>
-              <w:t xml:space="preserve">0.0000</w:t>
-            </w:r>
-          </w:p>
-        </w:tc>
-        <w:tc>
-          <w:tcPr/>
-          <w:p>
-            <w:pPr>
-              <w:pStyle w:val="Compact"/>
-            </w:pPr>
-            <w:r>
-              <w:t xml:space="preserve">0.0000</w:t>
-            </w:r>
-          </w:p>
-        </w:tc>
-        <w:tc>
-          <w:tcPr/>
-          <w:p>
-            <w:pPr>
-              <w:pStyle w:val="Compact"/>
-            </w:pPr>
-            <w:r>
-              <w:t xml:space="preserve">0.0000</w:t>
-            </w:r>
-          </w:p>
-        </w:tc>
-        <w:tc>
-          <w:tcPr/>
-          <w:p>
-            <w:pPr>
-              <w:pStyle w:val="Compact"/>
-            </w:pPr>
-            <w:r>
-              <w:t xml:space="preserve">0.0000</w:t>
-            </w:r>
-          </w:p>
-        </w:tc>
-        <w:tc>
-          <w:tcPr/>
-          <w:p>
-            <w:pPr>
-              <w:pStyle w:val="Compact"/>
-            </w:pPr>
-            <w:r>
-              <w:t xml:space="preserve">0.0000</w:t>
-            </w:r>
-          </w:p>
-        </w:tc>
-        <w:tc>
-          <w:tcPr/>
-          <w:p>
-            <w:pPr>
-              <w:pStyle w:val="Compact"/>
-            </w:pPr>
-            <w:r>
-              <w:t xml:space="preserve">0</w:t>
-            </w:r>
-          </w:p>
-        </w:tc>
-      </w:tr>
-      <w:tr>
-        <w:tc>
-          <w:tcPr/>
-          <w:p>
-            <w:pPr>
-              <w:pStyle w:val="Compact"/>
-            </w:pPr>
-            <w:r>
-              <w:t xml:space="preserve">Oriental</w:t>
-            </w:r>
-          </w:p>
-        </w:tc>
-        <w:tc>
-          <w:tcPr/>
-          <w:p>
-            <w:pPr>
-              <w:pStyle w:val="Compact"/>
-            </w:pPr>
-            <w:r>
-              <w:t xml:space="preserve">ignicion</w:t>
-            </w:r>
-          </w:p>
-        </w:tc>
-        <w:tc>
-          <w:tcPr/>
-          <w:p>
-            <w:pPr>
-              <w:pStyle w:val="Compact"/>
-            </w:pPr>
-            <w:r>
-              <w:t xml:space="preserve">Incendios_PY (Ignición Híbrida M3)</w:t>
-            </w:r>
-          </w:p>
-        </w:tc>
-        <w:tc>
-          <w:tcPr/>
-          <w:p>
-            <w:pPr>
-              <w:pStyle w:val="Compact"/>
-            </w:pPr>
-            <w:r>
-              <w:t xml:space="preserve">0.7534</w:t>
-            </w:r>
-          </w:p>
-        </w:tc>
-        <w:tc>
-          <w:tcPr/>
-          <w:p>
-            <w:pPr>
-              <w:pStyle w:val="Compact"/>
-            </w:pPr>
-            <w:r>
-              <w:t xml:space="preserve">0.2340</w:t>
-            </w:r>
-          </w:p>
-        </w:tc>
-        <w:tc>
-          <w:tcPr/>
-          <w:p>
-            <w:pPr>
-              <w:pStyle w:val="Compact"/>
-            </w:pPr>
-            <w:r>
-              <w:t xml:space="preserve">0.0765</w:t>
-            </w:r>
-          </w:p>
-        </w:tc>
-        <w:tc>
-          <w:tcPr/>
-          <w:p>
-            <w:pPr>
-              <w:pStyle w:val="Compact"/>
-            </w:pPr>
-            <w:r>
-              <w:t xml:space="preserve">0.0748</w:t>
-            </w:r>
-          </w:p>
-        </w:tc>
-        <w:tc>
-          <w:tcPr/>
-          <w:p>
-            <w:pPr>
-              <w:pStyle w:val="Compact"/>
-            </w:pPr>
-            <w:r>
-              <w:t xml:space="preserve">0.0082</w:t>
-            </w:r>
-          </w:p>
-        </w:tc>
-        <w:tc>
-          <w:tcPr/>
-          <w:p>
-            <w:pPr>
-              <w:pStyle w:val="Compact"/>
-            </w:pPr>
-            <w:r>
-              <w:t xml:space="preserve">0.3013</w:t>
-            </w:r>
-          </w:p>
-        </w:tc>
-        <w:tc>
-          <w:tcPr/>
-          <w:p>
-            <w:pPr>
-              <w:pStyle w:val="Compact"/>
-            </w:pPr>
-            <w:r>
-              <w:t xml:space="preserve">0.1859</w:t>
-            </w:r>
-          </w:p>
-        </w:tc>
-        <w:tc>
-          <w:tcPr/>
-          <w:p>
-            <w:pPr>
-              <w:pStyle w:val="Compact"/>
-            </w:pPr>
-            <w:r>
-              <w:t xml:space="preserve">0.2680</w:t>
-            </w:r>
-          </w:p>
-        </w:tc>
-        <w:tc>
-          <w:tcPr/>
-          <w:p>
-            <w:pPr>
-              <w:pStyle w:val="Compact"/>
-            </w:pPr>
-            <w:r>
-              <w:t xml:space="preserve">7835</w:t>
-            </w:r>
-          </w:p>
-        </w:tc>
-      </w:tr>
-      <w:tr>
-        <w:tc>
-          <w:tcPr/>
-          <w:p>
-            <w:pPr>
-              <w:pStyle w:val="Compact"/>
-            </w:pPr>
-            <w:r>
-              <w:t xml:space="preserve">Oriental</w:t>
-            </w:r>
-          </w:p>
-        </w:tc>
-        <w:tc>
-          <w:tcPr/>
-          <w:p>
-            <w:pPr>
-              <w:pStyle w:val="Compact"/>
-            </w:pPr>
-            <w:r>
-              <w:t xml:space="preserve">ignicion</w:t>
-            </w:r>
-          </w:p>
-        </w:tc>
-        <w:tc>
-          <w:tcPr/>
-          <w:p>
-            <w:pPr>
-              <w:pStyle w:val="Compact"/>
-            </w:pPr>
-            <w:r>
-              <w:t xml:space="preserve">Incendios_PY (Ignición Base M2)</w:t>
-            </w:r>
-          </w:p>
-        </w:tc>
-        <w:tc>
-          <w:tcPr/>
-          <w:p>
-            <w:pPr>
-              <w:pStyle w:val="Compact"/>
-            </w:pPr>
-            <w:r>
-              <w:t xml:space="preserve">0.7406</w:t>
-            </w:r>
-          </w:p>
-        </w:tc>
-        <w:tc>
-          <w:tcPr/>
-          <w:p>
-            <w:pPr>
-              <w:pStyle w:val="Compact"/>
-            </w:pPr>
-            <w:r>
-              <w:t xml:space="preserve">0.2146</w:t>
-            </w:r>
-          </w:p>
-        </w:tc>
-        <w:tc>
-          <w:tcPr/>
-          <w:p>
-            <w:pPr>
-              <w:pStyle w:val="Compact"/>
-            </w:pPr>
-            <w:r>
-              <w:t xml:space="preserve">0.0774</w:t>
-            </w:r>
-          </w:p>
-        </w:tc>
-        <w:tc>
-          <w:tcPr/>
-          <w:p>
-            <w:pPr>
-              <w:pStyle w:val="Compact"/>
-            </w:pPr>
-            <w:r>
-              <w:t xml:space="preserve">0.0640</w:t>
-            </w:r>
-          </w:p>
-        </w:tc>
-        <w:tc>
-          <w:tcPr/>
-          <w:p>
-            <w:pPr>
-              <w:pStyle w:val="Compact"/>
-            </w:pPr>
-            <w:r>
-              <w:t xml:space="preserve">0.0070</w:t>
-            </w:r>
-          </w:p>
-        </w:tc>
-        <w:tc>
-          <w:tcPr/>
-          <w:p>
-            <w:pPr>
-              <w:pStyle w:val="Compact"/>
-            </w:pPr>
-            <w:r>
-              <w:t xml:space="preserve">0.2610</w:t>
-            </w:r>
-          </w:p>
-        </w:tc>
-        <w:tc>
-          <w:tcPr/>
-          <w:p>
-            <w:pPr>
-              <w:pStyle w:val="Compact"/>
-            </w:pPr>
-            <w:r>
-              <w:t xml:space="preserve">0.1958</w:t>
-            </w:r>
-          </w:p>
-        </w:tc>
-        <w:tc>
-          <w:tcPr/>
-          <w:p>
-            <w:pPr>
-              <w:pStyle w:val="Compact"/>
-            </w:pPr>
-            <w:r>
-              <w:t xml:space="preserve">0.2447</w:t>
-            </w:r>
-          </w:p>
-        </w:tc>
-        <w:tc>
-          <w:tcPr/>
-          <w:p>
-            <w:pPr>
-              <w:pStyle w:val="Compact"/>
-            </w:pPr>
-            <w:r>
-              <w:t xml:space="preserve">10075</w:t>
-            </w:r>
-          </w:p>
-        </w:tc>
-      </w:tr>
-      <w:tr>
-        <w:tc>
-          <w:tcPr/>
-          <w:p>
-            <w:pPr>
-              <w:pStyle w:val="Compact"/>
-            </w:pPr>
-            <w:r>
-              <w:t xml:space="preserve">Oriental</w:t>
-            </w:r>
-          </w:p>
-        </w:tc>
-        <w:tc>
-          <w:tcPr/>
-          <w:p>
-            <w:pPr>
-              <w:pStyle w:val="Compact"/>
-            </w:pPr>
-            <w:r>
-              <w:t xml:space="preserve">ignicion</w:t>
-            </w:r>
-          </w:p>
-        </w:tc>
-        <w:tc>
-          <w:tcPr/>
-          <w:p>
-            <w:pPr>
-              <w:pStyle w:val="Compact"/>
-            </w:pPr>
-            <w:r>
-              <w:t xml:space="preserve">Canadian FWI completo</w:t>
-            </w:r>
-          </w:p>
-        </w:tc>
-        <w:tc>
-          <w:tcPr/>
-          <w:p>
-            <w:pPr>
-              <w:pStyle w:val="Compact"/>
-            </w:pPr>
-            <w:r>
-              <w:t xml:space="preserve">0.5564</w:t>
-            </w:r>
-          </w:p>
-        </w:tc>
-        <w:tc>
-          <w:tcPr/>
-          <w:p>
-            <w:pPr>
-              <w:pStyle w:val="Compact"/>
-            </w:pPr>
-            <w:r>
-              <w:t xml:space="preserve">0.1061</w:t>
-            </w:r>
-          </w:p>
-        </w:tc>
-        <w:tc>
-          <w:tcPr/>
-          <w:p>
-            <w:pPr>
-              <w:pStyle w:val="Compact"/>
-            </w:pPr>
-            <w:r>
-              <w:t xml:space="preserve">—</w:t>
-            </w:r>
-          </w:p>
-        </w:tc>
-        <w:tc>
-          <w:tcPr/>
-          <w:p>
-            <w:pPr>
-              <w:pStyle w:val="Compact"/>
-            </w:pPr>
-            <w:r>
-              <w:t xml:space="preserve">—</w:t>
-            </w:r>
-          </w:p>
-        </w:tc>
-        <w:tc>
-          <w:tcPr/>
-          <w:p>
-            <w:pPr>
-              <w:pStyle w:val="Compact"/>
-            </w:pPr>
-            <w:r>
-              <w:t xml:space="preserve">—</w:t>
-            </w:r>
-          </w:p>
-        </w:tc>
-        <w:tc>
-          <w:tcPr/>
-          <w:p>
-            <w:pPr>
-              <w:pStyle w:val="Compact"/>
-            </w:pPr>
-            <w:r>
-              <w:t xml:space="preserve">0.1076</w:t>
-            </w:r>
-          </w:p>
-        </w:tc>
-        <w:tc>
-          <w:tcPr/>
-          <w:p>
-            <w:pPr>
-              <w:pStyle w:val="Compact"/>
-            </w:pPr>
-            <w:r>
-              <w:t xml:space="preserve">0.3899</w:t>
-            </w:r>
-          </w:p>
-        </w:tc>
-        <w:tc>
-          <w:tcPr/>
-          <w:p>
-            <w:pPr>
-              <w:pStyle w:val="Compact"/>
-            </w:pPr>
-            <w:r>
-              <w:t xml:space="preserve">0.1258</w:t>
-            </w:r>
-          </w:p>
-        </w:tc>
-        <w:tc>
-          <w:tcPr/>
-          <w:p>
-            <w:pPr>
-              <w:pStyle w:val="Compact"/>
-            </w:pPr>
-            <w:r>
-              <w:t xml:space="preserve">58766</w:t>
-            </w:r>
-          </w:p>
-        </w:tc>
-      </w:tr>
-      <w:tr>
-        <w:tc>
-          <w:tcPr/>
-          <w:p>
-            <w:pPr>
-              <w:pStyle w:val="Compact"/>
-            </w:pPr>
-            <w:r>
-              <w:t xml:space="preserve">Oriental</w:t>
-            </w:r>
-          </w:p>
-        </w:tc>
-        <w:tc>
-          <w:tcPr/>
-          <w:p>
-            <w:pPr>
-              <w:pStyle w:val="Compact"/>
-            </w:pPr>
-            <w:r>
-              <w:t xml:space="preserve">ignicion</w:t>
-            </w:r>
-          </w:p>
-        </w:tc>
-        <w:tc>
-          <w:tcPr/>
-          <w:p>
-            <w:pPr>
-              <w:pStyle w:val="Compact"/>
-            </w:pPr>
-            <w:r>
-              <w:t xml:space="preserve">INPE Risco de Fogo</w:t>
-            </w:r>
-          </w:p>
-        </w:tc>
-        <w:tc>
-          <w:tcPr/>
-          <w:p>
-            <w:pPr>
-              <w:pStyle w:val="Compact"/>
-            </w:pPr>
-            <w:r>
-              <w:t xml:space="preserve">0.4990</w:t>
-            </w:r>
-          </w:p>
-        </w:tc>
-        <w:tc>
-          <w:tcPr/>
-          <w:p>
-            <w:pPr>
-              <w:pStyle w:val="Compact"/>
-            </w:pPr>
-            <w:r>
-              <w:t xml:space="preserve">0.0908</w:t>
-            </w:r>
-          </w:p>
-        </w:tc>
-        <w:tc>
-          <w:tcPr/>
-          <w:p>
-            <w:pPr>
-              <w:pStyle w:val="Compact"/>
-            </w:pPr>
-            <w:r>
-              <w:t xml:space="preserve">—</w:t>
-            </w:r>
-          </w:p>
-        </w:tc>
-        <w:tc>
-          <w:tcPr/>
-          <w:p>
-            <w:pPr>
-              <w:pStyle w:val="Compact"/>
-            </w:pPr>
-            <w:r>
-              <w:t xml:space="preserve">—</w:t>
-            </w:r>
-          </w:p>
-        </w:tc>
-        <w:tc>
-          <w:tcPr/>
-          <w:p>
-            <w:pPr>
-              <w:pStyle w:val="Compact"/>
-            </w:pPr>
-            <w:r>
-              <w:t xml:space="preserve">—</w:t>
-            </w:r>
-          </w:p>
-        </w:tc>
-        <w:tc>
-          <w:tcPr/>
-          <w:p>
-            <w:pPr>
-              <w:pStyle w:val="Compact"/>
-            </w:pPr>
-            <w:r>
-              <w:t xml:space="preserve">0.0924</w:t>
-            </w:r>
-          </w:p>
-        </w:tc>
-        <w:tc>
-          <w:tcPr/>
-          <w:p>
-            <w:pPr>
-              <w:pStyle w:val="Compact"/>
-            </w:pPr>
-            <w:r>
-              <w:t xml:space="preserve">0.7947</w:t>
-            </w:r>
-          </w:p>
-        </w:tc>
-        <w:tc>
-          <w:tcPr/>
-          <w:p>
-            <w:pPr>
-              <w:pStyle w:val="Compact"/>
-            </w:pPr>
-            <w:r>
-              <w:t xml:space="preserve">0.1123</w:t>
-            </w:r>
-          </w:p>
-        </w:tc>
-        <w:tc>
-          <w:tcPr/>
-          <w:p>
-            <w:pPr>
-              <w:pStyle w:val="Compact"/>
-            </w:pPr>
-            <w:r>
-              <w:t xml:space="preserve">141802</w:t>
-            </w:r>
-          </w:p>
-        </w:tc>
-      </w:tr>
-      <w:tr>
-        <w:tc>
-          <w:tcPr/>
-          <w:p>
-            <w:pPr>
-              <w:pStyle w:val="Compact"/>
-            </w:pPr>
-            <w:r>
-              <w:t xml:space="preserve">Oriental</w:t>
-            </w:r>
-          </w:p>
-        </w:tc>
-        <w:tc>
-          <w:tcPr/>
-          <w:p>
-            <w:pPr>
-              <w:pStyle w:val="Compact"/>
-            </w:pPr>
-            <w:r>
-              <w:t xml:space="preserve">ignicion</w:t>
-            </w:r>
-          </w:p>
-        </w:tc>
-        <w:tc>
-          <w:tcPr/>
-          <w:p>
-            <w:pPr>
-              <w:pStyle w:val="Compact"/>
-            </w:pPr>
-            <w:r>
-              <w:t xml:space="preserve">Línea Base Climatológica</w:t>
-            </w:r>
-          </w:p>
-        </w:tc>
-        <w:tc>
-          <w:tcPr/>
-          <w:p>
-            <w:pPr>
-              <w:pStyle w:val="Compact"/>
-            </w:pPr>
-            <w:r>
-              <w:t xml:space="preserve">0.5000</w:t>
-            </w:r>
-          </w:p>
-        </w:tc>
-        <w:tc>
-          <w:tcPr/>
-          <w:p>
-            <w:pPr>
-              <w:pStyle w:val="Compact"/>
-            </w:pPr>
-            <w:r>
-              <w:t xml:space="preserve">0.0909</w:t>
-            </w:r>
-          </w:p>
-        </w:tc>
-        <w:tc>
-          <w:tcPr/>
-          <w:p>
-            <w:pPr>
-              <w:pStyle w:val="Compact"/>
-            </w:pPr>
-            <w:r>
-              <w:t xml:space="preserve">0.0826</w:t>
-            </w:r>
-          </w:p>
-        </w:tc>
-        <w:tc>
-          <w:tcPr/>
-          <w:p>
-            <w:pPr>
-              <w:pStyle w:val="Compact"/>
-            </w:pPr>
-            <w:r>
-              <w:t xml:space="preserve">0.0000</w:t>
-            </w:r>
-          </w:p>
-        </w:tc>
-        <w:tc>
-          <w:tcPr/>
-          <w:p>
-            <w:pPr>
-              <w:pStyle w:val="Compact"/>
-            </w:pPr>
-            <w:r>
-              <w:t xml:space="preserve">0.0000</w:t>
-            </w:r>
-          </w:p>
-        </w:tc>
-        <w:tc>
-          <w:tcPr/>
-          <w:p>
-            <w:pPr>
-              <w:pStyle w:val="Compact"/>
-            </w:pPr>
-            <w:r>
-              <w:t xml:space="preserve">0.0000</w:t>
-            </w:r>
-          </w:p>
-        </w:tc>
-        <w:tc>
-          <w:tcPr/>
-          <w:p>
-            <w:pPr>
-              <w:pStyle w:val="Compact"/>
-            </w:pPr>
-            <w:r>
-              <w:t xml:space="preserve">0.0000</w:t>
-            </w:r>
-          </w:p>
-        </w:tc>
-        <w:tc>
-          <w:tcPr/>
-          <w:p>
-            <w:pPr>
-              <w:pStyle w:val="Compact"/>
-            </w:pPr>
-            <w:r>
-              <w:t xml:space="preserve">0.0000</w:t>
-            </w:r>
-          </w:p>
-        </w:tc>
-        <w:tc>
-          <w:tcPr/>
-          <w:p>
-            <w:pPr>
-              <w:pStyle w:val="Compact"/>
-            </w:pPr>
-            <w:r>
-              <w:t xml:space="preserve">0</w:t>
-            </w:r>
-          </w:p>
-        </w:tc>
-      </w:tr>
-      <w:tr>
-        <w:tc>
-          <w:tcPr/>
-          <w:p>
-            <w:pPr>
-              <w:pStyle w:val="Compact"/>
-            </w:pPr>
-            <w:r>
-              <w:t xml:space="preserve">Oriental</w:t>
-            </w:r>
-          </w:p>
-        </w:tc>
-        <w:tc>
-          <w:tcPr/>
-          <w:p>
-            <w:pPr>
-              <w:pStyle w:val="Compact"/>
-            </w:pPr>
-            <w:r>
-              <w:t xml:space="preserve">propagacion</w:t>
-            </w:r>
-          </w:p>
-        </w:tc>
-        <w:tc>
-          <w:tcPr/>
-          <w:p>
-            <w:pPr>
-              <w:pStyle w:val="Compact"/>
-            </w:pPr>
-            <w:r>
-              <w:t xml:space="preserve">Incendios_PY (Propagación Táctica)</w:t>
-            </w:r>
-          </w:p>
-        </w:tc>
-        <w:tc>
-          <w:tcPr/>
-          <w:p>
-            <w:pPr>
-              <w:pStyle w:val="Compact"/>
-            </w:pPr>
-            <w:r>
-              <w:t xml:space="preserve">0.7859</w:t>
-            </w:r>
-          </w:p>
-        </w:tc>
-        <w:tc>
-          <w:tcPr/>
-          <w:p>
-            <w:pPr>
-              <w:pStyle w:val="Compact"/>
-            </w:pPr>
-            <w:r>
-              <w:t xml:space="preserve">0.3752</w:t>
-            </w:r>
-          </w:p>
-        </w:tc>
-        <w:tc>
-          <w:tcPr/>
-          <w:p>
-            <w:pPr>
-              <w:pStyle w:val="Compact"/>
-            </w:pPr>
-            <w:r>
-              <w:t xml:space="preserve">0.0691</w:t>
-            </w:r>
-          </w:p>
-        </w:tc>
-        <w:tc>
-          <w:tcPr/>
-          <w:p>
-            <w:pPr>
-              <w:pStyle w:val="Compact"/>
-            </w:pPr>
-            <w:r>
-              <w:t xml:space="preserve">0.1633</w:t>
-            </w:r>
-          </w:p>
-        </w:tc>
-        <w:tc>
-          <w:tcPr/>
-          <w:p>
-            <w:pPr>
-              <w:pStyle w:val="Compact"/>
-            </w:pPr>
-            <w:r>
-              <w:t xml:space="preserve">0.0092</w:t>
-            </w:r>
-          </w:p>
-        </w:tc>
-        <w:tc>
-          <w:tcPr/>
-          <w:p>
-            <w:pPr>
-              <w:pStyle w:val="Compact"/>
-            </w:pPr>
-            <w:r>
-              <w:t xml:space="preserve">0.6503</w:t>
-            </w:r>
-          </w:p>
-        </w:tc>
-        <w:tc>
-          <w:tcPr/>
-          <w:p>
-            <w:pPr>
-              <w:pStyle w:val="Compact"/>
-            </w:pPr>
-            <w:r>
-              <w:t xml:space="preserve">0.1984</w:t>
-            </w:r>
-          </w:p>
-        </w:tc>
-        <w:tc>
-          <w:tcPr/>
-          <w:p>
-            <w:pPr>
-              <w:pStyle w:val="Compact"/>
-            </w:pPr>
-            <w:r>
-              <w:t xml:space="preserve">0.4468</w:t>
-            </w:r>
-          </w:p>
-        </w:tc>
-        <w:tc>
-          <w:tcPr/>
-          <w:p>
-            <w:pPr>
-              <w:pStyle w:val="Compact"/>
-            </w:pPr>
-            <w:r>
-              <w:t xml:space="preserve">8351</w:t>
-            </w:r>
-          </w:p>
-        </w:tc>
-      </w:tr>
-      <w:tr>
-        <w:tc>
-          <w:tcPr/>
-          <w:p>
-            <w:pPr>
-              <w:pStyle w:val="Compact"/>
-            </w:pPr>
-            <w:r>
-              <w:t xml:space="preserve">Oriental</w:t>
-            </w:r>
-          </w:p>
-        </w:tc>
-        <w:tc>
-          <w:tcPr/>
-          <w:p>
-            <w:pPr>
-              <w:pStyle w:val="Compact"/>
-            </w:pPr>
-            <w:r>
-              <w:t xml:space="preserve">propagacion</w:t>
-            </w:r>
-          </w:p>
-        </w:tc>
-        <w:tc>
-          <w:tcPr/>
-          <w:p>
-            <w:pPr>
-              <w:pStyle w:val="Compact"/>
-            </w:pPr>
-            <w:r>
-              <w:t xml:space="preserve">Línea Base Climatológica</w:t>
-            </w:r>
-          </w:p>
-        </w:tc>
-        <w:tc>
-          <w:tcPr/>
-          <w:p>
-            <w:pPr>
-              <w:pStyle w:val="Compact"/>
-            </w:pPr>
-            <w:r>
-              <w:t xml:space="preserve">0.5000</w:t>
-            </w:r>
-          </w:p>
-        </w:tc>
-        <w:tc>
-          <w:tcPr/>
-          <w:p>
-            <w:pPr>
-              <w:pStyle w:val="Compact"/>
-            </w:pPr>
-            <w:r>
-              <w:t xml:space="preserve">0.0909</w:t>
-            </w:r>
-          </w:p>
-        </w:tc>
-        <w:tc>
-          <w:tcPr/>
-          <w:p>
-            <w:pPr>
-              <w:pStyle w:val="Compact"/>
-            </w:pPr>
-            <w:r>
-              <w:t xml:space="preserve">0.0826</w:t>
-            </w:r>
-          </w:p>
-        </w:tc>
-        <w:tc>
-          <w:tcPr/>
-          <w:p>
-            <w:pPr>
-              <w:pStyle w:val="Compact"/>
-            </w:pPr>
-            <w:r>
-              <w:t xml:space="preserve">0.0000</w:t>
-            </w:r>
-          </w:p>
-        </w:tc>
-        <w:tc>
-          <w:tcPr/>
-          <w:p>
-            <w:pPr>
-              <w:pStyle w:val="Compact"/>
-            </w:pPr>
-            <w:r>
-              <w:t xml:space="preserve">0.0000</w:t>
-            </w:r>
-          </w:p>
-        </w:tc>
-        <w:tc>
-          <w:tcPr/>
-          <w:p>
-            <w:pPr>
-              <w:pStyle w:val="Compact"/>
-            </w:pPr>
-            <w:r>
-              <w:t xml:space="preserve">0.0000</w:t>
-            </w:r>
-          </w:p>
-        </w:tc>
-        <w:tc>
-          <w:tcPr/>
-          <w:p>
-            <w:pPr>
-              <w:pStyle w:val="Compact"/>
-            </w:pPr>
-            <w:r>
-              <w:t xml:space="preserve">0.0000</w:t>
-            </w:r>
-          </w:p>
-        </w:tc>
-        <w:tc>
-          <w:tcPr/>
-          <w:p>
-            <w:pPr>
-              <w:pStyle w:val="Compact"/>
-            </w:pPr>
-            <w:r>
-              <w:t xml:space="preserve">0.0000</w:t>
-            </w:r>
-          </w:p>
-        </w:tc>
-        <w:tc>
-          <w:tcPr/>
-          <w:p>
-            <w:pPr>
-              <w:pStyle w:val="Compact"/>
-            </w:pPr>
-            <w:r>
-              <w:t xml:space="preserve">0</w:t>
-            </w:r>
-          </w:p>
-        </w:tc>
-      </w:tr>
-    </w:tbl>
-    <w:p>
-      <w:pPr>
-        <w:pStyle w:val="BodyText"/>
-      </w:pPr>
-      <w:r>
-        <w:t xml:space="preserve">FWI = full Canadian Fire Weather Index; INPE = INPE Fire Risk; M2 = baseline ignition model in the ignition task and tactical propagation model in the propagation task; M3 = hybrid ignition model; Climatology = climatological baseline; Ign. = ignition; Prop. = propagation.</w:t>
-      </w:r>
-    </w:p>
-    <w:p>
-      <w:pPr>
-        <w:pStyle w:val="BodyText"/>
-      </w:pPr>
-      <w:r>
-        <w:rPr>
-          <w:b/>
-          <w:bCs/>
-        </w:rPr>
-        <w:t xml:space="preserve">Tabla S12.</w:t>
-      </w:r>
-      <w:r>
-        <w:t xml:space="preserve"> </w:t>
-      </w:r>
-      <w:r>
-        <w:t xml:space="preserve">Ablación controlada de M1, M2 y M3 en el test retrospectivo 2024–2025.</w:t>
-      </w:r>
-    </w:p>
-    <w:tbl>
-      <w:tblPr>
-        <w:tblStyle w:val="Table"/>
-        <w:tblW w:type="pct" w:w="5000"/>
-        <w:tblLayout w:type="fixed"/>
-        <w:tblLook w:firstRow="1" w:lastRow="0" w:firstColumn="0" w:lastColumn="0" w:noHBand="0" w:noVBand="0" w:val="0020"/>
-      </w:tblPr>
-      <w:tblGrid>
-        <w:gridCol w:w="660"/>
-        <w:gridCol w:w="660"/>
-        <w:gridCol w:w="660"/>
-        <w:gridCol w:w="660"/>
-        <w:gridCol w:w="660"/>
-        <w:gridCol w:w="660"/>
-        <w:gridCol w:w="660"/>
-        <w:gridCol w:w="660"/>
-        <w:gridCol w:w="660"/>
-        <w:gridCol w:w="660"/>
-        <w:gridCol w:w="660"/>
-        <w:gridCol w:w="660"/>
-      </w:tblGrid>
-      <w:tr>
-        <w:trPr>
-          <w:tblHeader w:val="on"/>
-        </w:trPr>
-        <w:tc>
-          <w:tcPr/>
-          <w:p>
-            <w:pPr>
-              <w:pStyle w:val="Compact"/>
-            </w:pPr>
-            <w:r>
-              <w:t xml:space="preserve">Region</w:t>
-            </w:r>
-          </w:p>
-        </w:tc>
-        <w:tc>
-          <w:tcPr/>
-          <w:p>
-            <w:pPr>
-              <w:pStyle w:val="Compact"/>
-            </w:pPr>
-            <w:r>
               <w:t xml:space="preserve">Architecture</w:t>
             </w:r>
           </w:p>
@@ -19075,7 +19256,7 @@
               <a:graphicData uri="http://schemas.openxmlformats.org/drawingml/2006/picture">
                 <pic:pic>
                   <pic:nvPicPr>
-                    <pic:cNvPr descr="figuras/supp_fig01_shap.png" id="17" name="Picture"/>
+                    <pic:cNvPr descr="../../entregables/figuras/supp_fig01_shap.png" id="17" name="Picture"/>
                     <pic:cNvPicPr>
                       <a:picLocks noChangeArrowheads="1" noChangeAspect="1"/>
                     </pic:cNvPicPr>
@@ -29696,7 +29877,7 @@
               <a:graphicData uri="http://schemas.openxmlformats.org/drawingml/2006/picture">
                 <pic:pic>
                   <pic:nvPicPr>
-                    <pic:cNvPr descr="figuras/supp_fig02_ablacion.png" id="20" name="Picture"/>
+                    <pic:cNvPr descr="../../entregables/figuras/supp_fig02_ablacion.png" id="20" name="Picture"/>
                     <pic:cNvPicPr>
                       <a:picLocks noChangeArrowheads="1" noChangeAspect="1"/>
                     </pic:cNvPicPr>
@@ -29761,7 +29942,7 @@
               <a:graphicData uri="http://schemas.openxmlformats.org/drawingml/2006/picture">
                 <pic:pic>
                   <pic:nvPicPr>
-                    <pic:cNvPr descr="figuras/supp_fig03_cost_loss.png" id="23" name="Picture"/>
+                    <pic:cNvPr descr="../../entregables/figuras/supp_fig03_cost_loss.png" id="23" name="Picture"/>
                     <pic:cNvPicPr>
                       <a:picLocks noChangeArrowheads="1" noChangeAspect="1"/>
                     </pic:cNvPicPr>

--- a/entregables/material_suplementario_es.docx
+++ b/entregables/material_suplementario_es.docx
@@ -150,7 +150,7 @@
         <w:t xml:space="preserve"> </w:t>
       </w:r>
       <w:r>
-        <w:t xml:space="preserve">— Notas S1–S3, Tablas S1–S20 y Figuras S1–S3.</w:t>
+        <w:t xml:space="preserve">— Notas S1–S3, Tablas S1–S21 y Figuras S1–S3.</w:t>
       </w:r>
       <w:r>
         <w:br/>
@@ -320,13 +320,13 @@
           <w:b/>
           <w:bCs/>
         </w:rPr>
-        <w:t xml:space="preserve">Tablas S1–S20:</w:t>
+        <w:t xml:space="preserve">Tablas S1–S21:</w:t>
       </w:r>
       <w:r>
         <w:t xml:space="preserve"> </w:t>
       </w:r>
       <w:r>
-        <w:t xml:space="preserve">diccionario de variables, hiperparámetros, resultados departamentales, perfil computacional, cobertura conformal, evaluación poblacional, significancia pareada, bloques espaciales, lead time, muestreo, benchmark completo, ablación, baseline M1, política gated, holdout de confirmación, baseline acoplado, sensibilidad D2, SHAP, cost-loss y auditoría de datos.</w:t>
+        <w:t xml:space="preserve">diccionario de variables, hiperparámetros, resultados departamentales, perfil computacional, cobertura conformal, evaluación poblacional, significancia pareada, bloques espaciales, lead time, muestreo, benchmark completo, ablación, baseline M1, política gated, holdout de confirmación, baseline acoplado, sensibilidad D2, SHAP, cost-loss, auditoría de datos y una línea base solo meteorología.</w:t>
       </w:r>
     </w:p>
     <w:p>
@@ -14152,7 +14152,7 @@
         <w:pStyle w:val="BodyText"/>
       </w:pPr>
       <w:r>
-        <w:t xml:space="preserve">El benchmark completo incluye M2, propagación, FWI, INPE y la línea base climatológica. FWI e INPE son índices normalizados, no probabilidades calibradas. Todos los cortes, incluidos los de FWI e INPE, se seleccionaron en la validación de 2023 maximizando F0.5 y se congelaron para el test 2024–2025; ningún índice recibió calibración local. El FWI se reporta en la escala del índice canadiense (0.3029 en el Chaco, 2.1509 en Oriental) y el INPE en una escala de riesgo 0–1 (0.8963 en el Chaco, 0.0750 en Oriental).</w:t>
+        <w:t xml:space="preserve">El benchmark completo incluye M2, propagación, FWI, INPE y la línea base climatológica. FWI e INPE son índices normalizados, no probabilidades calibradas. El GBT solo meteorología usa el mismo aprendiz, capacidad y calibración que M1/M2/M3, pero solo el conjunto de información del FWI; su detalle completo está en la Tabla S21. Todos los cortes, incluidos los de FWI e INPE, se seleccionaron en la validación de 2023 maximizando F0.5 y se congelaron para el test 2024–2025; ningún índice recibió calibración local. El FWI se reporta en la escala del índice canadiense (0.3029 en el Chaco, 2.1509 en Oriental) y el INPE en una escala de riesgo 0–1 (0.8963 en el Chaco, 0.0750 en Oriental).</w:t>
       </w:r>
     </w:p>
     <w:p>
@@ -14953,117 +14953,117 @@
               <w:pStyle w:val="Compact"/>
             </w:pPr>
             <w:r>
-              <w:t xml:space="preserve">Línea Base Climatológica</w:t>
-            </w:r>
-          </w:p>
-        </w:tc>
-        <w:tc>
-          <w:tcPr/>
-          <w:p>
-            <w:pPr>
-              <w:pStyle w:val="Compact"/>
-            </w:pPr>
-            <w:r>
-              <w:t xml:space="preserve">0.5000</w:t>
-            </w:r>
-          </w:p>
-        </w:tc>
-        <w:tc>
-          <w:tcPr/>
-          <w:p>
-            <w:pPr>
-              <w:pStyle w:val="Compact"/>
-            </w:pPr>
-            <w:r>
-              <w:t xml:space="preserve">0.0909</w:t>
-            </w:r>
-          </w:p>
-        </w:tc>
-        <w:tc>
-          <w:tcPr/>
-          <w:p>
-            <w:pPr>
-              <w:pStyle w:val="Compact"/>
-            </w:pPr>
-            <w:r>
-              <w:t xml:space="preserve">0.0826</w:t>
-            </w:r>
-          </w:p>
-        </w:tc>
-        <w:tc>
-          <w:tcPr/>
-          <w:p>
-            <w:pPr>
-              <w:pStyle w:val="Compact"/>
-            </w:pPr>
-            <w:r>
-              <w:t xml:space="preserve">0.0000</w:t>
-            </w:r>
-          </w:p>
-        </w:tc>
-        <w:tc>
-          <w:tcPr/>
-          <w:p>
-            <w:pPr>
-              <w:pStyle w:val="Compact"/>
-            </w:pPr>
-            <w:r>
-              <w:t xml:space="preserve">0.0000</w:t>
-            </w:r>
-          </w:p>
-        </w:tc>
-        <w:tc>
-          <w:tcPr/>
-          <w:p>
-            <w:pPr>
-              <w:pStyle w:val="Compact"/>
-            </w:pPr>
-            <w:r>
-              <w:t xml:space="preserve">0.0909</w:t>
-            </w:r>
-          </w:p>
-        </w:tc>
-        <w:tc>
-          <w:tcPr/>
-          <w:p>
-            <w:pPr>
-              <w:pStyle w:val="Compact"/>
-            </w:pPr>
-            <w:r>
-              <w:t xml:space="preserve">0.0000</w:t>
-            </w:r>
-          </w:p>
-        </w:tc>
-        <w:tc>
-          <w:tcPr/>
-          <w:p>
-            <w:pPr>
-              <w:pStyle w:val="Compact"/>
-            </w:pPr>
-            <w:r>
-              <w:t xml:space="preserve">0.0000</w:t>
-            </w:r>
-          </w:p>
-        </w:tc>
-        <w:tc>
-          <w:tcPr/>
-          <w:p>
-            <w:pPr>
-              <w:pStyle w:val="Compact"/>
-            </w:pPr>
-            <w:r>
-              <w:t xml:space="preserve">0.0000</w:t>
-            </w:r>
-          </w:p>
-        </w:tc>
-        <w:tc>
-          <w:tcPr/>
-          <w:p>
-            <w:pPr>
-              <w:pStyle w:val="Compact"/>
-            </w:pPr>
-            <w:r>
-              <w:t xml:space="preserve">0</w:t>
+              <w:t xml:space="preserve">Weather-only GBT</w:t>
+            </w:r>
+          </w:p>
+        </w:tc>
+        <w:tc>
+          <w:tcPr/>
+          <w:p>
+            <w:pPr>
+              <w:pStyle w:val="Compact"/>
+            </w:pPr>
+            <w:r>
+              <w:t xml:space="preserve">0.5512</w:t>
+            </w:r>
+          </w:p>
+        </w:tc>
+        <w:tc>
+          <w:tcPr/>
+          <w:p>
+            <w:pPr>
+              <w:pStyle w:val="Compact"/>
+            </w:pPr>
+            <w:r>
+              <w:t xml:space="preserve">0.1071</w:t>
+            </w:r>
+          </w:p>
+        </w:tc>
+        <w:tc>
+          <w:tcPr/>
+          <w:p>
+            <w:pPr>
+              <w:pStyle w:val="Compact"/>
+            </w:pPr>
+            <w:r>
+              <w:t xml:space="preserve">0.0824</w:t>
+            </w:r>
+          </w:p>
+        </w:tc>
+        <w:tc>
+          <w:tcPr/>
+          <w:p>
+            <w:pPr>
+              <w:pStyle w:val="Compact"/>
+            </w:pPr>
+            <w:r>
+              <w:t xml:space="preserve">0.0025</w:t>
+            </w:r>
+          </w:p>
+        </w:tc>
+        <w:tc>
+          <w:tcPr/>
+          <w:p>
+            <w:pPr>
+              <w:pStyle w:val="Compact"/>
+            </w:pPr>
+            <w:r>
+              <w:t xml:space="preserve">0.0013</w:t>
+            </w:r>
+          </w:p>
+        </w:tc>
+        <w:tc>
+          <w:tcPr/>
+          <w:p>
+            <w:pPr>
+              <w:pStyle w:val="Compact"/>
+            </w:pPr>
+            <w:r>
+              <w:t xml:space="preserve">0.1020</w:t>
+            </w:r>
+          </w:p>
+        </w:tc>
+        <w:tc>
+          <w:tcPr/>
+          <w:p>
+            <w:pPr>
+              <w:pStyle w:val="Compact"/>
+            </w:pPr>
+            <w:r>
+              <w:t xml:space="preserve">0.1143</w:t>
+            </w:r>
+          </w:p>
+        </w:tc>
+        <w:tc>
+          <w:tcPr/>
+          <w:p>
+            <w:pPr>
+              <w:pStyle w:val="Compact"/>
+            </w:pPr>
+            <w:r>
+              <w:t xml:space="preserve">0.1932</w:t>
+            </w:r>
+          </w:p>
+        </w:tc>
+        <w:tc>
+          <w:tcPr/>
+          <w:p>
+            <w:pPr>
+              <w:pStyle w:val="Compact"/>
+            </w:pPr>
+            <w:r>
+              <w:t xml:space="preserve">0.1245</w:t>
+            </w:r>
+          </w:p>
+        </w:tc>
+        <w:tc>
+          <w:tcPr/>
+          <w:p>
+            <w:pPr>
+              <w:pStyle w:val="Compact"/>
+            </w:pPr>
+            <w:r>
+              <w:t xml:space="preserve">24036</w:t>
             </w:r>
           </w:p>
         </w:tc>
@@ -15087,128 +15087,128 @@
               <w:pStyle w:val="Compact"/>
             </w:pPr>
             <w:r>
-              <w:t xml:space="preserve">propagacion</w:t>
-            </w:r>
-          </w:p>
-        </w:tc>
-        <w:tc>
-          <w:tcPr/>
-          <w:p>
-            <w:pPr>
-              <w:pStyle w:val="Compact"/>
-            </w:pPr>
-            <w:r>
-              <w:t xml:space="preserve">Incendios_PY (Propagación Táctica)</w:t>
-            </w:r>
-          </w:p>
-        </w:tc>
-        <w:tc>
-          <w:tcPr/>
-          <w:p>
-            <w:pPr>
-              <w:pStyle w:val="Compact"/>
-            </w:pPr>
-            <w:r>
-              <w:t xml:space="preserve">0.9039</w:t>
-            </w:r>
-          </w:p>
-        </w:tc>
-        <w:tc>
-          <w:tcPr/>
-          <w:p>
-            <w:pPr>
-              <w:pStyle w:val="Compact"/>
-            </w:pPr>
-            <w:r>
-              <w:t xml:space="preserve">0.6935</w:t>
-            </w:r>
-          </w:p>
-        </w:tc>
-        <w:tc>
-          <w:tcPr/>
-          <w:p>
-            <w:pPr>
-              <w:pStyle w:val="Compact"/>
-            </w:pPr>
-            <w:r>
-              <w:t xml:space="preserve">0.0442</w:t>
-            </w:r>
-          </w:p>
-        </w:tc>
-        <w:tc>
-          <w:tcPr/>
-          <w:p>
-            <w:pPr>
-              <w:pStyle w:val="Compact"/>
-            </w:pPr>
-            <w:r>
-              <w:t xml:space="preserve">0.4656</w:t>
-            </w:r>
-          </w:p>
-        </w:tc>
-        <w:tc>
-          <w:tcPr/>
-          <w:p>
-            <w:pPr>
-              <w:pStyle w:val="Compact"/>
-            </w:pPr>
-            <w:r>
-              <w:t xml:space="preserve">0.0086</w:t>
-            </w:r>
-          </w:p>
-        </w:tc>
-        <w:tc>
-          <w:tcPr/>
-          <w:p>
-            <w:pPr>
-              <w:pStyle w:val="Compact"/>
-            </w:pPr>
-            <w:r>
-              <w:t xml:space="preserve">0.5467</w:t>
-            </w:r>
-          </w:p>
-        </w:tc>
-        <w:tc>
-          <w:tcPr/>
-          <w:p>
-            <w:pPr>
-              <w:pStyle w:val="Compact"/>
-            </w:pPr>
-            <w:r>
-              <w:t xml:space="preserve">0.8369</w:t>
-            </w:r>
-          </w:p>
-        </w:tc>
-        <w:tc>
-          <w:tcPr/>
-          <w:p>
-            <w:pPr>
-              <w:pStyle w:val="Compact"/>
-            </w:pPr>
-            <w:r>
-              <w:t xml:space="preserve">0.5240</w:t>
-            </w:r>
-          </w:p>
-        </w:tc>
-        <w:tc>
-          <w:tcPr/>
-          <w:p>
-            <w:pPr>
-              <w:pStyle w:val="Compact"/>
-            </w:pPr>
-            <w:r>
-              <w:t xml:space="preserve">0.7476</w:t>
-            </w:r>
-          </w:p>
-        </w:tc>
-        <w:tc>
-          <w:tcPr/>
-          <w:p>
-            <w:pPr>
-              <w:pStyle w:val="Compact"/>
-            </w:pPr>
-            <w:r>
-              <w:t xml:space="preserve">5353</w:t>
+              <w:t xml:space="preserve">ignicion</w:t>
+            </w:r>
+          </w:p>
+        </w:tc>
+        <w:tc>
+          <w:tcPr/>
+          <w:p>
+            <w:pPr>
+              <w:pStyle w:val="Compact"/>
+            </w:pPr>
+            <w:r>
+              <w:t xml:space="preserve">Línea Base Climatológica</w:t>
+            </w:r>
+          </w:p>
+        </w:tc>
+        <w:tc>
+          <w:tcPr/>
+          <w:p>
+            <w:pPr>
+              <w:pStyle w:val="Compact"/>
+            </w:pPr>
+            <w:r>
+              <w:t xml:space="preserve">0.5000</w:t>
+            </w:r>
+          </w:p>
+        </w:tc>
+        <w:tc>
+          <w:tcPr/>
+          <w:p>
+            <w:pPr>
+              <w:pStyle w:val="Compact"/>
+            </w:pPr>
+            <w:r>
+              <w:t xml:space="preserve">0.0909</w:t>
+            </w:r>
+          </w:p>
+        </w:tc>
+        <w:tc>
+          <w:tcPr/>
+          <w:p>
+            <w:pPr>
+              <w:pStyle w:val="Compact"/>
+            </w:pPr>
+            <w:r>
+              <w:t xml:space="preserve">0.0826</w:t>
+            </w:r>
+          </w:p>
+        </w:tc>
+        <w:tc>
+          <w:tcPr/>
+          <w:p>
+            <w:pPr>
+              <w:pStyle w:val="Compact"/>
+            </w:pPr>
+            <w:r>
+              <w:t xml:space="preserve">0.0000</w:t>
+            </w:r>
+          </w:p>
+        </w:tc>
+        <w:tc>
+          <w:tcPr/>
+          <w:p>
+            <w:pPr>
+              <w:pStyle w:val="Compact"/>
+            </w:pPr>
+            <w:r>
+              <w:t xml:space="preserve">0.0000</w:t>
+            </w:r>
+          </w:p>
+        </w:tc>
+        <w:tc>
+          <w:tcPr/>
+          <w:p>
+            <w:pPr>
+              <w:pStyle w:val="Compact"/>
+            </w:pPr>
+            <w:r>
+              <w:t xml:space="preserve">0.0909</w:t>
+            </w:r>
+          </w:p>
+        </w:tc>
+        <w:tc>
+          <w:tcPr/>
+          <w:p>
+            <w:pPr>
+              <w:pStyle w:val="Compact"/>
+            </w:pPr>
+            <w:r>
+              <w:t xml:space="preserve">0.0000</w:t>
+            </w:r>
+          </w:p>
+        </w:tc>
+        <w:tc>
+          <w:tcPr/>
+          <w:p>
+            <w:pPr>
+              <w:pStyle w:val="Compact"/>
+            </w:pPr>
+            <w:r>
+              <w:t xml:space="preserve">0.0000</w:t>
+            </w:r>
+          </w:p>
+        </w:tc>
+        <w:tc>
+          <w:tcPr/>
+          <w:p>
+            <w:pPr>
+              <w:pStyle w:val="Compact"/>
+            </w:pPr>
+            <w:r>
+              <w:t xml:space="preserve">0.0000</w:t>
+            </w:r>
+          </w:p>
+        </w:tc>
+        <w:tc>
+          <w:tcPr/>
+          <w:p>
+            <w:pPr>
+              <w:pStyle w:val="Compact"/>
+            </w:pPr>
+            <w:r>
+              <w:t xml:space="preserve">0</w:t>
             </w:r>
           </w:p>
         </w:tc>
@@ -15243,117 +15243,117 @@
               <w:pStyle w:val="Compact"/>
             </w:pPr>
             <w:r>
-              <w:t xml:space="preserve">Línea Base Climatológica</w:t>
-            </w:r>
-          </w:p>
-        </w:tc>
-        <w:tc>
-          <w:tcPr/>
-          <w:p>
-            <w:pPr>
-              <w:pStyle w:val="Compact"/>
-            </w:pPr>
-            <w:r>
-              <w:t xml:space="preserve">0.5000</w:t>
-            </w:r>
-          </w:p>
-        </w:tc>
-        <w:tc>
-          <w:tcPr/>
-          <w:p>
-            <w:pPr>
-              <w:pStyle w:val="Compact"/>
-            </w:pPr>
-            <w:r>
-              <w:t xml:space="preserve">0.0909</w:t>
-            </w:r>
-          </w:p>
-        </w:tc>
-        <w:tc>
-          <w:tcPr/>
-          <w:p>
-            <w:pPr>
-              <w:pStyle w:val="Compact"/>
-            </w:pPr>
-            <w:r>
-              <w:t xml:space="preserve">0.0826</w:t>
-            </w:r>
-          </w:p>
-        </w:tc>
-        <w:tc>
-          <w:tcPr/>
-          <w:p>
-            <w:pPr>
-              <w:pStyle w:val="Compact"/>
-            </w:pPr>
-            <w:r>
-              <w:t xml:space="preserve">0.0000</w:t>
-            </w:r>
-          </w:p>
-        </w:tc>
-        <w:tc>
-          <w:tcPr/>
-          <w:p>
-            <w:pPr>
-              <w:pStyle w:val="Compact"/>
-            </w:pPr>
-            <w:r>
-              <w:t xml:space="preserve">0.0000</w:t>
-            </w:r>
-          </w:p>
-        </w:tc>
-        <w:tc>
-          <w:tcPr/>
-          <w:p>
-            <w:pPr>
-              <w:pStyle w:val="Compact"/>
-            </w:pPr>
-            <w:r>
-              <w:t xml:space="preserve">0.0909</w:t>
-            </w:r>
-          </w:p>
-        </w:tc>
-        <w:tc>
-          <w:tcPr/>
-          <w:p>
-            <w:pPr>
-              <w:pStyle w:val="Compact"/>
-            </w:pPr>
-            <w:r>
-              <w:t xml:space="preserve">0.0000</w:t>
-            </w:r>
-          </w:p>
-        </w:tc>
-        <w:tc>
-          <w:tcPr/>
-          <w:p>
-            <w:pPr>
-              <w:pStyle w:val="Compact"/>
-            </w:pPr>
-            <w:r>
-              <w:t xml:space="preserve">0.0000</w:t>
-            </w:r>
-          </w:p>
-        </w:tc>
-        <w:tc>
-          <w:tcPr/>
-          <w:p>
-            <w:pPr>
-              <w:pStyle w:val="Compact"/>
-            </w:pPr>
-            <w:r>
-              <w:t xml:space="preserve">0.0000</w:t>
-            </w:r>
-          </w:p>
-        </w:tc>
-        <w:tc>
-          <w:tcPr/>
-          <w:p>
-            <w:pPr>
-              <w:pStyle w:val="Compact"/>
-            </w:pPr>
-            <w:r>
-              <w:t xml:space="preserve">0</w:t>
+              <w:t xml:space="preserve">Incendios_PY (Propagación Táctica)</w:t>
+            </w:r>
+          </w:p>
+        </w:tc>
+        <w:tc>
+          <w:tcPr/>
+          <w:p>
+            <w:pPr>
+              <w:pStyle w:val="Compact"/>
+            </w:pPr>
+            <w:r>
+              <w:t xml:space="preserve">0.9039</w:t>
+            </w:r>
+          </w:p>
+        </w:tc>
+        <w:tc>
+          <w:tcPr/>
+          <w:p>
+            <w:pPr>
+              <w:pStyle w:val="Compact"/>
+            </w:pPr>
+            <w:r>
+              <w:t xml:space="preserve">0.6935</w:t>
+            </w:r>
+          </w:p>
+        </w:tc>
+        <w:tc>
+          <w:tcPr/>
+          <w:p>
+            <w:pPr>
+              <w:pStyle w:val="Compact"/>
+            </w:pPr>
+            <w:r>
+              <w:t xml:space="preserve">0.0442</w:t>
+            </w:r>
+          </w:p>
+        </w:tc>
+        <w:tc>
+          <w:tcPr/>
+          <w:p>
+            <w:pPr>
+              <w:pStyle w:val="Compact"/>
+            </w:pPr>
+            <w:r>
+              <w:t xml:space="preserve">0.4656</w:t>
+            </w:r>
+          </w:p>
+        </w:tc>
+        <w:tc>
+          <w:tcPr/>
+          <w:p>
+            <w:pPr>
+              <w:pStyle w:val="Compact"/>
+            </w:pPr>
+            <w:r>
+              <w:t xml:space="preserve">0.0086</w:t>
+            </w:r>
+          </w:p>
+        </w:tc>
+        <w:tc>
+          <w:tcPr/>
+          <w:p>
+            <w:pPr>
+              <w:pStyle w:val="Compact"/>
+            </w:pPr>
+            <w:r>
+              <w:t xml:space="preserve">0.5467</w:t>
+            </w:r>
+          </w:p>
+        </w:tc>
+        <w:tc>
+          <w:tcPr/>
+          <w:p>
+            <w:pPr>
+              <w:pStyle w:val="Compact"/>
+            </w:pPr>
+            <w:r>
+              <w:t xml:space="preserve">0.8369</w:t>
+            </w:r>
+          </w:p>
+        </w:tc>
+        <w:tc>
+          <w:tcPr/>
+          <w:p>
+            <w:pPr>
+              <w:pStyle w:val="Compact"/>
+            </w:pPr>
+            <w:r>
+              <w:t xml:space="preserve">0.5240</w:t>
+            </w:r>
+          </w:p>
+        </w:tc>
+        <w:tc>
+          <w:tcPr/>
+          <w:p>
+            <w:pPr>
+              <w:pStyle w:val="Compact"/>
+            </w:pPr>
+            <w:r>
+              <w:t xml:space="preserve">0.7476</w:t>
+            </w:r>
+          </w:p>
+        </w:tc>
+        <w:tc>
+          <w:tcPr/>
+          <w:p>
+            <w:pPr>
+              <w:pStyle w:val="Compact"/>
+            </w:pPr>
+            <w:r>
+              <w:t xml:space="preserve">5353</w:t>
             </w:r>
           </w:p>
         </w:tc>
@@ -15366,139 +15366,139 @@
               <w:pStyle w:val="Compact"/>
             </w:pPr>
             <w:r>
-              <w:t xml:space="preserve">Oriental</w:t>
-            </w:r>
-          </w:p>
-        </w:tc>
-        <w:tc>
-          <w:tcPr/>
-          <w:p>
-            <w:pPr>
-              <w:pStyle w:val="Compact"/>
-            </w:pPr>
-            <w:r>
-              <w:t xml:space="preserve">ignicion</w:t>
-            </w:r>
-          </w:p>
-        </w:tc>
-        <w:tc>
-          <w:tcPr/>
-          <w:p>
-            <w:pPr>
-              <w:pStyle w:val="Compact"/>
-            </w:pPr>
-            <w:r>
-              <w:t xml:space="preserve">Incendios_PY (Ignición Híbrida M3)</w:t>
-            </w:r>
-          </w:p>
-        </w:tc>
-        <w:tc>
-          <w:tcPr/>
-          <w:p>
-            <w:pPr>
-              <w:pStyle w:val="Compact"/>
-            </w:pPr>
-            <w:r>
-              <w:t xml:space="preserve">0.7534</w:t>
-            </w:r>
-          </w:p>
-        </w:tc>
-        <w:tc>
-          <w:tcPr/>
-          <w:p>
-            <w:pPr>
-              <w:pStyle w:val="Compact"/>
-            </w:pPr>
-            <w:r>
-              <w:t xml:space="preserve">0.2340</w:t>
-            </w:r>
-          </w:p>
-        </w:tc>
-        <w:tc>
-          <w:tcPr/>
-          <w:p>
-            <w:pPr>
-              <w:pStyle w:val="Compact"/>
-            </w:pPr>
-            <w:r>
-              <w:t xml:space="preserve">0.0765</w:t>
-            </w:r>
-          </w:p>
-        </w:tc>
-        <w:tc>
-          <w:tcPr/>
-          <w:p>
-            <w:pPr>
-              <w:pStyle w:val="Compact"/>
-            </w:pPr>
-            <w:r>
-              <w:t xml:space="preserve">0.0748</w:t>
-            </w:r>
-          </w:p>
-        </w:tc>
-        <w:tc>
-          <w:tcPr/>
-          <w:p>
-            <w:pPr>
-              <w:pStyle w:val="Compact"/>
-            </w:pPr>
-            <w:r>
-              <w:t xml:space="preserve">0.0082</w:t>
-            </w:r>
-          </w:p>
-        </w:tc>
-        <w:tc>
-          <w:tcPr/>
-          <w:p>
-            <w:pPr>
-              <w:pStyle w:val="Compact"/>
-            </w:pPr>
-            <w:r>
-              <w:t xml:space="preserve">0.2186</w:t>
-            </w:r>
-          </w:p>
-        </w:tc>
-        <w:tc>
-          <w:tcPr/>
-          <w:p>
-            <w:pPr>
-              <w:pStyle w:val="Compact"/>
-            </w:pPr>
-            <w:r>
-              <w:t xml:space="preserve">0.3013</w:t>
-            </w:r>
-          </w:p>
-        </w:tc>
-        <w:tc>
-          <w:tcPr/>
-          <w:p>
-            <w:pPr>
-              <w:pStyle w:val="Compact"/>
-            </w:pPr>
-            <w:r>
-              <w:t xml:space="preserve">0.1859</w:t>
-            </w:r>
-          </w:p>
-        </w:tc>
-        <w:tc>
-          <w:tcPr/>
-          <w:p>
-            <w:pPr>
-              <w:pStyle w:val="Compact"/>
-            </w:pPr>
-            <w:r>
-              <w:t xml:space="preserve">0.2680</w:t>
-            </w:r>
-          </w:p>
-        </w:tc>
-        <w:tc>
-          <w:tcPr/>
-          <w:p>
-            <w:pPr>
-              <w:pStyle w:val="Compact"/>
-            </w:pPr>
-            <w:r>
-              <w:t xml:space="preserve">7835</w:t>
+              <w:t xml:space="preserve">Chaco</w:t>
+            </w:r>
+          </w:p>
+        </w:tc>
+        <w:tc>
+          <w:tcPr/>
+          <w:p>
+            <w:pPr>
+              <w:pStyle w:val="Compact"/>
+            </w:pPr>
+            <w:r>
+              <w:t xml:space="preserve">propagacion</w:t>
+            </w:r>
+          </w:p>
+        </w:tc>
+        <w:tc>
+          <w:tcPr/>
+          <w:p>
+            <w:pPr>
+              <w:pStyle w:val="Compact"/>
+            </w:pPr>
+            <w:r>
+              <w:t xml:space="preserve">Línea Base Climatológica</w:t>
+            </w:r>
+          </w:p>
+        </w:tc>
+        <w:tc>
+          <w:tcPr/>
+          <w:p>
+            <w:pPr>
+              <w:pStyle w:val="Compact"/>
+            </w:pPr>
+            <w:r>
+              <w:t xml:space="preserve">0.5000</w:t>
+            </w:r>
+          </w:p>
+        </w:tc>
+        <w:tc>
+          <w:tcPr/>
+          <w:p>
+            <w:pPr>
+              <w:pStyle w:val="Compact"/>
+            </w:pPr>
+            <w:r>
+              <w:t xml:space="preserve">0.0909</w:t>
+            </w:r>
+          </w:p>
+        </w:tc>
+        <w:tc>
+          <w:tcPr/>
+          <w:p>
+            <w:pPr>
+              <w:pStyle w:val="Compact"/>
+            </w:pPr>
+            <w:r>
+              <w:t xml:space="preserve">0.0826</w:t>
+            </w:r>
+          </w:p>
+        </w:tc>
+        <w:tc>
+          <w:tcPr/>
+          <w:p>
+            <w:pPr>
+              <w:pStyle w:val="Compact"/>
+            </w:pPr>
+            <w:r>
+              <w:t xml:space="preserve">0.0000</w:t>
+            </w:r>
+          </w:p>
+        </w:tc>
+        <w:tc>
+          <w:tcPr/>
+          <w:p>
+            <w:pPr>
+              <w:pStyle w:val="Compact"/>
+            </w:pPr>
+            <w:r>
+              <w:t xml:space="preserve">0.0000</w:t>
+            </w:r>
+          </w:p>
+        </w:tc>
+        <w:tc>
+          <w:tcPr/>
+          <w:p>
+            <w:pPr>
+              <w:pStyle w:val="Compact"/>
+            </w:pPr>
+            <w:r>
+              <w:t xml:space="preserve">0.0909</w:t>
+            </w:r>
+          </w:p>
+        </w:tc>
+        <w:tc>
+          <w:tcPr/>
+          <w:p>
+            <w:pPr>
+              <w:pStyle w:val="Compact"/>
+            </w:pPr>
+            <w:r>
+              <w:t xml:space="preserve">0.0000</w:t>
+            </w:r>
+          </w:p>
+        </w:tc>
+        <w:tc>
+          <w:tcPr/>
+          <w:p>
+            <w:pPr>
+              <w:pStyle w:val="Compact"/>
+            </w:pPr>
+            <w:r>
+              <w:t xml:space="preserve">0.0000</w:t>
+            </w:r>
+          </w:p>
+        </w:tc>
+        <w:tc>
+          <w:tcPr/>
+          <w:p>
+            <w:pPr>
+              <w:pStyle w:val="Compact"/>
+            </w:pPr>
+            <w:r>
+              <w:t xml:space="preserve">0.0000</w:t>
+            </w:r>
+          </w:p>
+        </w:tc>
+        <w:tc>
+          <w:tcPr/>
+          <w:p>
+            <w:pPr>
+              <w:pStyle w:val="Compact"/>
+            </w:pPr>
+            <w:r>
+              <w:t xml:space="preserve">0</w:t>
             </w:r>
           </w:p>
         </w:tc>
@@ -15533,117 +15533,117 @@
               <w:pStyle w:val="Compact"/>
             </w:pPr>
             <w:r>
-              <w:t xml:space="preserve">Incendios_PY (Ignición Base M2)</w:t>
-            </w:r>
-          </w:p>
-        </w:tc>
-        <w:tc>
-          <w:tcPr/>
-          <w:p>
-            <w:pPr>
-              <w:pStyle w:val="Compact"/>
-            </w:pPr>
-            <w:r>
-              <w:t xml:space="preserve">0.7406</w:t>
-            </w:r>
-          </w:p>
-        </w:tc>
-        <w:tc>
-          <w:tcPr/>
-          <w:p>
-            <w:pPr>
-              <w:pStyle w:val="Compact"/>
-            </w:pPr>
-            <w:r>
-              <w:t xml:space="preserve">0.2146</w:t>
-            </w:r>
-          </w:p>
-        </w:tc>
-        <w:tc>
-          <w:tcPr/>
-          <w:p>
-            <w:pPr>
-              <w:pStyle w:val="Compact"/>
-            </w:pPr>
-            <w:r>
-              <w:t xml:space="preserve">0.0774</w:t>
-            </w:r>
-          </w:p>
-        </w:tc>
-        <w:tc>
-          <w:tcPr/>
-          <w:p>
-            <w:pPr>
-              <w:pStyle w:val="Compact"/>
-            </w:pPr>
-            <w:r>
-              <w:t xml:space="preserve">0.0640</w:t>
-            </w:r>
-          </w:p>
-        </w:tc>
-        <w:tc>
-          <w:tcPr/>
-          <w:p>
-            <w:pPr>
-              <w:pStyle w:val="Compact"/>
-            </w:pPr>
-            <w:r>
-              <w:t xml:space="preserve">0.0070</w:t>
-            </w:r>
-          </w:p>
-        </w:tc>
-        <w:tc>
-          <w:tcPr/>
-          <w:p>
-            <w:pPr>
-              <w:pStyle w:val="Compact"/>
-            </w:pPr>
-            <w:r>
-              <w:t xml:space="preserve">0.1983</w:t>
-            </w:r>
-          </w:p>
-        </w:tc>
-        <w:tc>
-          <w:tcPr/>
-          <w:p>
-            <w:pPr>
-              <w:pStyle w:val="Compact"/>
-            </w:pPr>
-            <w:r>
-              <w:t xml:space="preserve">0.2610</w:t>
-            </w:r>
-          </w:p>
-        </w:tc>
-        <w:tc>
-          <w:tcPr/>
-          <w:p>
-            <w:pPr>
-              <w:pStyle w:val="Compact"/>
-            </w:pPr>
-            <w:r>
-              <w:t xml:space="preserve">0.1958</w:t>
-            </w:r>
-          </w:p>
-        </w:tc>
-        <w:tc>
-          <w:tcPr/>
-          <w:p>
-            <w:pPr>
-              <w:pStyle w:val="Compact"/>
-            </w:pPr>
-            <w:r>
-              <w:t xml:space="preserve">0.2447</w:t>
-            </w:r>
-          </w:p>
-        </w:tc>
-        <w:tc>
-          <w:tcPr/>
-          <w:p>
-            <w:pPr>
-              <w:pStyle w:val="Compact"/>
-            </w:pPr>
-            <w:r>
-              <w:t xml:space="preserve">10075</w:t>
+              <w:t xml:space="preserve">Incendios_PY (Ignición Híbrida M3)</w:t>
+            </w:r>
+          </w:p>
+        </w:tc>
+        <w:tc>
+          <w:tcPr/>
+          <w:p>
+            <w:pPr>
+              <w:pStyle w:val="Compact"/>
+            </w:pPr>
+            <w:r>
+              <w:t xml:space="preserve">0.7534</w:t>
+            </w:r>
+          </w:p>
+        </w:tc>
+        <w:tc>
+          <w:tcPr/>
+          <w:p>
+            <w:pPr>
+              <w:pStyle w:val="Compact"/>
+            </w:pPr>
+            <w:r>
+              <w:t xml:space="preserve">0.2340</w:t>
+            </w:r>
+          </w:p>
+        </w:tc>
+        <w:tc>
+          <w:tcPr/>
+          <w:p>
+            <w:pPr>
+              <w:pStyle w:val="Compact"/>
+            </w:pPr>
+            <w:r>
+              <w:t xml:space="preserve">0.0765</w:t>
+            </w:r>
+          </w:p>
+        </w:tc>
+        <w:tc>
+          <w:tcPr/>
+          <w:p>
+            <w:pPr>
+              <w:pStyle w:val="Compact"/>
+            </w:pPr>
+            <w:r>
+              <w:t xml:space="preserve">0.0748</w:t>
+            </w:r>
+          </w:p>
+        </w:tc>
+        <w:tc>
+          <w:tcPr/>
+          <w:p>
+            <w:pPr>
+              <w:pStyle w:val="Compact"/>
+            </w:pPr>
+            <w:r>
+              <w:t xml:space="preserve">0.0082</w:t>
+            </w:r>
+          </w:p>
+        </w:tc>
+        <w:tc>
+          <w:tcPr/>
+          <w:p>
+            <w:pPr>
+              <w:pStyle w:val="Compact"/>
+            </w:pPr>
+            <w:r>
+              <w:t xml:space="preserve">0.2186</w:t>
+            </w:r>
+          </w:p>
+        </w:tc>
+        <w:tc>
+          <w:tcPr/>
+          <w:p>
+            <w:pPr>
+              <w:pStyle w:val="Compact"/>
+            </w:pPr>
+            <w:r>
+              <w:t xml:space="preserve">0.3013</w:t>
+            </w:r>
+          </w:p>
+        </w:tc>
+        <w:tc>
+          <w:tcPr/>
+          <w:p>
+            <w:pPr>
+              <w:pStyle w:val="Compact"/>
+            </w:pPr>
+            <w:r>
+              <w:t xml:space="preserve">0.1859</w:t>
+            </w:r>
+          </w:p>
+        </w:tc>
+        <w:tc>
+          <w:tcPr/>
+          <w:p>
+            <w:pPr>
+              <w:pStyle w:val="Compact"/>
+            </w:pPr>
+            <w:r>
+              <w:t xml:space="preserve">0.2680</w:t>
+            </w:r>
+          </w:p>
+        </w:tc>
+        <w:tc>
+          <w:tcPr/>
+          <w:p>
+            <w:pPr>
+              <w:pStyle w:val="Compact"/>
+            </w:pPr>
+            <w:r>
+              <w:t xml:space="preserve">7835</w:t>
             </w:r>
           </w:p>
         </w:tc>
@@ -15678,117 +15678,117 @@
               <w:pStyle w:val="Compact"/>
             </w:pPr>
             <w:r>
-              <w:t xml:space="preserve">Canadian FWI completo</w:t>
-            </w:r>
-          </w:p>
-        </w:tc>
-        <w:tc>
-          <w:tcPr/>
-          <w:p>
-            <w:pPr>
-              <w:pStyle w:val="Compact"/>
-            </w:pPr>
-            <w:r>
-              <w:t xml:space="preserve">0.5564</w:t>
-            </w:r>
-          </w:p>
-        </w:tc>
-        <w:tc>
-          <w:tcPr/>
-          <w:p>
-            <w:pPr>
-              <w:pStyle w:val="Compact"/>
-            </w:pPr>
-            <w:r>
-              <w:t xml:space="preserve">0.1061</w:t>
-            </w:r>
-          </w:p>
-        </w:tc>
-        <w:tc>
-          <w:tcPr/>
-          <w:p>
-            <w:pPr>
-              <w:pStyle w:val="Compact"/>
-            </w:pPr>
-            <w:r>
-              <w:t xml:space="preserve">—</w:t>
-            </w:r>
-          </w:p>
-        </w:tc>
-        <w:tc>
-          <w:tcPr/>
-          <w:p>
-            <w:pPr>
-              <w:pStyle w:val="Compact"/>
-            </w:pPr>
-            <w:r>
-              <w:t xml:space="preserve">—</w:t>
-            </w:r>
-          </w:p>
-        </w:tc>
-        <w:tc>
-          <w:tcPr/>
-          <w:p>
-            <w:pPr>
-              <w:pStyle w:val="Compact"/>
-            </w:pPr>
-            <w:r>
-              <w:t xml:space="preserve">—</w:t>
-            </w:r>
-          </w:p>
-        </w:tc>
-        <w:tc>
-          <w:tcPr/>
-          <w:p>
-            <w:pPr>
-              <w:pStyle w:val="Compact"/>
-            </w:pPr>
-            <w:r>
-              <w:t xml:space="preserve">2.1509</w:t>
-            </w:r>
-          </w:p>
-        </w:tc>
-        <w:tc>
-          <w:tcPr/>
-          <w:p>
-            <w:pPr>
-              <w:pStyle w:val="Compact"/>
-            </w:pPr>
-            <w:r>
-              <w:t xml:space="preserve">0.1076</w:t>
-            </w:r>
-          </w:p>
-        </w:tc>
-        <w:tc>
-          <w:tcPr/>
-          <w:p>
-            <w:pPr>
-              <w:pStyle w:val="Compact"/>
-            </w:pPr>
-            <w:r>
-              <w:t xml:space="preserve">0.3899</w:t>
-            </w:r>
-          </w:p>
-        </w:tc>
-        <w:tc>
-          <w:tcPr/>
-          <w:p>
-            <w:pPr>
-              <w:pStyle w:val="Compact"/>
-            </w:pPr>
-            <w:r>
-              <w:t xml:space="preserve">0.1258</w:t>
-            </w:r>
-          </w:p>
-        </w:tc>
-        <w:tc>
-          <w:tcPr/>
-          <w:p>
-            <w:pPr>
-              <w:pStyle w:val="Compact"/>
-            </w:pPr>
-            <w:r>
-              <w:t xml:space="preserve">58766</w:t>
+              <w:t xml:space="preserve">Incendios_PY (Ignición Base M2)</w:t>
+            </w:r>
+          </w:p>
+        </w:tc>
+        <w:tc>
+          <w:tcPr/>
+          <w:p>
+            <w:pPr>
+              <w:pStyle w:val="Compact"/>
+            </w:pPr>
+            <w:r>
+              <w:t xml:space="preserve">0.7406</w:t>
+            </w:r>
+          </w:p>
+        </w:tc>
+        <w:tc>
+          <w:tcPr/>
+          <w:p>
+            <w:pPr>
+              <w:pStyle w:val="Compact"/>
+            </w:pPr>
+            <w:r>
+              <w:t xml:space="preserve">0.2146</w:t>
+            </w:r>
+          </w:p>
+        </w:tc>
+        <w:tc>
+          <w:tcPr/>
+          <w:p>
+            <w:pPr>
+              <w:pStyle w:val="Compact"/>
+            </w:pPr>
+            <w:r>
+              <w:t xml:space="preserve">0.0774</w:t>
+            </w:r>
+          </w:p>
+        </w:tc>
+        <w:tc>
+          <w:tcPr/>
+          <w:p>
+            <w:pPr>
+              <w:pStyle w:val="Compact"/>
+            </w:pPr>
+            <w:r>
+              <w:t xml:space="preserve">0.0640</w:t>
+            </w:r>
+          </w:p>
+        </w:tc>
+        <w:tc>
+          <w:tcPr/>
+          <w:p>
+            <w:pPr>
+              <w:pStyle w:val="Compact"/>
+            </w:pPr>
+            <w:r>
+              <w:t xml:space="preserve">0.0070</w:t>
+            </w:r>
+          </w:p>
+        </w:tc>
+        <w:tc>
+          <w:tcPr/>
+          <w:p>
+            <w:pPr>
+              <w:pStyle w:val="Compact"/>
+            </w:pPr>
+            <w:r>
+              <w:t xml:space="preserve">0.1983</w:t>
+            </w:r>
+          </w:p>
+        </w:tc>
+        <w:tc>
+          <w:tcPr/>
+          <w:p>
+            <w:pPr>
+              <w:pStyle w:val="Compact"/>
+            </w:pPr>
+            <w:r>
+              <w:t xml:space="preserve">0.2610</w:t>
+            </w:r>
+          </w:p>
+        </w:tc>
+        <w:tc>
+          <w:tcPr/>
+          <w:p>
+            <w:pPr>
+              <w:pStyle w:val="Compact"/>
+            </w:pPr>
+            <w:r>
+              <w:t xml:space="preserve">0.1958</w:t>
+            </w:r>
+          </w:p>
+        </w:tc>
+        <w:tc>
+          <w:tcPr/>
+          <w:p>
+            <w:pPr>
+              <w:pStyle w:val="Compact"/>
+            </w:pPr>
+            <w:r>
+              <w:t xml:space="preserve">0.2447</w:t>
+            </w:r>
+          </w:p>
+        </w:tc>
+        <w:tc>
+          <w:tcPr/>
+          <w:p>
+            <w:pPr>
+              <w:pStyle w:val="Compact"/>
+            </w:pPr>
+            <w:r>
+              <w:t xml:space="preserve">10075</w:t>
             </w:r>
           </w:p>
         </w:tc>
@@ -15823,6 +15823,151 @@
               <w:pStyle w:val="Compact"/>
             </w:pPr>
             <w:r>
+              <w:t xml:space="preserve">Canadian FWI completo</w:t>
+            </w:r>
+          </w:p>
+        </w:tc>
+        <w:tc>
+          <w:tcPr/>
+          <w:p>
+            <w:pPr>
+              <w:pStyle w:val="Compact"/>
+            </w:pPr>
+            <w:r>
+              <w:t xml:space="preserve">0.5564</w:t>
+            </w:r>
+          </w:p>
+        </w:tc>
+        <w:tc>
+          <w:tcPr/>
+          <w:p>
+            <w:pPr>
+              <w:pStyle w:val="Compact"/>
+            </w:pPr>
+            <w:r>
+              <w:t xml:space="preserve">0.1061</w:t>
+            </w:r>
+          </w:p>
+        </w:tc>
+        <w:tc>
+          <w:tcPr/>
+          <w:p>
+            <w:pPr>
+              <w:pStyle w:val="Compact"/>
+            </w:pPr>
+            <w:r>
+              <w:t xml:space="preserve">—</w:t>
+            </w:r>
+          </w:p>
+        </w:tc>
+        <w:tc>
+          <w:tcPr/>
+          <w:p>
+            <w:pPr>
+              <w:pStyle w:val="Compact"/>
+            </w:pPr>
+            <w:r>
+              <w:t xml:space="preserve">—</w:t>
+            </w:r>
+          </w:p>
+        </w:tc>
+        <w:tc>
+          <w:tcPr/>
+          <w:p>
+            <w:pPr>
+              <w:pStyle w:val="Compact"/>
+            </w:pPr>
+            <w:r>
+              <w:t xml:space="preserve">—</w:t>
+            </w:r>
+          </w:p>
+        </w:tc>
+        <w:tc>
+          <w:tcPr/>
+          <w:p>
+            <w:pPr>
+              <w:pStyle w:val="Compact"/>
+            </w:pPr>
+            <w:r>
+              <w:t xml:space="preserve">2.1509</w:t>
+            </w:r>
+          </w:p>
+        </w:tc>
+        <w:tc>
+          <w:tcPr/>
+          <w:p>
+            <w:pPr>
+              <w:pStyle w:val="Compact"/>
+            </w:pPr>
+            <w:r>
+              <w:t xml:space="preserve">0.1076</w:t>
+            </w:r>
+          </w:p>
+        </w:tc>
+        <w:tc>
+          <w:tcPr/>
+          <w:p>
+            <w:pPr>
+              <w:pStyle w:val="Compact"/>
+            </w:pPr>
+            <w:r>
+              <w:t xml:space="preserve">0.3899</w:t>
+            </w:r>
+          </w:p>
+        </w:tc>
+        <w:tc>
+          <w:tcPr/>
+          <w:p>
+            <w:pPr>
+              <w:pStyle w:val="Compact"/>
+            </w:pPr>
+            <w:r>
+              <w:t xml:space="preserve">0.1258</w:t>
+            </w:r>
+          </w:p>
+        </w:tc>
+        <w:tc>
+          <w:tcPr/>
+          <w:p>
+            <w:pPr>
+              <w:pStyle w:val="Compact"/>
+            </w:pPr>
+            <w:r>
+              <w:t xml:space="preserve">58766</w:t>
+            </w:r>
+          </w:p>
+        </w:tc>
+      </w:tr>
+      <w:tr>
+        <w:tc>
+          <w:tcPr/>
+          <w:p>
+            <w:pPr>
+              <w:pStyle w:val="Compact"/>
+            </w:pPr>
+            <w:r>
+              <w:t xml:space="preserve">Oriental</w:t>
+            </w:r>
+          </w:p>
+        </w:tc>
+        <w:tc>
+          <w:tcPr/>
+          <w:p>
+            <w:pPr>
+              <w:pStyle w:val="Compact"/>
+            </w:pPr>
+            <w:r>
+              <w:t xml:space="preserve">ignicion</w:t>
+            </w:r>
+          </w:p>
+        </w:tc>
+        <w:tc>
+          <w:tcPr/>
+          <w:p>
+            <w:pPr>
+              <w:pStyle w:val="Compact"/>
+            </w:pPr>
+            <w:r>
               <w:t xml:space="preserve">INPE Risco de Fogo</w:t>
             </w:r>
           </w:p>
@@ -15934,6 +16079,151 @@
             </w:pPr>
             <w:r>
               <w:t xml:space="preserve">141802</w:t>
+            </w:r>
+          </w:p>
+        </w:tc>
+      </w:tr>
+      <w:tr>
+        <w:tc>
+          <w:tcPr/>
+          <w:p>
+            <w:pPr>
+              <w:pStyle w:val="Compact"/>
+            </w:pPr>
+            <w:r>
+              <w:t xml:space="preserve">Oriental</w:t>
+            </w:r>
+          </w:p>
+        </w:tc>
+        <w:tc>
+          <w:tcPr/>
+          <w:p>
+            <w:pPr>
+              <w:pStyle w:val="Compact"/>
+            </w:pPr>
+            <w:r>
+              <w:t xml:space="preserve">ignicion</w:t>
+            </w:r>
+          </w:p>
+        </w:tc>
+        <w:tc>
+          <w:tcPr/>
+          <w:p>
+            <w:pPr>
+              <w:pStyle w:val="Compact"/>
+            </w:pPr>
+            <w:r>
+              <w:t xml:space="preserve">Weather-only GBT</w:t>
+            </w:r>
+          </w:p>
+        </w:tc>
+        <w:tc>
+          <w:tcPr/>
+          <w:p>
+            <w:pPr>
+              <w:pStyle w:val="Compact"/>
+            </w:pPr>
+            <w:r>
+              <w:t xml:space="preserve">0.5645</w:t>
+            </w:r>
+          </w:p>
+        </w:tc>
+        <w:tc>
+          <w:tcPr/>
+          <w:p>
+            <w:pPr>
+              <w:pStyle w:val="Compact"/>
+            </w:pPr>
+            <w:r>
+              <w:t xml:space="preserve">0.1077</w:t>
+            </w:r>
+          </w:p>
+        </w:tc>
+        <w:tc>
+          <w:tcPr/>
+          <w:p>
+            <w:pPr>
+              <w:pStyle w:val="Compact"/>
+            </w:pPr>
+            <w:r>
+              <w:t xml:space="preserve">0.0823</w:t>
+            </w:r>
+          </w:p>
+        </w:tc>
+        <w:tc>
+          <w:tcPr/>
+          <w:p>
+            <w:pPr>
+              <w:pStyle w:val="Compact"/>
+            </w:pPr>
+            <w:r>
+              <w:t xml:space="preserve">0.0042</w:t>
+            </w:r>
+          </w:p>
+        </w:tc>
+        <w:tc>
+          <w:tcPr/>
+          <w:p>
+            <w:pPr>
+              <w:pStyle w:val="Compact"/>
+            </w:pPr>
+            <w:r>
+              <w:t xml:space="preserve">0.0013</w:t>
+            </w:r>
+          </w:p>
+        </w:tc>
+        <w:tc>
+          <w:tcPr/>
+          <w:p>
+            <w:pPr>
+              <w:pStyle w:val="Compact"/>
+            </w:pPr>
+            <w:r>
+              <w:t xml:space="preserve">0.0975</w:t>
+            </w:r>
+          </w:p>
+        </w:tc>
+        <w:tc>
+          <w:tcPr/>
+          <w:p>
+            <w:pPr>
+              <w:pStyle w:val="Compact"/>
+            </w:pPr>
+            <w:r>
+              <w:t xml:space="preserve">0.1108</w:t>
+            </w:r>
+          </w:p>
+        </w:tc>
+        <w:tc>
+          <w:tcPr/>
+          <w:p>
+            <w:pPr>
+              <w:pStyle w:val="Compact"/>
+            </w:pPr>
+            <w:r>
+              <w:t xml:space="preserve">0.4244</w:t>
+            </w:r>
+          </w:p>
+        </w:tc>
+        <w:tc>
+          <w:tcPr/>
+          <w:p>
+            <w:pPr>
+              <w:pStyle w:val="Compact"/>
+            </w:pPr>
+            <w:r>
+              <w:t xml:space="preserve">0.1300</w:t>
+            </w:r>
+          </w:p>
+        </w:tc>
+        <w:tc>
+          <w:tcPr/>
+          <w:p>
+            <w:pPr>
+              <w:pStyle w:val="Compact"/>
+            </w:pPr>
+            <w:r>
+              <w:t xml:space="preserve">61905</w:t>
             </w:r>
           </w:p>
         </w:tc>
@@ -37524,6 +37814,579 @@
       </w:r>
       <w:r>
         <w:t xml:space="preserve">. La fila 25 km/10 d reproduce la misma muestra y features que las particiones principales; su pequeña diferencia con la Tabla 10 refleja el reentrenamiento dentro de este arnés, no un target o muestra distintos. M3 superó a M2 en las 18 comparaciones región × evaluación (ΔROC +0.004 a +0.016). La ventana de 7 días tuvo el mayor ROC-AUC en cada par región × radio, y el efecto del radio fue pequeño: 35 km fue ligeramente mejor en Chaco y 25 km en Oriental. El ranking y la conclusión de D2 son estables.</w:t>
+      </w:r>
+    </w:p>
+    <w:p>
+      <w:pPr>
+        <w:pStyle w:val="BodyText"/>
+      </w:pPr>
+      <w:r>
+        <w:rPr>
+          <w:b/>
+          <w:bCs/>
+        </w:rPr>
+        <w:t xml:space="preserve">Tabla S21.</w:t>
+      </w:r>
+      <w:r>
+        <w:t xml:space="preserve"> </w:t>
+      </w:r>
+      <w:r>
+        <w:t xml:space="preserve">Línea base GBT solo meteorología en el test retrospectivo 2024–2025. El modelo usa el mismo aprendiz, capacidad, restricciones monótonas y calibración de Platt monótona que M1/M2/M3, pero solo el conjunto de información disponible para el FWI canadiense.</w:t>
+      </w:r>
+    </w:p>
+    <w:tbl>
+      <w:tblPr>
+        <w:tblStyle w:val="Table"/>
+        <w:tblW w:type="pct" w:w="5000"/>
+        <w:tblLayout w:type="fixed"/>
+        <w:tblLook w:firstRow="1" w:lastRow="0" w:firstColumn="0" w:lastColumn="0" w:noHBand="0" w:noVBand="0" w:val="0020"/>
+      </w:tblPr>
+      <w:tblGrid>
+        <w:gridCol w:w="660"/>
+        <w:gridCol w:w="660"/>
+        <w:gridCol w:w="660"/>
+        <w:gridCol w:w="660"/>
+        <w:gridCol w:w="660"/>
+        <w:gridCol w:w="660"/>
+        <w:gridCol w:w="660"/>
+        <w:gridCol w:w="660"/>
+        <w:gridCol w:w="660"/>
+        <w:gridCol w:w="660"/>
+        <w:gridCol w:w="660"/>
+        <w:gridCol w:w="660"/>
+      </w:tblGrid>
+      <w:tr>
+        <w:trPr>
+          <w:tblHeader w:val="on"/>
+        </w:trPr>
+        <w:tc>
+          <w:tcPr/>
+          <w:p>
+            <w:pPr>
+              <w:pStyle w:val="Compact"/>
+            </w:pPr>
+            <w:r>
+              <w:t xml:space="preserve">Region</w:t>
+            </w:r>
+          </w:p>
+        </w:tc>
+        <w:tc>
+          <w:tcPr/>
+          <w:p>
+            <w:pPr>
+              <w:pStyle w:val="Compact"/>
+            </w:pPr>
+            <w:r>
+              <w:t xml:space="preserve">ROC-AUC [95 % CI]</w:t>
+            </w:r>
+          </w:p>
+        </w:tc>
+        <w:tc>
+          <w:tcPr/>
+          <w:p>
+            <w:pPr>
+              <w:pStyle w:val="Compact"/>
+            </w:pPr>
+            <w:r>
+              <w:t xml:space="preserve">PR-AUC</w:t>
+            </w:r>
+          </w:p>
+        </w:tc>
+        <w:tc>
+          <w:tcPr/>
+          <w:p>
+            <w:pPr>
+              <w:pStyle w:val="Compact"/>
+            </w:pPr>
+            <w:r>
+              <w:t xml:space="preserve">Brier</w:t>
+            </w:r>
+          </w:p>
+        </w:tc>
+        <w:tc>
+          <w:tcPr/>
+          <w:p>
+            <w:pPr>
+              <w:pStyle w:val="Compact"/>
+            </w:pPr>
+            <w:r>
+              <w:t xml:space="preserve">BSS</w:t>
+            </w:r>
+          </w:p>
+        </w:tc>
+        <w:tc>
+          <w:tcPr/>
+          <w:p>
+            <w:pPr>
+              <w:pStyle w:val="Compact"/>
+            </w:pPr>
+            <w:r>
+              <w:t xml:space="preserve">ECE</w:t>
+            </w:r>
+          </w:p>
+        </w:tc>
+        <w:tc>
+          <w:tcPr/>
+          <w:p>
+            <w:pPr>
+              <w:pStyle w:val="Compact"/>
+            </w:pPr>
+            <w:r>
+              <w:t xml:space="preserve">Cutoff</w:t>
+            </w:r>
+          </w:p>
+        </w:tc>
+        <w:tc>
+          <w:tcPr/>
+          <w:p>
+            <w:pPr>
+              <w:pStyle w:val="Compact"/>
+            </w:pPr>
+            <w:r>
+              <w:t xml:space="preserve">Precision</w:t>
+            </w:r>
+          </w:p>
+        </w:tc>
+        <w:tc>
+          <w:tcPr/>
+          <w:p>
+            <w:pPr>
+              <w:pStyle w:val="Compact"/>
+            </w:pPr>
+            <w:r>
+              <w:t xml:space="preserve">Recall</w:t>
+            </w:r>
+          </w:p>
+        </w:tc>
+        <w:tc>
+          <w:tcPr/>
+          <w:p>
+            <w:pPr>
+              <w:pStyle w:val="Compact"/>
+            </w:pPr>
+            <w:r>
+              <w:t xml:space="preserve">F0.5</w:t>
+            </w:r>
+          </w:p>
+        </w:tc>
+        <w:tc>
+          <w:tcPr/>
+          <w:p>
+            <w:pPr>
+              <w:pStyle w:val="Compact"/>
+            </w:pPr>
+            <w:r>
+              <w:t xml:space="preserve">FP</w:t>
+            </w:r>
+          </w:p>
+        </w:tc>
+        <w:tc>
+          <w:tcPr/>
+          <w:p>
+            <w:pPr>
+              <w:pStyle w:val="Compact"/>
+            </w:pPr>
+            <w:r>
+              <w:t xml:space="preserve">ΔROC vs M3 (p)</w:t>
+            </w:r>
+          </w:p>
+        </w:tc>
+      </w:tr>
+      <w:tr>
+        <w:tc>
+          <w:tcPr/>
+          <w:p>
+            <w:pPr>
+              <w:pStyle w:val="Compact"/>
+            </w:pPr>
+            <w:r>
+              <w:t xml:space="preserve">Chaco</w:t>
+            </w:r>
+          </w:p>
+        </w:tc>
+        <w:tc>
+          <w:tcPr/>
+          <w:p>
+            <w:pPr>
+              <w:pStyle w:val="Compact"/>
+            </w:pPr>
+            <w:r>
+              <w:t xml:space="preserve">0.5512 [0.542–0.560]</w:t>
+            </w:r>
+          </w:p>
+        </w:tc>
+        <w:tc>
+          <w:tcPr/>
+          <w:p>
+            <w:pPr>
+              <w:pStyle w:val="Compact"/>
+            </w:pPr>
+            <w:r>
+              <w:t xml:space="preserve">0.1071</w:t>
+            </w:r>
+          </w:p>
+        </w:tc>
+        <w:tc>
+          <w:tcPr/>
+          <w:p>
+            <w:pPr>
+              <w:pStyle w:val="Compact"/>
+            </w:pPr>
+            <w:r>
+              <w:t xml:space="preserve">0.0824</w:t>
+            </w:r>
+          </w:p>
+        </w:tc>
+        <w:tc>
+          <w:tcPr/>
+          <w:p>
+            <w:pPr>
+              <w:pStyle w:val="Compact"/>
+            </w:pPr>
+            <w:r>
+              <w:t xml:space="preserve">0.0025</w:t>
+            </w:r>
+          </w:p>
+        </w:tc>
+        <w:tc>
+          <w:tcPr/>
+          <w:p>
+            <w:pPr>
+              <w:pStyle w:val="Compact"/>
+            </w:pPr>
+            <w:r>
+              <w:t xml:space="preserve">0.0013</w:t>
+            </w:r>
+          </w:p>
+        </w:tc>
+        <w:tc>
+          <w:tcPr/>
+          <w:p>
+            <w:pPr>
+              <w:pStyle w:val="Compact"/>
+            </w:pPr>
+            <w:r>
+              <w:t xml:space="preserve">0.1020</w:t>
+            </w:r>
+          </w:p>
+        </w:tc>
+        <w:tc>
+          <w:tcPr/>
+          <w:p>
+            <w:pPr>
+              <w:pStyle w:val="Compact"/>
+            </w:pPr>
+            <w:r>
+              <w:t xml:space="preserve">0.1143</w:t>
+            </w:r>
+          </w:p>
+        </w:tc>
+        <w:tc>
+          <w:tcPr/>
+          <w:p>
+            <w:pPr>
+              <w:pStyle w:val="Compact"/>
+            </w:pPr>
+            <w:r>
+              <w:t xml:space="preserve">0.1932</w:t>
+            </w:r>
+          </w:p>
+        </w:tc>
+        <w:tc>
+          <w:tcPr/>
+          <w:p>
+            <w:pPr>
+              <w:pStyle w:val="Compact"/>
+            </w:pPr>
+            <w:r>
+              <w:t xml:space="preserve">0.1245</w:t>
+            </w:r>
+          </w:p>
+        </w:tc>
+        <w:tc>
+          <w:tcPr/>
+          <w:p>
+            <w:pPr>
+              <w:pStyle w:val="Compact"/>
+            </w:pPr>
+            <w:r>
+              <w:t xml:space="preserve">24036</w:t>
+            </w:r>
+          </w:p>
+        </w:tc>
+        <w:tc>
+          <w:tcPr/>
+          <w:p>
+            <w:pPr>
+              <w:pStyle w:val="Compact"/>
+            </w:pPr>
+            <w:r>
+              <w:t xml:space="preserve">+0.2509 (≤0.001)</w:t>
+            </w:r>
+          </w:p>
+        </w:tc>
+      </w:tr>
+      <w:tr>
+        <w:tc>
+          <w:tcPr/>
+          <w:p>
+            <w:pPr>
+              <w:pStyle w:val="Compact"/>
+            </w:pPr>
+            <w:r>
+              <w:t xml:space="preserve">Oriental</w:t>
+            </w:r>
+          </w:p>
+        </w:tc>
+        <w:tc>
+          <w:tcPr/>
+          <w:p>
+            <w:pPr>
+              <w:pStyle w:val="Compact"/>
+            </w:pPr>
+            <w:r>
+              <w:t xml:space="preserve">0.5645 [0.556–0.575]</w:t>
+            </w:r>
+          </w:p>
+        </w:tc>
+        <w:tc>
+          <w:tcPr/>
+          <w:p>
+            <w:pPr>
+              <w:pStyle w:val="Compact"/>
+            </w:pPr>
+            <w:r>
+              <w:t xml:space="preserve">0.1077</w:t>
+            </w:r>
+          </w:p>
+        </w:tc>
+        <w:tc>
+          <w:tcPr/>
+          <w:p>
+            <w:pPr>
+              <w:pStyle w:val="Compact"/>
+            </w:pPr>
+            <w:r>
+              <w:t xml:space="preserve">0.0823</w:t>
+            </w:r>
+          </w:p>
+        </w:tc>
+        <w:tc>
+          <w:tcPr/>
+          <w:p>
+            <w:pPr>
+              <w:pStyle w:val="Compact"/>
+            </w:pPr>
+            <w:r>
+              <w:t xml:space="preserve">0.0042</w:t>
+            </w:r>
+          </w:p>
+        </w:tc>
+        <w:tc>
+          <w:tcPr/>
+          <w:p>
+            <w:pPr>
+              <w:pStyle w:val="Compact"/>
+            </w:pPr>
+            <w:r>
+              <w:t xml:space="preserve">0.0013</w:t>
+            </w:r>
+          </w:p>
+        </w:tc>
+        <w:tc>
+          <w:tcPr/>
+          <w:p>
+            <w:pPr>
+              <w:pStyle w:val="Compact"/>
+            </w:pPr>
+            <w:r>
+              <w:t xml:space="preserve">0.0975</w:t>
+            </w:r>
+          </w:p>
+        </w:tc>
+        <w:tc>
+          <w:tcPr/>
+          <w:p>
+            <w:pPr>
+              <w:pStyle w:val="Compact"/>
+            </w:pPr>
+            <w:r>
+              <w:t xml:space="preserve">0.1108</w:t>
+            </w:r>
+          </w:p>
+        </w:tc>
+        <w:tc>
+          <w:tcPr/>
+          <w:p>
+            <w:pPr>
+              <w:pStyle w:val="Compact"/>
+            </w:pPr>
+            <w:r>
+              <w:t xml:space="preserve">0.4244</w:t>
+            </w:r>
+          </w:p>
+        </w:tc>
+        <w:tc>
+          <w:tcPr/>
+          <w:p>
+            <w:pPr>
+              <w:pStyle w:val="Compact"/>
+            </w:pPr>
+            <w:r>
+              <w:t xml:space="preserve">0.1300</w:t>
+            </w:r>
+          </w:p>
+        </w:tc>
+        <w:tc>
+          <w:tcPr/>
+          <w:p>
+            <w:pPr>
+              <w:pStyle w:val="Compact"/>
+            </w:pPr>
+            <w:r>
+              <w:t xml:space="preserve">61905</w:t>
+            </w:r>
+          </w:p>
+        </w:tc>
+        <w:tc>
+          <w:tcPr/>
+          <w:p>
+            <w:pPr>
+              <w:pStyle w:val="Compact"/>
+            </w:pPr>
+            <w:r>
+              <w:t xml:space="preserve">+0.1889 (≤0.001)</w:t>
+            </w:r>
+          </w:p>
+        </w:tc>
+      </w:tr>
+    </w:tbl>
+    <w:p>
+      <w:pPr>
+        <w:pStyle w:val="BodyText"/>
+      </w:pPr>
+      <w:r>
+        <w:t xml:space="preserve">Variables (9):</w:t>
+      </w:r>
+      <w:r>
+        <w:t xml:space="preserve"> </w:t>
+      </w:r>
+      <w:r>
+        <w:rPr>
+          <w:rStyle w:val="VerbatimChar"/>
+        </w:rPr>
+        <w:t xml:space="preserve">temp_max_c</w:t>
+      </w:r>
+      <w:r>
+        <w:t xml:space="preserve">,</w:t>
+      </w:r>
+      <w:r>
+        <w:t xml:space="preserve"> </w:t>
+      </w:r>
+      <w:r>
+        <w:rPr>
+          <w:rStyle w:val="VerbatimChar"/>
+        </w:rPr>
+        <w:t xml:space="preserve">temp_min_c</w:t>
+      </w:r>
+      <w:r>
+        <w:t xml:space="preserve">,</w:t>
+      </w:r>
+      <w:r>
+        <w:t xml:space="preserve"> </w:t>
+      </w:r>
+      <w:r>
+        <w:rPr>
+          <w:rStyle w:val="VerbatimChar"/>
+        </w:rPr>
+        <w:t xml:space="preserve">vpd_max_kpa</w:t>
+      </w:r>
+      <w:r>
+        <w:t xml:space="preserve">,</w:t>
+      </w:r>
+      <w:r>
+        <w:t xml:space="preserve"> </w:t>
+      </w:r>
+      <w:r>
+        <w:rPr>
+          <w:rStyle w:val="VerbatimChar"/>
+        </w:rPr>
+        <w:t xml:space="preserve">viento_max_kmh</w:t>
+      </w:r>
+      <w:r>
+        <w:t xml:space="preserve">,</w:t>
+      </w:r>
+      <w:r>
+        <w:t xml:space="preserve"> </w:t>
+      </w:r>
+      <w:r>
+        <w:rPr>
+          <w:rStyle w:val="VerbatimChar"/>
+        </w:rPr>
+        <w:t xml:space="preserve">precipitacion_mm</w:t>
+      </w:r>
+      <w:r>
+        <w:t xml:space="preserve">,</w:t>
+      </w:r>
+      <w:r>
+        <w:t xml:space="preserve"> </w:t>
+      </w:r>
+      <w:r>
+        <w:rPr>
+          <w:rStyle w:val="VerbatimChar"/>
+        </w:rPr>
+        <w:t xml:space="preserve">precipitacion_48h_mm</w:t>
+      </w:r>
+      <w:r>
+        <w:t xml:space="preserve">,</w:t>
+      </w:r>
+      <w:r>
+        <w:t xml:space="preserve"> </w:t>
+      </w:r>
+      <w:r>
+        <w:rPr>
+          <w:rStyle w:val="VerbatimChar"/>
+        </w:rPr>
+        <w:t xml:space="preserve">dias_secos_consecutivos</w:t>
+      </w:r>
+      <w:r>
+        <w:t xml:space="preserve">,</w:t>
+      </w:r>
+      <w:r>
+        <w:t xml:space="preserve"> </w:t>
+      </w:r>
+      <w:r>
+        <w:rPr>
+          <w:rStyle w:val="VerbatimChar"/>
+        </w:rPr>
+        <w:t xml:space="preserve">ffmc</w:t>
+      </w:r>
+      <w:r>
+        <w:t xml:space="preserve">,</w:t>
+      </w:r>
+      <w:r>
+        <w:t xml:space="preserve"> </w:t>
+      </w:r>
+      <w:r>
+        <w:rPr>
+          <w:rStyle w:val="VerbatimChar"/>
+        </w:rPr>
+        <w:t xml:space="preserve">isi</w:t>
+      </w:r>
+      <w:r>
+        <w:t xml:space="preserve">. El BSS es relativo a la prevalencia de entrenamiento 2018–2022. ΔROC es M3 menos el GBT solo meteorología, con bootstrap pareado agrupado por fecha (B = 1 000). La tabla legible por máquina está en</w:t>
+      </w:r>
+      <w:r>
+        <w:t xml:space="preserve"> </w:t>
+      </w:r>
+      <w:r>
+        <w:rPr>
+          <w:rStyle w:val="VerbatimChar"/>
+        </w:rPr>
+        <w:t xml:space="preserve">tablas/tablaS21_benchmark_weather_only.csv</w:t>
+      </w:r>
+      <w:r>
+        <w:t xml:space="preserve">.</w:t>
       </w:r>
     </w:p>
     <w:bookmarkEnd w:id="24"/>

--- a/entregables/material_suplementario_es.docx
+++ b/entregables/material_suplementario_es.docx
@@ -2166,7 +2166,7 @@
         <w:pStyle w:val="BodyText"/>
       </w:pPr>
       <w:r>
-        <w:t xml:space="preserve">El bootstrap remuestrea por fecha, no por fila, porque la actividad diaria de incendios está fuertemente agrupada. Se retienen todas las celdas de una fecha muestreada; esto preserva la dependencia intradía. El holdout espacial elimina un bloque completo de 50 km más un buffer de 20 km, recalcula los priors históricos sin los incendios retenidos y evalúa tanto celdas retenidas como no retenidas. Las métricas principales son ROC-AUC y PR-AUC; también se reportan Brier score, error de calibración esperado, precisión, recall, F0.5 y falsos positivos. Los intervalos de AUC usan 500 réplicas bootstrap agrupadas; las diferencias pareadas usan 1 000. Como se hacen cuatro comparaciones principales frente a FWI e INPE, las afirmaciones de significancia son un resultado de cribado conservador, no una inferencia ajustada por multiplicidad. La resolución del bootstrap es 0.001.</w:t>
+        <w:t xml:space="preserve">El bootstrap remuestrea por fecha, no por fila, porque la actividad diaria de incendios está fuertemente agrupada. Se retienen todas las celdas de una fecha muestreada; esto preserva la dependencia intradía. El holdout espacial elimina un bloque completo de 50 km más un buffer de 20 km, recalcula los priors históricos sin los incendios retenidos y evalúa tanto celdas retenidas como no retenidas. Las métricas principales son ROC-AUC y PR-AUC; también se reportan Brier score, error de calibración esperado, precisión, recall, F0.5 y falsos positivos. Los intervalos de AUC usan 500 réplicas bootstrap agrupadas; las diferencias pareadas usan 1 000. Las seis comparaciones confirmatorias se corrigen con Holm–Bonferroni y Benjamini–Hochberg; todas siguen siendo significativas con α = 0.05. La resolución del bootstrap es 0.001, por lo que los valores ajustados en el piso son cotas superiores.</w:t>
       </w:r>
     </w:p>
     <w:p>
@@ -9885,7 +9885,7 @@
         <w:t xml:space="preserve"> </w:t>
       </w:r>
       <w:r>
-        <w:t xml:space="preserve">Diferencias pareadas de ROC-AUC frente a FWI e INPE, agrupadas por fecha (test retrospectivo 2024–2025).</w:t>
+        <w:t xml:space="preserve">Diferencias pareadas de ROC-AUC para las seis comparaciones confirmatorias (cuatro frente a FWI/INPE y dos M3−M2), agrupadas por fecha (test retrospectivo 2024–2025). Se reportan los valores p ajustados por Holm–Bonferroni y Benjamini–Hochberg.</w:t>
       </w:r>
     </w:p>
     <w:tbl>
@@ -9896,12 +9896,14 @@
         <w:tblLook w:firstRow="1" w:lastRow="0" w:firstColumn="0" w:lastColumn="0" w:noHBand="0" w:noVBand="0" w:val="0020"/>
       </w:tblPr>
       <w:tblGrid>
-        <w:gridCol w:w="1320"/>
-        <w:gridCol w:w="1320"/>
-        <w:gridCol w:w="1320"/>
-        <w:gridCol w:w="1320"/>
-        <w:gridCol w:w="1320"/>
-        <w:gridCol w:w="1320"/>
+        <w:gridCol w:w="990"/>
+        <w:gridCol w:w="990"/>
+        <w:gridCol w:w="990"/>
+        <w:gridCol w:w="990"/>
+        <w:gridCol w:w="990"/>
+        <w:gridCol w:w="990"/>
+        <w:gridCol w:w="990"/>
+        <w:gridCol w:w="990"/>
       </w:tblGrid>
       <w:tr>
         <w:trPr>
@@ -9958,18 +9960,40 @@
               <w:pStyle w:val="Compact"/>
             </w:pPr>
             <w:r>
-              <w:t xml:space="preserve">p value</w:t>
-            </w:r>
-          </w:p>
-        </w:tc>
-        <w:tc>
-          <w:tcPr/>
-          <w:p>
-            <w:pPr>
-              <w:pStyle w:val="Compact"/>
-            </w:pPr>
-            <w:r>
-              <w:t xml:space="preserve">Bootstrap replicates</w:t>
+              <w:t xml:space="preserve">p raw</w:t>
+            </w:r>
+          </w:p>
+        </w:tc>
+        <w:tc>
+          <w:tcPr/>
+          <w:p>
+            <w:pPr>
+              <w:pStyle w:val="Compact"/>
+            </w:pPr>
+            <w:r>
+              <w:t xml:space="preserve">p Holm</w:t>
+            </w:r>
+          </w:p>
+        </w:tc>
+        <w:tc>
+          <w:tcPr/>
+          <w:p>
+            <w:pPr>
+              <w:pStyle w:val="Compact"/>
+            </w:pPr>
+            <w:r>
+              <w:t xml:space="preserve">p BH</w:t>
+            </w:r>
+          </w:p>
+        </w:tc>
+        <w:tc>
+          <w:tcPr/>
+          <w:p>
+            <w:pPr>
+              <w:pStyle w:val="Compact"/>
+            </w:pPr>
+            <w:r>
+              <w:t xml:space="preserve">B</w:t>
             </w:r>
           </w:p>
         </w:tc>
@@ -10026,7 +10050,29 @@
               <w:pStyle w:val="Compact"/>
             </w:pPr>
             <w:r>
-              <w:t xml:space="preserve">0.001</w:t>
+              <w:t xml:space="preserve">≤0.001</w:t>
+            </w:r>
+          </w:p>
+        </w:tc>
+        <w:tc>
+          <w:tcPr/>
+          <w:p>
+            <w:pPr>
+              <w:pStyle w:val="Compact"/>
+            </w:pPr>
+            <w:r>
+              <w:t xml:space="preserve">0.0060</w:t>
+            </w:r>
+          </w:p>
+        </w:tc>
+        <w:tc>
+          <w:tcPr/>
+          <w:p>
+            <w:pPr>
+              <w:pStyle w:val="Compact"/>
+            </w:pPr>
+            <w:r>
+              <w:t xml:space="preserve">0.0010</w:t>
             </w:r>
           </w:p>
         </w:tc>
@@ -10094,7 +10140,29 @@
               <w:pStyle w:val="Compact"/>
             </w:pPr>
             <w:r>
-              <w:t xml:space="preserve">0.001</w:t>
+              <w:t xml:space="preserve">≤0.001</w:t>
+            </w:r>
+          </w:p>
+        </w:tc>
+        <w:tc>
+          <w:tcPr/>
+          <w:p>
+            <w:pPr>
+              <w:pStyle w:val="Compact"/>
+            </w:pPr>
+            <w:r>
+              <w:t xml:space="preserve">0.0060</w:t>
+            </w:r>
+          </w:p>
+        </w:tc>
+        <w:tc>
+          <w:tcPr/>
+          <w:p>
+            <w:pPr>
+              <w:pStyle w:val="Compact"/>
+            </w:pPr>
+            <w:r>
+              <w:t xml:space="preserve">0.0010</w:t>
             </w:r>
           </w:p>
         </w:tc>
@@ -10118,7 +10186,7 @@
               <w:pStyle w:val="Compact"/>
             </w:pPr>
             <w:r>
-              <w:t xml:space="preserve">Chaco</w:t>
+              <w:t xml:space="preserve">Oriental</w:t>
             </w:r>
           </w:p>
         </w:tc>
@@ -10140,29 +10208,51 @@
               <w:pStyle w:val="Compact"/>
             </w:pPr>
             <w:r>
-              <w:t xml:space="preserve">Incendios_PY (Ignición Híbrida M3) vs Canadian FWI completo</w:t>
-            </w:r>
-          </w:p>
-        </w:tc>
-        <w:tc>
-          <w:tcPr/>
-          <w:p>
-            <w:pPr>
-              <w:pStyle w:val="Compact"/>
-            </w:pPr>
-            <w:r>
-              <w:t xml:space="preserve">0.2848</w:t>
-            </w:r>
-          </w:p>
-        </w:tc>
-        <w:tc>
-          <w:tcPr/>
-          <w:p>
-            <w:pPr>
-              <w:pStyle w:val="Compact"/>
-            </w:pPr>
-            <w:r>
-              <w:t xml:space="preserve">0.001</w:t>
+              <w:t xml:space="preserve">Incendios_PY (Ignición Híbrida M3) vs Incendios_PY (Ignición Base M2)</w:t>
+            </w:r>
+          </w:p>
+        </w:tc>
+        <w:tc>
+          <w:tcPr/>
+          <w:p>
+            <w:pPr>
+              <w:pStyle w:val="Compact"/>
+            </w:pPr>
+            <w:r>
+              <w:t xml:space="preserve">0.0128</w:t>
+            </w:r>
+          </w:p>
+        </w:tc>
+        <w:tc>
+          <w:tcPr/>
+          <w:p>
+            <w:pPr>
+              <w:pStyle w:val="Compact"/>
+            </w:pPr>
+            <w:r>
+              <w:t xml:space="preserve">≤0.001</w:t>
+            </w:r>
+          </w:p>
+        </w:tc>
+        <w:tc>
+          <w:tcPr/>
+          <w:p>
+            <w:pPr>
+              <w:pStyle w:val="Compact"/>
+            </w:pPr>
+            <w:r>
+              <w:t xml:space="preserve">0.0060</w:t>
+            </w:r>
+          </w:p>
+        </w:tc>
+        <w:tc>
+          <w:tcPr/>
+          <w:p>
+            <w:pPr>
+              <w:pStyle w:val="Compact"/>
+            </w:pPr>
+            <w:r>
+              <w:t xml:space="preserve">0.0010</w:t>
             </w:r>
           </w:p>
         </w:tc>
@@ -10208,6 +10298,96 @@
               <w:pStyle w:val="Compact"/>
             </w:pPr>
             <w:r>
+              <w:t xml:space="preserve">Incendios_PY (Ignición Híbrida M3) vs Canadian FWI completo</w:t>
+            </w:r>
+          </w:p>
+        </w:tc>
+        <w:tc>
+          <w:tcPr/>
+          <w:p>
+            <w:pPr>
+              <w:pStyle w:val="Compact"/>
+            </w:pPr>
+            <w:r>
+              <w:t xml:space="preserve">0.2848</w:t>
+            </w:r>
+          </w:p>
+        </w:tc>
+        <w:tc>
+          <w:tcPr/>
+          <w:p>
+            <w:pPr>
+              <w:pStyle w:val="Compact"/>
+            </w:pPr>
+            <w:r>
+              <w:t xml:space="preserve">≤0.001</w:t>
+            </w:r>
+          </w:p>
+        </w:tc>
+        <w:tc>
+          <w:tcPr/>
+          <w:p>
+            <w:pPr>
+              <w:pStyle w:val="Compact"/>
+            </w:pPr>
+            <w:r>
+              <w:t xml:space="preserve">0.0060</w:t>
+            </w:r>
+          </w:p>
+        </w:tc>
+        <w:tc>
+          <w:tcPr/>
+          <w:p>
+            <w:pPr>
+              <w:pStyle w:val="Compact"/>
+            </w:pPr>
+            <w:r>
+              <w:t xml:space="preserve">0.0010</w:t>
+            </w:r>
+          </w:p>
+        </w:tc>
+        <w:tc>
+          <w:tcPr/>
+          <w:p>
+            <w:pPr>
+              <w:pStyle w:val="Compact"/>
+            </w:pPr>
+            <w:r>
+              <w:t xml:space="preserve">1000</w:t>
+            </w:r>
+          </w:p>
+        </w:tc>
+      </w:tr>
+      <w:tr>
+        <w:tc>
+          <w:tcPr/>
+          <w:p>
+            <w:pPr>
+              <w:pStyle w:val="Compact"/>
+            </w:pPr>
+            <w:r>
+              <w:t xml:space="preserve">Chaco</w:t>
+            </w:r>
+          </w:p>
+        </w:tc>
+        <w:tc>
+          <w:tcPr/>
+          <w:p>
+            <w:pPr>
+              <w:pStyle w:val="Compact"/>
+            </w:pPr>
+            <w:r>
+              <w:t xml:space="preserve">ignicion</w:t>
+            </w:r>
+          </w:p>
+        </w:tc>
+        <w:tc>
+          <w:tcPr/>
+          <w:p>
+            <w:pPr>
+              <w:pStyle w:val="Compact"/>
+            </w:pPr>
+            <w:r>
               <w:t xml:space="preserve">Incendios_PY (Ignición Híbrida M3) vs INPE Risco de Fogo</w:t>
             </w:r>
           </w:p>
@@ -10230,7 +10410,119 @@
               <w:pStyle w:val="Compact"/>
             </w:pPr>
             <w:r>
-              <w:t xml:space="preserve">0.001</w:t>
+              <w:t xml:space="preserve">≤0.001</w:t>
+            </w:r>
+          </w:p>
+        </w:tc>
+        <w:tc>
+          <w:tcPr/>
+          <w:p>
+            <w:pPr>
+              <w:pStyle w:val="Compact"/>
+            </w:pPr>
+            <w:r>
+              <w:t xml:space="preserve">0.0060</w:t>
+            </w:r>
+          </w:p>
+        </w:tc>
+        <w:tc>
+          <w:tcPr/>
+          <w:p>
+            <w:pPr>
+              <w:pStyle w:val="Compact"/>
+            </w:pPr>
+            <w:r>
+              <w:t xml:space="preserve">0.0010</w:t>
+            </w:r>
+          </w:p>
+        </w:tc>
+        <w:tc>
+          <w:tcPr/>
+          <w:p>
+            <w:pPr>
+              <w:pStyle w:val="Compact"/>
+            </w:pPr>
+            <w:r>
+              <w:t xml:space="preserve">1000</w:t>
+            </w:r>
+          </w:p>
+        </w:tc>
+      </w:tr>
+      <w:tr>
+        <w:tc>
+          <w:tcPr/>
+          <w:p>
+            <w:pPr>
+              <w:pStyle w:val="Compact"/>
+            </w:pPr>
+            <w:r>
+              <w:t xml:space="preserve">Chaco</w:t>
+            </w:r>
+          </w:p>
+        </w:tc>
+        <w:tc>
+          <w:tcPr/>
+          <w:p>
+            <w:pPr>
+              <w:pStyle w:val="Compact"/>
+            </w:pPr>
+            <w:r>
+              <w:t xml:space="preserve">ignicion</w:t>
+            </w:r>
+          </w:p>
+        </w:tc>
+        <w:tc>
+          <w:tcPr/>
+          <w:p>
+            <w:pPr>
+              <w:pStyle w:val="Compact"/>
+            </w:pPr>
+            <w:r>
+              <w:t xml:space="preserve">Incendios_PY (Ignición Híbrida M3) vs Incendios_PY (Ignición Base M2)</w:t>
+            </w:r>
+          </w:p>
+        </w:tc>
+        <w:tc>
+          <w:tcPr/>
+          <w:p>
+            <w:pPr>
+              <w:pStyle w:val="Compact"/>
+            </w:pPr>
+            <w:r>
+              <w:t xml:space="preserve">0.0030</w:t>
+            </w:r>
+          </w:p>
+        </w:tc>
+        <w:tc>
+          <w:tcPr/>
+          <w:p>
+            <w:pPr>
+              <w:pStyle w:val="Compact"/>
+            </w:pPr>
+            <w:r>
+              <w:t xml:space="preserve">≤0.001</w:t>
+            </w:r>
+          </w:p>
+        </w:tc>
+        <w:tc>
+          <w:tcPr/>
+          <w:p>
+            <w:pPr>
+              <w:pStyle w:val="Compact"/>
+            </w:pPr>
+            <w:r>
+              <w:t xml:space="preserve">0.0060</w:t>
+            </w:r>
+          </w:p>
+        </w:tc>
+        <w:tc>
+          <w:tcPr/>
+          <w:p>
+            <w:pPr>
+              <w:pStyle w:val="Compact"/>
+            </w:pPr>
+            <w:r>
+              <w:t xml:space="preserve">0.0010</w:t>
             </w:r>
           </w:p>
         </w:tc>
@@ -10252,7 +10544,7 @@
         <w:pStyle w:val="BodyText"/>
       </w:pPr>
       <w:r>
-        <w:t xml:space="preserve">The comparison uses B = 1,000 grouped-by-date bootstrap replicates. Values are retrospective diagnostics, not a blind confirmation.</w:t>
+        <w:t xml:space="preserve">The family is pre-specified as the six confirmatory comparisons. With B = 1,000 the bootstrap resolution is 0.001, so the raw p-values sit at the resolution floor and the adjusted values are upper bounds. Values are retrospective diagnostics, not a blind confirmation.</w:t>
       </w:r>
     </w:p>
     <w:p>
